--- a/fuentes/135333_CF4_DU.docx
+++ b/fuentes/135333_CF4_DU.docx
@@ -4893,6 +4893,7 @@
         <w:rPr>
           <w:lang w:val="es-419" w:eastAsia="es-CO"/>
         </w:rPr>
+        <w:lastRenderedPageBreak/>
         <w:t>En resumen, estos fueron los elementos de la gestión de la cadena de suministro que los líderes tienen en cuenta a la hora de tomar decisiones estratégicas. Por lo tanto, cada componente de la gestión de la cadena de suministro es vital para tomar decisiones estratégicas, ya sea en términos de diversificación de productos o vertical en una organización. Con la tendencia actual a la transformación digital, se han tomado muchas iniciativas digitales para la cadena de suministro, lo que puede ser utilizado por la empresa como una ventaja competitiva.</w:t>
       </w:r>
     </w:p>
@@ -4935,19 +4936,7 @@
         <w:rPr>
           <w:lang w:val="es-419" w:eastAsia="es-CO"/>
         </w:rPr>
-        <w:t xml:space="preserve">La notificación de requerimientos de Peticiones, Quejas, Reclamos y Sugerencias (PQRS) es el proceso formal mediante el cual una entidad informa al ciudadano sobre el estado, trámite o respuesta definitiva a su solicitud. En el siguiente video se </w:t>
-      </w:r>
-      <w:r>
-        <w:rPr>
-          <w:lang w:val="es-419" w:eastAsia="es-CO"/>
-        </w:rPr>
-        <w:t>amplía</w:t>
-      </w:r>
-      <w:r>
-        <w:rPr>
-          <w:lang w:val="es-419" w:eastAsia="es-CO"/>
-        </w:rPr>
-        <w:t xml:space="preserve"> la información.</w:t>
+        <w:t>La notificación de requerimientos de Peticiones, Quejas, Reclamos y Sugerencias (PQRS) es el proceso formal mediante el cual una entidad informa al ciudadano sobre el estado, trámite o respuesta definitiva a su solicitud. En el siguiente video se amplía la información.</w:t>
       </w:r>
     </w:p>
     <w:p>
@@ -5275,6 +5264,7 @@
         <w:rPr>
           <w:lang w:val="es-419" w:eastAsia="es-CO"/>
         </w:rPr>
+        <w:lastRenderedPageBreak/>
         <w:t>Peticiones, quejas, reclamos, sugerencias, felicitaciones (PQRSF): estos componentes constituyen la mayor composición dentro de los requerimientos de los usuarios, ya que la mayoría de sus solicitudes hacia la empresa están enfocadas en ellas. A nivel general, las PQR hacen alusión a inconformidades o dificultades con la empresa, su personal o los productos adquiridos, mientras que las felicitaciones aluden a un reconocimiento de cliente hacia la empresa y las sugerencias una visión de mejora desde una perspectiva propositiva.</w:t>
       </w:r>
     </w:p>
@@ -7831,7 +7821,19 @@
         <w:rPr>
           <w:lang w:val="es-419" w:eastAsia="es-CO"/>
         </w:rPr>
-        <w:t>Es necesario destacar el hecho de que hay un límite en la forma en que cada uno de los puntos de optimización puede mejorar. También se han visto los efectos de la anulación donde el aumento de la eficacia de una acción concreta parecía producirse solo a favor de otra acción.</w:t>
+        <w:t>Es necesario destacar el hecho de que hay un límite en la forma en que cada uno de los puntos de optimización puede mejorar. También se han visto los efectos de la anulació</w:t>
+      </w:r>
+      <w:r>
+        <w:rPr>
+          <w:lang w:val="es-419" w:eastAsia="es-CO"/>
+        </w:rPr>
+        <w:t>n,</w:t>
+      </w:r>
+      <w:r>
+        <w:rPr>
+          <w:lang w:val="es-419" w:eastAsia="es-CO"/>
+        </w:rPr>
+        <w:t xml:space="preserve"> donde el aumento de la eficacia de una acción concreta parecía producirse solo a favor de otra acción.</w:t>
       </w:r>
     </w:p>
     <w:p>
@@ -10446,12 +10448,21 @@
                 <w:szCs w:val="28"/>
               </w:rPr>
             </w:pPr>
+            <w:proofErr w:type="gramStart"/>
             <w:r>
               <w:rPr>
                 <w:rFonts w:cstheme="minorHAnsi"/>
                 <w:szCs w:val="28"/>
               </w:rPr>
-              <w:t>Total de pedidos no entregados a tiempo.</w:t>
+              <w:t>Total</w:t>
+            </w:r>
+            <w:proofErr w:type="gramEnd"/>
+            <w:r>
+              <w:rPr>
+                <w:rFonts w:cstheme="minorHAnsi"/>
+                <w:szCs w:val="28"/>
+              </w:rPr>
+              <w:t xml:space="preserve"> de pedidos no entregados a tiempo.</w:t>
             </w:r>
             <w:r>
               <w:rPr>
@@ -10469,12 +10480,21 @@
                 <w:szCs w:val="28"/>
               </w:rPr>
             </w:pPr>
+            <w:proofErr w:type="gramStart"/>
             <w:r>
               <w:rPr>
                 <w:rFonts w:cstheme="minorHAnsi"/>
                 <w:szCs w:val="28"/>
               </w:rPr>
-              <w:t>Total de pedidos despachados.</w:t>
+              <w:t>Total</w:t>
+            </w:r>
+            <w:proofErr w:type="gramEnd"/>
+            <w:r>
+              <w:rPr>
+                <w:rFonts w:cstheme="minorHAnsi"/>
+                <w:szCs w:val="28"/>
+              </w:rPr>
+              <w:t xml:space="preserve"> de pedidos despachados.</w:t>
             </w:r>
           </w:p>
         </w:tc>
@@ -10526,6 +10546,7 @@
                 <w:rFonts w:asciiTheme="minorHAnsi" w:hAnsiTheme="minorHAnsi" w:cstheme="minorHAnsi"/>
                 <w:szCs w:val="28"/>
               </w:rPr>
+              <w:lastRenderedPageBreak/>
               <w:t>Calidad de la facturación</w:t>
             </w:r>
           </w:p>
@@ -10579,12 +10600,21 @@
                 <w:szCs w:val="28"/>
               </w:rPr>
             </w:pPr>
+            <w:proofErr w:type="gramStart"/>
             <w:r>
               <w:rPr>
                 <w:rFonts w:cstheme="minorHAnsi"/>
                 <w:szCs w:val="28"/>
               </w:rPr>
-              <w:t>Total de facturas emitidas.</w:t>
+              <w:t>Total</w:t>
+            </w:r>
+            <w:proofErr w:type="gramEnd"/>
+            <w:r>
+              <w:rPr>
+                <w:rFonts w:cstheme="minorHAnsi"/>
+                <w:szCs w:val="28"/>
+              </w:rPr>
+              <w:t xml:space="preserve"> de facturas emitidas.</w:t>
             </w:r>
           </w:p>
         </w:tc>
@@ -10668,12 +10698,21 @@
                 <w:szCs w:val="28"/>
               </w:rPr>
             </w:pPr>
+            <w:proofErr w:type="gramStart"/>
             <w:r>
               <w:rPr>
                 <w:rFonts w:cstheme="minorHAnsi"/>
                 <w:szCs w:val="28"/>
               </w:rPr>
-              <w:t>Total notas crédito.</w:t>
+              <w:t>Total</w:t>
+            </w:r>
+            <w:proofErr w:type="gramEnd"/>
+            <w:r>
+              <w:rPr>
+                <w:rFonts w:cstheme="minorHAnsi"/>
+                <w:szCs w:val="28"/>
+              </w:rPr>
+              <w:t xml:space="preserve"> notas crédito.</w:t>
             </w:r>
           </w:p>
           <w:p>
@@ -10684,12 +10723,21 @@
                 <w:szCs w:val="28"/>
               </w:rPr>
             </w:pPr>
+            <w:proofErr w:type="gramStart"/>
             <w:r>
               <w:rPr>
                 <w:rFonts w:cstheme="minorHAnsi"/>
                 <w:szCs w:val="28"/>
               </w:rPr>
-              <w:t>Total de facturas generadas.</w:t>
+              <w:t>Total</w:t>
+            </w:r>
+            <w:proofErr w:type="gramEnd"/>
+            <w:r>
+              <w:rPr>
+                <w:rFonts w:cstheme="minorHAnsi"/>
+                <w:szCs w:val="28"/>
+              </w:rPr>
+              <w:t xml:space="preserve"> de facturas generadas.</w:t>
             </w:r>
           </w:p>
         </w:tc>
@@ -10771,12 +10819,21 @@
                 <w:szCs w:val="28"/>
               </w:rPr>
             </w:pPr>
+            <w:proofErr w:type="gramStart"/>
             <w:r>
               <w:rPr>
                 <w:rFonts w:cstheme="minorHAnsi"/>
                 <w:szCs w:val="28"/>
               </w:rPr>
-              <w:t>Total pedidos pendientes por facturar.</w:t>
+              <w:t>Total</w:t>
+            </w:r>
+            <w:proofErr w:type="gramEnd"/>
+            <w:r>
+              <w:rPr>
+                <w:rFonts w:cstheme="minorHAnsi"/>
+                <w:szCs w:val="28"/>
+              </w:rPr>
+              <w:t xml:space="preserve"> pedidos pendientes por facturar.</w:t>
             </w:r>
           </w:p>
           <w:p>
@@ -10787,12 +10844,21 @@
                 <w:szCs w:val="28"/>
               </w:rPr>
             </w:pPr>
+            <w:proofErr w:type="gramStart"/>
             <w:r>
               <w:rPr>
                 <w:rFonts w:cstheme="minorHAnsi"/>
                 <w:szCs w:val="28"/>
               </w:rPr>
-              <w:t>Total pedidos facturados.</w:t>
+              <w:t>Total</w:t>
+            </w:r>
+            <w:proofErr w:type="gramEnd"/>
+            <w:r>
+              <w:rPr>
+                <w:rFonts w:cstheme="minorHAnsi"/>
+                <w:szCs w:val="28"/>
+              </w:rPr>
+              <w:t xml:space="preserve"> pedidos facturados.</w:t>
             </w:r>
           </w:p>
         </w:tc>
@@ -12265,20 +12331,21 @@
       </w:r>
     </w:p>
     <w:p>
-      <w:pPr>
-        <w:rPr>
-          <w:lang w:val="es-419" w:eastAsia="es-CO"/>
-        </w:rPr>
-      </w:pPr>
-      <w:r>
-        <w:t>El componente formativo Gestión de requerimientos e indicadores de gestión aborda la normativa y los requerimientos en atención al cliente, incluyendo la clasificación, trazabilidad, notificación de recepción y trámite de requerimientos para asegurar un proceso ordenado y eficiente; analiza el sistema de calidad, detallando sus características, objetivos y el protocolo aplicable para garantizar estándares consistentes de servicio; y profundiza en los indicadores de gestión (KPI), abordando su interpretación, aplicabilidad, seguimiento y reporte, con el fin de optimizar la eficiencia de los procesos, promover la mejora continua, fortalecer la satisfacción del cliente y facilitar la toma de decisiones</w:t>
-      </w:r>
-      <w:r>
-        <w:rPr>
-          <w:lang w:val="es-419" w:eastAsia="es-CO"/>
-        </w:rPr>
-        <w:t>.</w:t>
-      </w:r>
+      <w:r>
+        <w:t>En términos de gestión de requerimientos, los requisitos del proceso se refieren a uno de los cuatro tipos de requisitos del proyecto que se identifican así: determinar, recopilar, analizar y registrar. Estos, junto con los requisitos de negocio, producto y recursos, sirven de base para obtener, analizar, especificar y validar las necesidades y expectativas de las partes interesadas para una Atención integral del cliente.</w:t>
+      </w:r>
+    </w:p>
+    <w:p>
+      <w:r>
+        <w:t>La política de atención pluralista y diferencial está dirigida a poblaciones en condición de vulnerabilidad por razones económicas, sociales, étnicas, territoriales, de género y que son sujetas de especial protección por parte del Estado.</w:t>
+      </w:r>
+    </w:p>
+    <w:p>
+      <w:pPr>
+        <w:rPr>
+          <w:lang w:val="es-419" w:eastAsia="es-CO"/>
+        </w:rPr>
+      </w:pPr>
     </w:p>
     <w:p>
       <w:pPr>
@@ -20457,6 +20524,241 @@
 </file>
 
 <file path=customXml/item1.xml><?xml version="1.0" encoding="utf-8"?>
+<ct:contentTypeSchema xmlns:ct="http://schemas.microsoft.com/office/2006/metadata/contentType" xmlns:ma="http://schemas.microsoft.com/office/2006/metadata/properties/metaAttributes" ct:_="" ma:_="" ma:contentTypeName="Documento" ma:contentTypeID="0x0101006A81D6BD42E8DF4C91013959704817E1" ma:contentTypeVersion="15" ma:contentTypeDescription="Crear nuevo documento." ma:contentTypeScope="" ma:versionID="bf4f72ffd194f0963ff564daca6869f7">
+  <xsd:schema xmlns:xsd="http://www.w3.org/2001/XMLSchema" xmlns:xs="http://www.w3.org/2001/XMLSchema" xmlns:p="http://schemas.microsoft.com/office/2006/metadata/properties" xmlns:ns2="13c90a0b-73bc-4dc0-be5f-28d77b615beb" xmlns:ns3="13c93bba-48ce-428c-bfe5-88b42c19b028" targetNamespace="http://schemas.microsoft.com/office/2006/metadata/properties" ma:root="true" ma:fieldsID="8718d6f4873a5b1392a45044efa78385" ns2:_="" ns3:_="">
+    <xsd:import namespace="13c90a0b-73bc-4dc0-be5f-28d77b615beb"/>
+    <xsd:import namespace="13c93bba-48ce-428c-bfe5-88b42c19b028"/>
+    <xsd:element name="properties">
+      <xsd:complexType>
+        <xsd:sequence>
+          <xsd:element name="documentManagement">
+            <xsd:complexType>
+              <xsd:all>
+                <xsd:element ref="ns2:SharedWithUsers" minOccurs="0"/>
+                <xsd:element ref="ns2:SharedWithDetails" minOccurs="0"/>
+                <xsd:element ref="ns3:MediaServiceMetadata" minOccurs="0"/>
+                <xsd:element ref="ns3:MediaServiceFastMetadata" minOccurs="0"/>
+                <xsd:element ref="ns3:MediaServiceSearchProperties" minOccurs="0"/>
+                <xsd:element ref="ns3:MediaServiceObjectDetectorVersions" minOccurs="0"/>
+                <xsd:element ref="ns3:MediaServiceDateTaken" minOccurs="0"/>
+                <xsd:element ref="ns3:MediaServiceGenerationTime" minOccurs="0"/>
+                <xsd:element ref="ns3:MediaServiceEventHashCode" minOccurs="0"/>
+                <xsd:element ref="ns3:MediaLengthInSeconds" minOccurs="0"/>
+                <xsd:element ref="ns3:lcf76f155ced4ddcb4097134ff3c332f" minOccurs="0"/>
+                <xsd:element ref="ns2:TaxCatchAll" minOccurs="0"/>
+                <xsd:element ref="ns3:MediaServiceOCR" minOccurs="0"/>
+                <xsd:element ref="ns3:MediaServiceLocation" minOccurs="0"/>
+              </xsd:all>
+            </xsd:complexType>
+          </xsd:element>
+        </xsd:sequence>
+      </xsd:complexType>
+    </xsd:element>
+  </xsd:schema>
+  <xsd:schema xmlns:xsd="http://www.w3.org/2001/XMLSchema" xmlns:xs="http://www.w3.org/2001/XMLSchema" xmlns:dms="http://schemas.microsoft.com/office/2006/documentManagement/types" xmlns:pc="http://schemas.microsoft.com/office/infopath/2007/PartnerControls" targetNamespace="13c90a0b-73bc-4dc0-be5f-28d77b615beb" elementFormDefault="qualified">
+    <xsd:import namespace="http://schemas.microsoft.com/office/2006/documentManagement/types"/>
+    <xsd:import namespace="http://schemas.microsoft.com/office/infopath/2007/PartnerControls"/>
+    <xsd:element name="SharedWithUsers" ma:index="8" nillable="true" ma:displayName="Compartido con" ma:internalName="SharedWithUsers" ma:readOnly="true">
+      <xsd:complexType>
+        <xsd:complexContent>
+          <xsd:extension base="dms:UserMulti">
+            <xsd:sequence>
+              <xsd:element name="UserInfo" minOccurs="0" maxOccurs="unbounded">
+                <xsd:complexType>
+                  <xsd:sequence>
+                    <xsd:element name="DisplayName" type="xsd:string" minOccurs="0"/>
+                    <xsd:element name="AccountId" type="dms:UserId" minOccurs="0" nillable="true"/>
+                    <xsd:element name="AccountType" type="xsd:string" minOccurs="0"/>
+                  </xsd:sequence>
+                </xsd:complexType>
+              </xsd:element>
+            </xsd:sequence>
+          </xsd:extension>
+        </xsd:complexContent>
+      </xsd:complexType>
+    </xsd:element>
+    <xsd:element name="SharedWithDetails" ma:index="9" nillable="true" ma:displayName="Detalles de uso compartido" ma:internalName="SharedWithDetails" ma:readOnly="true">
+      <xsd:simpleType>
+        <xsd:restriction base="dms:Note">
+          <xsd:maxLength value="255"/>
+        </xsd:restriction>
+      </xsd:simpleType>
+    </xsd:element>
+    <xsd:element name="TaxCatchAll" ma:index="20" nillable="true" ma:displayName="Taxonomy Catch All Column" ma:hidden="true" ma:list="{a42ca037-5d13-4729-aeec-4237f141d2d6}" ma:internalName="TaxCatchAll" ma:showField="CatchAllData" ma:web="13c90a0b-73bc-4dc0-be5f-28d77b615beb">
+      <xsd:complexType>
+        <xsd:complexContent>
+          <xsd:extension base="dms:MultiChoiceLookup">
+            <xsd:sequence>
+              <xsd:element name="Value" type="dms:Lookup" maxOccurs="unbounded" minOccurs="0" nillable="true"/>
+            </xsd:sequence>
+          </xsd:extension>
+        </xsd:complexContent>
+      </xsd:complexType>
+    </xsd:element>
+  </xsd:schema>
+  <xsd:schema xmlns:xsd="http://www.w3.org/2001/XMLSchema" xmlns:xs="http://www.w3.org/2001/XMLSchema" xmlns:dms="http://schemas.microsoft.com/office/2006/documentManagement/types" xmlns:pc="http://schemas.microsoft.com/office/infopath/2007/PartnerControls" targetNamespace="13c93bba-48ce-428c-bfe5-88b42c19b028" elementFormDefault="qualified">
+    <xsd:import namespace="http://schemas.microsoft.com/office/2006/documentManagement/types"/>
+    <xsd:import namespace="http://schemas.microsoft.com/office/infopath/2007/PartnerControls"/>
+    <xsd:element name="MediaServiceMetadata" ma:index="10" nillable="true" ma:displayName="MediaServiceMetadata" ma:hidden="true" ma:internalName="MediaServiceMetadata" ma:readOnly="true">
+      <xsd:simpleType>
+        <xsd:restriction base="dms:Note"/>
+      </xsd:simpleType>
+    </xsd:element>
+    <xsd:element name="MediaServiceFastMetadata" ma:index="11" nillable="true" ma:displayName="MediaServiceFastMetadata" ma:hidden="true" ma:internalName="MediaServiceFastMetadata" ma:readOnly="true">
+      <xsd:simpleType>
+        <xsd:restriction base="dms:Note"/>
+      </xsd:simpleType>
+    </xsd:element>
+    <xsd:element name="MediaServiceSearchProperties" ma:index="12" nillable="true" ma:displayName="MediaServiceSearchProperties" ma:hidden="true" ma:internalName="MediaServiceSearchProperties" ma:readOnly="true">
+      <xsd:simpleType>
+        <xsd:restriction base="dms:Note"/>
+      </xsd:simpleType>
+    </xsd:element>
+    <xsd:element name="MediaServiceObjectDetectorVersions" ma:index="13" nillable="true" ma:displayName="MediaServiceObjectDetectorVersions" ma:hidden="true" ma:indexed="true" ma:internalName="MediaServiceObjectDetectorVersions" ma:readOnly="true">
+      <xsd:simpleType>
+        <xsd:restriction base="dms:Text"/>
+      </xsd:simpleType>
+    </xsd:element>
+    <xsd:element name="MediaServiceDateTaken" ma:index="14" nillable="true" ma:displayName="MediaServiceDateTaken" ma:hidden="true" ma:indexed="true" ma:internalName="MediaServiceDateTaken" ma:readOnly="true">
+      <xsd:simpleType>
+        <xsd:restriction base="dms:Text"/>
+      </xsd:simpleType>
+    </xsd:element>
+    <xsd:element name="MediaServiceGenerationTime" ma:index="15" nillable="true" ma:displayName="MediaServiceGenerationTime" ma:hidden="true" ma:internalName="MediaServiceGenerationTime" ma:readOnly="true">
+      <xsd:simpleType>
+        <xsd:restriction base="dms:Text"/>
+      </xsd:simpleType>
+    </xsd:element>
+    <xsd:element name="MediaServiceEventHashCode" ma:index="16" nillable="true" ma:displayName="MediaServiceEventHashCode" ma:hidden="true" ma:internalName="MediaServiceEventHashCode" ma:readOnly="true">
+      <xsd:simpleType>
+        <xsd:restriction base="dms:Text"/>
+      </xsd:simpleType>
+    </xsd:element>
+    <xsd:element name="MediaLengthInSeconds" ma:index="17" nillable="true" ma:displayName="MediaLengthInSeconds" ma:hidden="true" ma:internalName="MediaLengthInSeconds" ma:readOnly="true">
+      <xsd:simpleType>
+        <xsd:restriction base="dms:Unknown"/>
+      </xsd:simpleType>
+    </xsd:element>
+    <xsd:element name="lcf76f155ced4ddcb4097134ff3c332f" ma:index="19" nillable="true" ma:taxonomy="true" ma:internalName="lcf76f155ced4ddcb4097134ff3c332f" ma:taxonomyFieldName="MediaServiceImageTags" ma:displayName="Etiquetas de imagen" ma:readOnly="false" ma:fieldId="{5cf76f15-5ced-4ddc-b409-7134ff3c332f}" ma:taxonomyMulti="true" ma:sspId="d33c8c81-5745-4931-bcc4-c2aeafe86780" ma:termSetId="09814cd3-568e-fe90-9814-8d621ff8fb84" ma:anchorId="fba54fb3-c3e1-fe81-a776-ca4b69148c4d" ma:open="true" ma:isKeyword="false">
+      <xsd:complexType>
+        <xsd:sequence>
+          <xsd:element ref="pc:Terms" minOccurs="0" maxOccurs="1"/>
+        </xsd:sequence>
+      </xsd:complexType>
+    </xsd:element>
+    <xsd:element name="MediaServiceOCR" ma:index="21" nillable="true" ma:displayName="Extracted Text" ma:internalName="MediaServiceOCR" ma:readOnly="true">
+      <xsd:simpleType>
+        <xsd:restriction base="dms:Note">
+          <xsd:maxLength value="255"/>
+        </xsd:restriction>
+      </xsd:simpleType>
+    </xsd:element>
+    <xsd:element name="MediaServiceLocation" ma:index="22" nillable="true" ma:displayName="Location" ma:description="" ma:indexed="true" ma:internalName="MediaServiceLocation" ma:readOnly="true">
+      <xsd:simpleType>
+        <xsd:restriction base="dms:Text"/>
+      </xsd:simpleType>
+    </xsd:element>
+  </xsd:schema>
+  <xsd:schema xmlns="http://schemas.openxmlformats.org/package/2006/metadata/core-properties" xmlns:xsd="http://www.w3.org/2001/XMLSchema" xmlns:xsi="http://www.w3.org/2001/XMLSchema-instance" xmlns:dc="http://purl.org/dc/elements/1.1/" xmlns:dcterms="http://purl.org/dc/terms/" xmlns:odoc="http://schemas.microsoft.com/internal/obd" targetNamespace="http://schemas.openxmlformats.org/package/2006/metadata/core-properties" elementFormDefault="qualified" attributeFormDefault="unqualified" blockDefault="#all">
+    <xsd:import namespace="http://purl.org/dc/elements/1.1/" schemaLocation="http://dublincore.org/schemas/xmls/qdc/2003/04/02/dc.xsd"/>
+    <xsd:import namespace="http://purl.org/dc/terms/" schemaLocation="http://dublincore.org/schemas/xmls/qdc/2003/04/02/dcterms.xsd"/>
+    <xsd:element name="coreProperties" type="CT_coreProperties"/>
+    <xsd:complexType name="CT_coreProperties">
+      <xsd:all>
+        <xsd:element ref="dc:creator" minOccurs="0" maxOccurs="1"/>
+        <xsd:element ref="dcterms:created" minOccurs="0" maxOccurs="1"/>
+        <xsd:element ref="dc:identifier" minOccurs="0" maxOccurs="1"/>
+        <xsd:element name="contentType" minOccurs="0" maxOccurs="1" type="xsd:string" ma:index="0" ma:displayName="Tipo de contenido"/>
+        <xsd:element ref="dc:title" minOccurs="0" maxOccurs="1" ma:index="4" ma:displayName="Título"/>
+        <xsd:element ref="dc:subject" minOccurs="0" maxOccurs="1"/>
+        <xsd:element ref="dc:description" minOccurs="0" maxOccurs="1"/>
+        <xsd:element name="keywords" minOccurs="0" maxOccurs="1" type="xsd:string"/>
+        <xsd:element ref="dc:language" minOccurs="0" maxOccurs="1"/>
+        <xsd:element name="category" minOccurs="0" maxOccurs="1" type="xsd:string"/>
+        <xsd:element name="version" minOccurs="0" maxOccurs="1" type="xsd:string"/>
+        <xsd:element name="revision" minOccurs="0" maxOccurs="1" type="xsd:string">
+          <xsd:annotation>
+            <xsd:documentation>
+                        This value indicates the number of saves or revisions. The application is responsible for updating this value after each revision.
+                    </xsd:documentation>
+          </xsd:annotation>
+        </xsd:element>
+        <xsd:element name="lastModifiedBy" minOccurs="0" maxOccurs="1" type="xsd:string"/>
+        <xsd:element ref="dcterms:modified" minOccurs="0" maxOccurs="1"/>
+        <xsd:element name="contentStatus" minOccurs="0" maxOccurs="1" type="xsd:string"/>
+      </xsd:all>
+    </xsd:complexType>
+  </xsd:schema>
+  <xs:schema xmlns:pc="http://schemas.microsoft.com/office/infopath/2007/PartnerControls" xmlns:xs="http://www.w3.org/2001/XMLSchema" targetNamespace="http://schemas.microsoft.com/office/infopath/2007/PartnerControls" elementFormDefault="qualified" attributeFormDefault="unqualified">
+    <xs:element name="Person">
+      <xs:complexType>
+        <xs:sequence>
+          <xs:element ref="pc:DisplayName" minOccurs="0"/>
+          <xs:element ref="pc:AccountId" minOccurs="0"/>
+          <xs:element ref="pc:AccountType" minOccurs="0"/>
+        </xs:sequence>
+      </xs:complexType>
+    </xs:element>
+    <xs:element name="DisplayName" type="xs:string"/>
+    <xs:element name="AccountId" type="xs:string"/>
+    <xs:element name="AccountType" type="xs:string"/>
+    <xs:element name="BDCAssociatedEntity">
+      <xs:complexType>
+        <xs:sequence>
+          <xs:element ref="pc:BDCEntity" minOccurs="0" maxOccurs="unbounded"/>
+        </xs:sequence>
+        <xs:attribute ref="pc:EntityNamespace"/>
+        <xs:attribute ref="pc:EntityName"/>
+        <xs:attribute ref="pc:SystemInstanceName"/>
+        <xs:attribute ref="pc:AssociationName"/>
+      </xs:complexType>
+    </xs:element>
+    <xs:attribute name="EntityNamespace" type="xs:string"/>
+    <xs:attribute name="EntityName" type="xs:string"/>
+    <xs:attribute name="SystemInstanceName" type="xs:string"/>
+    <xs:attribute name="AssociationName" type="xs:string"/>
+    <xs:element name="BDCEntity">
+      <xs:complexType>
+        <xs:sequence>
+          <xs:element ref="pc:EntityDisplayName" minOccurs="0"/>
+          <xs:element ref="pc:EntityInstanceReference" minOccurs="0"/>
+          <xs:element ref="pc:EntityId1" minOccurs="0"/>
+          <xs:element ref="pc:EntityId2" minOccurs="0"/>
+          <xs:element ref="pc:EntityId3" minOccurs="0"/>
+          <xs:element ref="pc:EntityId4" minOccurs="0"/>
+          <xs:element ref="pc:EntityId5" minOccurs="0"/>
+        </xs:sequence>
+      </xs:complexType>
+    </xs:element>
+    <xs:element name="EntityDisplayName" type="xs:string"/>
+    <xs:element name="EntityInstanceReference" type="xs:string"/>
+    <xs:element name="EntityId1" type="xs:string"/>
+    <xs:element name="EntityId2" type="xs:string"/>
+    <xs:element name="EntityId3" type="xs:string"/>
+    <xs:element name="EntityId4" type="xs:string"/>
+    <xs:element name="EntityId5" type="xs:string"/>
+    <xs:element name="Terms">
+      <xs:complexType>
+        <xs:sequence>
+          <xs:element ref="pc:TermInfo" minOccurs="0" maxOccurs="unbounded"/>
+        </xs:sequence>
+      </xs:complexType>
+    </xs:element>
+    <xs:element name="TermInfo">
+      <xs:complexType>
+        <xs:sequence>
+          <xs:element ref="pc:TermName" minOccurs="0"/>
+          <xs:element ref="pc:TermId" minOccurs="0"/>
+        </xs:sequence>
+      </xs:complexType>
+    </xs:element>
+    <xs:element name="TermName" type="xs:string"/>
+    <xs:element name="TermId" type="xs:string"/>
+  </xs:schema>
+</ct:contentTypeSchema>
+</file>
+
+<file path=customXml/item2.xml><?xml version="1.0" encoding="utf-8"?>
 <b:Sources xmlns:b="http://schemas.openxmlformats.org/officeDocument/2006/bibliography" xmlns="http://schemas.openxmlformats.org/officeDocument/2006/bibliography" SelectedStyle="\APASixthEditionOfficeOnline.xsl" StyleName="APA" Version="6">
   <b:Source>
     <b:Tag>Mue12</b:Tag>
@@ -20967,251 +21269,7 @@
 </b:Sources>
 </file>
 
-<file path=customXml/item2.xml><?xml version="1.0" encoding="utf-8"?>
-<ct:contentTypeSchema xmlns:ct="http://schemas.microsoft.com/office/2006/metadata/contentType" xmlns:ma="http://schemas.microsoft.com/office/2006/metadata/properties/metaAttributes" ct:_="" ma:_="" ma:contentTypeName="Documento" ma:contentTypeID="0x0101006A81D6BD42E8DF4C91013959704817E1" ma:contentTypeVersion="15" ma:contentTypeDescription="Crear nuevo documento." ma:contentTypeScope="" ma:versionID="bf4f72ffd194f0963ff564daca6869f7">
-  <xsd:schema xmlns:xsd="http://www.w3.org/2001/XMLSchema" xmlns:xs="http://www.w3.org/2001/XMLSchema" xmlns:p="http://schemas.microsoft.com/office/2006/metadata/properties" xmlns:ns2="13c90a0b-73bc-4dc0-be5f-28d77b615beb" xmlns:ns3="13c93bba-48ce-428c-bfe5-88b42c19b028" targetNamespace="http://schemas.microsoft.com/office/2006/metadata/properties" ma:root="true" ma:fieldsID="8718d6f4873a5b1392a45044efa78385" ns2:_="" ns3:_="">
-    <xsd:import namespace="13c90a0b-73bc-4dc0-be5f-28d77b615beb"/>
-    <xsd:import namespace="13c93bba-48ce-428c-bfe5-88b42c19b028"/>
-    <xsd:element name="properties">
-      <xsd:complexType>
-        <xsd:sequence>
-          <xsd:element name="documentManagement">
-            <xsd:complexType>
-              <xsd:all>
-                <xsd:element ref="ns2:SharedWithUsers" minOccurs="0"/>
-                <xsd:element ref="ns2:SharedWithDetails" minOccurs="0"/>
-                <xsd:element ref="ns3:MediaServiceMetadata" minOccurs="0"/>
-                <xsd:element ref="ns3:MediaServiceFastMetadata" minOccurs="0"/>
-                <xsd:element ref="ns3:MediaServiceSearchProperties" minOccurs="0"/>
-                <xsd:element ref="ns3:MediaServiceObjectDetectorVersions" minOccurs="0"/>
-                <xsd:element ref="ns3:MediaServiceDateTaken" minOccurs="0"/>
-                <xsd:element ref="ns3:MediaServiceGenerationTime" minOccurs="0"/>
-                <xsd:element ref="ns3:MediaServiceEventHashCode" minOccurs="0"/>
-                <xsd:element ref="ns3:MediaLengthInSeconds" minOccurs="0"/>
-                <xsd:element ref="ns3:lcf76f155ced4ddcb4097134ff3c332f" minOccurs="0"/>
-                <xsd:element ref="ns2:TaxCatchAll" minOccurs="0"/>
-                <xsd:element ref="ns3:MediaServiceOCR" minOccurs="0"/>
-                <xsd:element ref="ns3:MediaServiceLocation" minOccurs="0"/>
-              </xsd:all>
-            </xsd:complexType>
-          </xsd:element>
-        </xsd:sequence>
-      </xsd:complexType>
-    </xsd:element>
-  </xsd:schema>
-  <xsd:schema xmlns:xsd="http://www.w3.org/2001/XMLSchema" xmlns:xs="http://www.w3.org/2001/XMLSchema" xmlns:dms="http://schemas.microsoft.com/office/2006/documentManagement/types" xmlns:pc="http://schemas.microsoft.com/office/infopath/2007/PartnerControls" targetNamespace="13c90a0b-73bc-4dc0-be5f-28d77b615beb" elementFormDefault="qualified">
-    <xsd:import namespace="http://schemas.microsoft.com/office/2006/documentManagement/types"/>
-    <xsd:import namespace="http://schemas.microsoft.com/office/infopath/2007/PartnerControls"/>
-    <xsd:element name="SharedWithUsers" ma:index="8" nillable="true" ma:displayName="Compartido con" ma:internalName="SharedWithUsers" ma:readOnly="true">
-      <xsd:complexType>
-        <xsd:complexContent>
-          <xsd:extension base="dms:UserMulti">
-            <xsd:sequence>
-              <xsd:element name="UserInfo" minOccurs="0" maxOccurs="unbounded">
-                <xsd:complexType>
-                  <xsd:sequence>
-                    <xsd:element name="DisplayName" type="xsd:string" minOccurs="0"/>
-                    <xsd:element name="AccountId" type="dms:UserId" minOccurs="0" nillable="true"/>
-                    <xsd:element name="AccountType" type="xsd:string" minOccurs="0"/>
-                  </xsd:sequence>
-                </xsd:complexType>
-              </xsd:element>
-            </xsd:sequence>
-          </xsd:extension>
-        </xsd:complexContent>
-      </xsd:complexType>
-    </xsd:element>
-    <xsd:element name="SharedWithDetails" ma:index="9" nillable="true" ma:displayName="Detalles de uso compartido" ma:internalName="SharedWithDetails" ma:readOnly="true">
-      <xsd:simpleType>
-        <xsd:restriction base="dms:Note">
-          <xsd:maxLength value="255"/>
-        </xsd:restriction>
-      </xsd:simpleType>
-    </xsd:element>
-    <xsd:element name="TaxCatchAll" ma:index="20" nillable="true" ma:displayName="Taxonomy Catch All Column" ma:hidden="true" ma:list="{a42ca037-5d13-4729-aeec-4237f141d2d6}" ma:internalName="TaxCatchAll" ma:showField="CatchAllData" ma:web="13c90a0b-73bc-4dc0-be5f-28d77b615beb">
-      <xsd:complexType>
-        <xsd:complexContent>
-          <xsd:extension base="dms:MultiChoiceLookup">
-            <xsd:sequence>
-              <xsd:element name="Value" type="dms:Lookup" maxOccurs="unbounded" minOccurs="0" nillable="true"/>
-            </xsd:sequence>
-          </xsd:extension>
-        </xsd:complexContent>
-      </xsd:complexType>
-    </xsd:element>
-  </xsd:schema>
-  <xsd:schema xmlns:xsd="http://www.w3.org/2001/XMLSchema" xmlns:xs="http://www.w3.org/2001/XMLSchema" xmlns:dms="http://schemas.microsoft.com/office/2006/documentManagement/types" xmlns:pc="http://schemas.microsoft.com/office/infopath/2007/PartnerControls" targetNamespace="13c93bba-48ce-428c-bfe5-88b42c19b028" elementFormDefault="qualified">
-    <xsd:import namespace="http://schemas.microsoft.com/office/2006/documentManagement/types"/>
-    <xsd:import namespace="http://schemas.microsoft.com/office/infopath/2007/PartnerControls"/>
-    <xsd:element name="MediaServiceMetadata" ma:index="10" nillable="true" ma:displayName="MediaServiceMetadata" ma:hidden="true" ma:internalName="MediaServiceMetadata" ma:readOnly="true">
-      <xsd:simpleType>
-        <xsd:restriction base="dms:Note"/>
-      </xsd:simpleType>
-    </xsd:element>
-    <xsd:element name="MediaServiceFastMetadata" ma:index="11" nillable="true" ma:displayName="MediaServiceFastMetadata" ma:hidden="true" ma:internalName="MediaServiceFastMetadata" ma:readOnly="true">
-      <xsd:simpleType>
-        <xsd:restriction base="dms:Note"/>
-      </xsd:simpleType>
-    </xsd:element>
-    <xsd:element name="MediaServiceSearchProperties" ma:index="12" nillable="true" ma:displayName="MediaServiceSearchProperties" ma:hidden="true" ma:internalName="MediaServiceSearchProperties" ma:readOnly="true">
-      <xsd:simpleType>
-        <xsd:restriction base="dms:Note"/>
-      </xsd:simpleType>
-    </xsd:element>
-    <xsd:element name="MediaServiceObjectDetectorVersions" ma:index="13" nillable="true" ma:displayName="MediaServiceObjectDetectorVersions" ma:hidden="true" ma:indexed="true" ma:internalName="MediaServiceObjectDetectorVersions" ma:readOnly="true">
-      <xsd:simpleType>
-        <xsd:restriction base="dms:Text"/>
-      </xsd:simpleType>
-    </xsd:element>
-    <xsd:element name="MediaServiceDateTaken" ma:index="14" nillable="true" ma:displayName="MediaServiceDateTaken" ma:hidden="true" ma:indexed="true" ma:internalName="MediaServiceDateTaken" ma:readOnly="true">
-      <xsd:simpleType>
-        <xsd:restriction base="dms:Text"/>
-      </xsd:simpleType>
-    </xsd:element>
-    <xsd:element name="MediaServiceGenerationTime" ma:index="15" nillable="true" ma:displayName="MediaServiceGenerationTime" ma:hidden="true" ma:internalName="MediaServiceGenerationTime" ma:readOnly="true">
-      <xsd:simpleType>
-        <xsd:restriction base="dms:Text"/>
-      </xsd:simpleType>
-    </xsd:element>
-    <xsd:element name="MediaServiceEventHashCode" ma:index="16" nillable="true" ma:displayName="MediaServiceEventHashCode" ma:hidden="true" ma:internalName="MediaServiceEventHashCode" ma:readOnly="true">
-      <xsd:simpleType>
-        <xsd:restriction base="dms:Text"/>
-      </xsd:simpleType>
-    </xsd:element>
-    <xsd:element name="MediaLengthInSeconds" ma:index="17" nillable="true" ma:displayName="MediaLengthInSeconds" ma:hidden="true" ma:internalName="MediaLengthInSeconds" ma:readOnly="true">
-      <xsd:simpleType>
-        <xsd:restriction base="dms:Unknown"/>
-      </xsd:simpleType>
-    </xsd:element>
-    <xsd:element name="lcf76f155ced4ddcb4097134ff3c332f" ma:index="19" nillable="true" ma:taxonomy="true" ma:internalName="lcf76f155ced4ddcb4097134ff3c332f" ma:taxonomyFieldName="MediaServiceImageTags" ma:displayName="Etiquetas de imagen" ma:readOnly="false" ma:fieldId="{5cf76f15-5ced-4ddc-b409-7134ff3c332f}" ma:taxonomyMulti="true" ma:sspId="d33c8c81-5745-4931-bcc4-c2aeafe86780" ma:termSetId="09814cd3-568e-fe90-9814-8d621ff8fb84" ma:anchorId="fba54fb3-c3e1-fe81-a776-ca4b69148c4d" ma:open="true" ma:isKeyword="false">
-      <xsd:complexType>
-        <xsd:sequence>
-          <xsd:element ref="pc:Terms" minOccurs="0" maxOccurs="1"/>
-        </xsd:sequence>
-      </xsd:complexType>
-    </xsd:element>
-    <xsd:element name="MediaServiceOCR" ma:index="21" nillable="true" ma:displayName="Extracted Text" ma:internalName="MediaServiceOCR" ma:readOnly="true">
-      <xsd:simpleType>
-        <xsd:restriction base="dms:Note">
-          <xsd:maxLength value="255"/>
-        </xsd:restriction>
-      </xsd:simpleType>
-    </xsd:element>
-    <xsd:element name="MediaServiceLocation" ma:index="22" nillable="true" ma:displayName="Location" ma:description="" ma:indexed="true" ma:internalName="MediaServiceLocation" ma:readOnly="true">
-      <xsd:simpleType>
-        <xsd:restriction base="dms:Text"/>
-      </xsd:simpleType>
-    </xsd:element>
-  </xsd:schema>
-  <xsd:schema xmlns="http://schemas.openxmlformats.org/package/2006/metadata/core-properties" xmlns:xsd="http://www.w3.org/2001/XMLSchema" xmlns:xsi="http://www.w3.org/2001/XMLSchema-instance" xmlns:dc="http://purl.org/dc/elements/1.1/" xmlns:dcterms="http://purl.org/dc/terms/" xmlns:odoc="http://schemas.microsoft.com/internal/obd" targetNamespace="http://schemas.openxmlformats.org/package/2006/metadata/core-properties" elementFormDefault="qualified" attributeFormDefault="unqualified" blockDefault="#all">
-    <xsd:import namespace="http://purl.org/dc/elements/1.1/" schemaLocation="http://dublincore.org/schemas/xmls/qdc/2003/04/02/dc.xsd"/>
-    <xsd:import namespace="http://purl.org/dc/terms/" schemaLocation="http://dublincore.org/schemas/xmls/qdc/2003/04/02/dcterms.xsd"/>
-    <xsd:element name="coreProperties" type="CT_coreProperties"/>
-    <xsd:complexType name="CT_coreProperties">
-      <xsd:all>
-        <xsd:element ref="dc:creator" minOccurs="0" maxOccurs="1"/>
-        <xsd:element ref="dcterms:created" minOccurs="0" maxOccurs="1"/>
-        <xsd:element ref="dc:identifier" minOccurs="0" maxOccurs="1"/>
-        <xsd:element name="contentType" minOccurs="0" maxOccurs="1" type="xsd:string" ma:index="0" ma:displayName="Tipo de contenido"/>
-        <xsd:element ref="dc:title" minOccurs="0" maxOccurs="1" ma:index="4" ma:displayName="Título"/>
-        <xsd:element ref="dc:subject" minOccurs="0" maxOccurs="1"/>
-        <xsd:element ref="dc:description" minOccurs="0" maxOccurs="1"/>
-        <xsd:element name="keywords" minOccurs="0" maxOccurs="1" type="xsd:string"/>
-        <xsd:element ref="dc:language" minOccurs="0" maxOccurs="1"/>
-        <xsd:element name="category" minOccurs="0" maxOccurs="1" type="xsd:string"/>
-        <xsd:element name="version" minOccurs="0" maxOccurs="1" type="xsd:string"/>
-        <xsd:element name="revision" minOccurs="0" maxOccurs="1" type="xsd:string">
-          <xsd:annotation>
-            <xsd:documentation>
-                        This value indicates the number of saves or revisions. The application is responsible for updating this value after each revision.
-                    </xsd:documentation>
-          </xsd:annotation>
-        </xsd:element>
-        <xsd:element name="lastModifiedBy" minOccurs="0" maxOccurs="1" type="xsd:string"/>
-        <xsd:element ref="dcterms:modified" minOccurs="0" maxOccurs="1"/>
-        <xsd:element name="contentStatus" minOccurs="0" maxOccurs="1" type="xsd:string"/>
-      </xsd:all>
-    </xsd:complexType>
-  </xsd:schema>
-  <xs:schema xmlns:pc="http://schemas.microsoft.com/office/infopath/2007/PartnerControls" xmlns:xs="http://www.w3.org/2001/XMLSchema" targetNamespace="http://schemas.microsoft.com/office/infopath/2007/PartnerControls" elementFormDefault="qualified" attributeFormDefault="unqualified">
-    <xs:element name="Person">
-      <xs:complexType>
-        <xs:sequence>
-          <xs:element ref="pc:DisplayName" minOccurs="0"/>
-          <xs:element ref="pc:AccountId" minOccurs="0"/>
-          <xs:element ref="pc:AccountType" minOccurs="0"/>
-        </xs:sequence>
-      </xs:complexType>
-    </xs:element>
-    <xs:element name="DisplayName" type="xs:string"/>
-    <xs:element name="AccountId" type="xs:string"/>
-    <xs:element name="AccountType" type="xs:string"/>
-    <xs:element name="BDCAssociatedEntity">
-      <xs:complexType>
-        <xs:sequence>
-          <xs:element ref="pc:BDCEntity" minOccurs="0" maxOccurs="unbounded"/>
-        </xs:sequence>
-        <xs:attribute ref="pc:EntityNamespace"/>
-        <xs:attribute ref="pc:EntityName"/>
-        <xs:attribute ref="pc:SystemInstanceName"/>
-        <xs:attribute ref="pc:AssociationName"/>
-      </xs:complexType>
-    </xs:element>
-    <xs:attribute name="EntityNamespace" type="xs:string"/>
-    <xs:attribute name="EntityName" type="xs:string"/>
-    <xs:attribute name="SystemInstanceName" type="xs:string"/>
-    <xs:attribute name="AssociationName" type="xs:string"/>
-    <xs:element name="BDCEntity">
-      <xs:complexType>
-        <xs:sequence>
-          <xs:element ref="pc:EntityDisplayName" minOccurs="0"/>
-          <xs:element ref="pc:EntityInstanceReference" minOccurs="0"/>
-          <xs:element ref="pc:EntityId1" minOccurs="0"/>
-          <xs:element ref="pc:EntityId2" minOccurs="0"/>
-          <xs:element ref="pc:EntityId3" minOccurs="0"/>
-          <xs:element ref="pc:EntityId4" minOccurs="0"/>
-          <xs:element ref="pc:EntityId5" minOccurs="0"/>
-        </xs:sequence>
-      </xs:complexType>
-    </xs:element>
-    <xs:element name="EntityDisplayName" type="xs:string"/>
-    <xs:element name="EntityInstanceReference" type="xs:string"/>
-    <xs:element name="EntityId1" type="xs:string"/>
-    <xs:element name="EntityId2" type="xs:string"/>
-    <xs:element name="EntityId3" type="xs:string"/>
-    <xs:element name="EntityId4" type="xs:string"/>
-    <xs:element name="EntityId5" type="xs:string"/>
-    <xs:element name="Terms">
-      <xs:complexType>
-        <xs:sequence>
-          <xs:element ref="pc:TermInfo" minOccurs="0" maxOccurs="unbounded"/>
-        </xs:sequence>
-      </xs:complexType>
-    </xs:element>
-    <xs:element name="TermInfo">
-      <xs:complexType>
-        <xs:sequence>
-          <xs:element ref="pc:TermName" minOccurs="0"/>
-          <xs:element ref="pc:TermId" minOccurs="0"/>
-        </xs:sequence>
-      </xs:complexType>
-    </xs:element>
-    <xs:element name="TermName" type="xs:string"/>
-    <xs:element name="TermId" type="xs:string"/>
-  </xs:schema>
-</ct:contentTypeSchema>
-</file>
-
 <file path=customXml/item3.xml><?xml version="1.0" encoding="utf-8"?>
-<?mso-contentType ?>
-<FormTemplates xmlns="http://schemas.microsoft.com/sharepoint/v3/contenttype/forms">
-  <Display>DocumentLibraryForm</Display>
-  <Edit>DocumentLibraryForm</Edit>
-  <New>DocumentLibraryForm</New>
-</FormTemplates>
-</file>
-
-<file path=customXml/item4.xml><?xml version="1.0" encoding="utf-8"?>
 <p:properties xmlns:p="http://schemas.microsoft.com/office/2006/metadata/properties" xmlns:xsi="http://www.w3.org/2001/XMLSchema-instance" xmlns:pc="http://schemas.microsoft.com/office/infopath/2007/PartnerControls">
   <documentManagement>
     <TaxCatchAll xmlns="13c90a0b-73bc-4dc0-be5f-28d77b615beb" xsi:nil="true"/>
@@ -21222,7 +21280,20 @@
 </p:properties>
 </file>
 
+<file path=customXml/item4.xml><?xml version="1.0" encoding="utf-8"?>
+<?mso-contentType ?>
+<FormTemplates xmlns="http://schemas.microsoft.com/sharepoint/v3/contenttype/forms">
+  <Display>DocumentLibraryForm</Display>
+  <Edit>DocumentLibraryForm</Edit>
+  <New>DocumentLibraryForm</New>
+</FormTemplates>
+</file>
+
 <file path=customXml/itemProps1.xml><?xml version="1.0" encoding="utf-8"?>
+<ds:datastoreItem xmlns:ds="http://schemas.openxmlformats.org/officeDocument/2006/customXml" ds:itemID="{5EB5F7D0-B835-4DDE-A895-9D40C511D58D}"/>
+</file>
+
+<file path=customXml/itemProps2.xml><?xml version="1.0" encoding="utf-8"?>
 <ds:datastoreItem xmlns:ds="http://schemas.openxmlformats.org/officeDocument/2006/customXml" ds:itemID="{84F3832F-79D0-40EC-924E-4EC5D33B7AFB}">
   <ds:schemaRefs>
     <ds:schemaRef ds:uri="http://schemas.openxmlformats.org/officeDocument/2006/bibliography"/>
@@ -21230,19 +21301,7 @@
 </ds:datastoreItem>
 </file>
 
-<file path=customXml/itemProps2.xml><?xml version="1.0" encoding="utf-8"?>
-<ds:datastoreItem xmlns:ds="http://schemas.openxmlformats.org/officeDocument/2006/customXml" ds:itemID="{5D5D51C2-2E57-4CCA-AE64-950736F97427}"/>
-</file>
-
 <file path=customXml/itemProps3.xml><?xml version="1.0" encoding="utf-8"?>
-<ds:datastoreItem xmlns:ds="http://schemas.openxmlformats.org/officeDocument/2006/customXml" ds:itemID="{81CBDEC1-3B00-44ED-AD36-0268077980BA}">
-  <ds:schemaRefs>
-    <ds:schemaRef ds:uri="http://schemas.microsoft.com/sharepoint/v3/contenttype/forms"/>
-  </ds:schemaRefs>
-</ds:datastoreItem>
-</file>
-
-<file path=customXml/itemProps4.xml><?xml version="1.0" encoding="utf-8"?>
 <ds:datastoreItem xmlns:ds="http://schemas.openxmlformats.org/officeDocument/2006/customXml" ds:itemID="{1145D752-ACC1-45E1-AB53-0C756F67FC7F}">
   <ds:schemaRefs>
     <ds:schemaRef ds:uri="http://schemas.microsoft.com/office/2006/metadata/properties"/>
@@ -21251,4 +21310,12 @@
     <ds:schemaRef ds:uri="a70d3c18-0869-45a1-9f75-4b4b8f0f32be"/>
   </ds:schemaRefs>
 </ds:datastoreItem>
+</file>
+
+<file path=customXml/itemProps4.xml><?xml version="1.0" encoding="utf-8"?>
+<ds:datastoreItem xmlns:ds="http://schemas.openxmlformats.org/officeDocument/2006/customXml" ds:itemID="{81CBDEC1-3B00-44ED-AD36-0268077980BA}">
+  <ds:schemaRefs>
+    <ds:schemaRef ds:uri="http://schemas.microsoft.com/sharepoint/v3/contenttype/forms"/>
+  </ds:schemaRefs>
+</ds:datastoreItem>
 </file>
--- a/fuentes/135333_CF4_DU.docx
+++ b/fuentes/135333_CF4_DU.docx
@@ -616,7 +616,7 @@
           <w:r>
             <w:fldChar w:fldCharType="separate"/>
           </w:r>
-          <w:hyperlink w:anchor="_Toc225955790" w:history="1">
+          <w:hyperlink w:anchor="_Toc231306151" w:history="1">
             <w:r>
               <w:rPr>
                 <w:rStyle w:val="Hipervnculo"/>
@@ -643,7 +643,7 @@
                 <w:noProof/>
                 <w:webHidden/>
               </w:rPr>
-              <w:instrText xml:space="preserve"> PAGEREF _Toc225955790 \h </w:instrText>
+              <w:instrText xml:space="preserve"> PAGEREF _Toc231306151 \h </w:instrText>
             </w:r>
             <w:r>
               <w:rPr>
@@ -690,7 +690,7 @@
               <w14:ligatures w14:val="none"/>
             </w:rPr>
           </w:pPr>
-          <w:hyperlink w:anchor="_Toc225955791" w:history="1">
+          <w:hyperlink w:anchor="_Toc231306152" w:history="1">
             <w:r>
               <w:rPr>
                 <w:rStyle w:val="Hipervnculo"/>
@@ -735,7 +735,7 @@
                 <w:noProof/>
                 <w:webHidden/>
               </w:rPr>
-              <w:instrText xml:space="preserve"> PAGEREF _Toc225955791 \h </w:instrText>
+              <w:instrText xml:space="preserve"> PAGEREF _Toc231306152 \h </w:instrText>
             </w:r>
             <w:r>
               <w:rPr>
@@ -778,7 +778,7 @@
               <w14:ligatures w14:val="none"/>
             </w:rPr>
           </w:pPr>
-          <w:hyperlink w:anchor="_Toc225955792" w:history="1">
+          <w:hyperlink w:anchor="_Toc231306153" w:history="1">
             <w:r>
               <w:rPr>
                 <w:rStyle w:val="Hipervnculo"/>
@@ -823,7 +823,7 @@
                 <w:noProof/>
                 <w:webHidden/>
               </w:rPr>
-              <w:instrText xml:space="preserve"> PAGEREF _Toc225955792 \h </w:instrText>
+              <w:instrText xml:space="preserve"> PAGEREF _Toc231306153 \h </w:instrText>
             </w:r>
             <w:r>
               <w:rPr>
@@ -866,7 +866,7 @@
               <w14:ligatures w14:val="none"/>
             </w:rPr>
           </w:pPr>
-          <w:hyperlink w:anchor="_Toc225955793" w:history="1">
+          <w:hyperlink w:anchor="_Toc231306154" w:history="1">
             <w:r>
               <w:rPr>
                 <w:rStyle w:val="Hipervnculo"/>
@@ -911,7 +911,7 @@
                 <w:noProof/>
                 <w:webHidden/>
               </w:rPr>
-              <w:instrText xml:space="preserve"> PAGEREF _Toc225955793 \h </w:instrText>
+              <w:instrText xml:space="preserve"> PAGEREF _Toc231306154 \h </w:instrText>
             </w:r>
             <w:r>
               <w:rPr>
@@ -954,7 +954,7 @@
               <w14:ligatures w14:val="none"/>
             </w:rPr>
           </w:pPr>
-          <w:hyperlink w:anchor="_Toc225955794" w:history="1">
+          <w:hyperlink w:anchor="_Toc231306155" w:history="1">
             <w:r>
               <w:rPr>
                 <w:rStyle w:val="Hipervnculo"/>
@@ -999,7 +999,7 @@
                 <w:noProof/>
                 <w:webHidden/>
               </w:rPr>
-              <w:instrText xml:space="preserve"> PAGEREF _Toc225955794 \h </w:instrText>
+              <w:instrText xml:space="preserve"> PAGEREF _Toc231306155 \h </w:instrText>
             </w:r>
             <w:r>
               <w:rPr>
@@ -1046,7 +1046,7 @@
               <w14:ligatures w14:val="none"/>
             </w:rPr>
           </w:pPr>
-          <w:hyperlink w:anchor="_Toc225955795" w:history="1">
+          <w:hyperlink w:anchor="_Toc231306156" w:history="1">
             <w:r>
               <w:rPr>
                 <w:rStyle w:val="Hipervnculo"/>
@@ -1091,7 +1091,7 @@
                 <w:noProof/>
                 <w:webHidden/>
               </w:rPr>
-              <w:instrText xml:space="preserve"> PAGEREF _Toc225955795 \h </w:instrText>
+              <w:instrText xml:space="preserve"> PAGEREF _Toc231306156 \h </w:instrText>
             </w:r>
             <w:r>
               <w:rPr>
@@ -1134,7 +1134,7 @@
               <w14:ligatures w14:val="none"/>
             </w:rPr>
           </w:pPr>
-          <w:hyperlink w:anchor="_Toc225955796" w:history="1">
+          <w:hyperlink w:anchor="_Toc231306157" w:history="1">
             <w:r>
               <w:rPr>
                 <w:rStyle w:val="Hipervnculo"/>
@@ -1179,7 +1179,7 @@
                 <w:noProof/>
                 <w:webHidden/>
               </w:rPr>
-              <w:instrText xml:space="preserve"> PAGEREF _Toc225955796 \h </w:instrText>
+              <w:instrText xml:space="preserve"> PAGEREF _Toc231306157 \h </w:instrText>
             </w:r>
             <w:r>
               <w:rPr>
@@ -1222,7 +1222,7 @@
               <w14:ligatures w14:val="none"/>
             </w:rPr>
           </w:pPr>
-          <w:hyperlink w:anchor="_Toc225955797" w:history="1">
+          <w:hyperlink w:anchor="_Toc231306158" w:history="1">
             <w:r>
               <w:rPr>
                 <w:rStyle w:val="Hipervnculo"/>
@@ -1267,7 +1267,7 @@
                 <w:noProof/>
                 <w:webHidden/>
               </w:rPr>
-              <w:instrText xml:space="preserve"> PAGEREF _Toc225955797 \h </w:instrText>
+              <w:instrText xml:space="preserve"> PAGEREF _Toc231306158 \h </w:instrText>
             </w:r>
             <w:r>
               <w:rPr>
@@ -1314,7 +1314,7 @@
               <w14:ligatures w14:val="none"/>
             </w:rPr>
           </w:pPr>
-          <w:hyperlink w:anchor="_Toc225955798" w:history="1">
+          <w:hyperlink w:anchor="_Toc231306159" w:history="1">
             <w:r>
               <w:rPr>
                 <w:rStyle w:val="Hipervnculo"/>
@@ -1359,7 +1359,7 @@
                 <w:noProof/>
                 <w:webHidden/>
               </w:rPr>
-              <w:instrText xml:space="preserve"> PAGEREF _Toc225955798 \h </w:instrText>
+              <w:instrText xml:space="preserve"> PAGEREF _Toc231306159 \h </w:instrText>
             </w:r>
             <w:r>
               <w:rPr>
@@ -1402,7 +1402,7 @@
               <w14:ligatures w14:val="none"/>
             </w:rPr>
           </w:pPr>
-          <w:hyperlink w:anchor="_Toc225955799" w:history="1">
+          <w:hyperlink w:anchor="_Toc231306160" w:history="1">
             <w:r>
               <w:rPr>
                 <w:rStyle w:val="Hipervnculo"/>
@@ -1447,7 +1447,7 @@
                 <w:noProof/>
                 <w:webHidden/>
               </w:rPr>
-              <w:instrText xml:space="preserve"> PAGEREF _Toc225955799 \h </w:instrText>
+              <w:instrText xml:space="preserve"> PAGEREF _Toc231306160 \h </w:instrText>
             </w:r>
             <w:r>
               <w:rPr>
@@ -1490,7 +1490,7 @@
               <w14:ligatures w14:val="none"/>
             </w:rPr>
           </w:pPr>
-          <w:hyperlink w:anchor="_Toc225955800" w:history="1">
+          <w:hyperlink w:anchor="_Toc231306161" w:history="1">
             <w:r>
               <w:rPr>
                 <w:rStyle w:val="Hipervnculo"/>
@@ -1535,7 +1535,7 @@
                 <w:noProof/>
                 <w:webHidden/>
               </w:rPr>
-              <w:instrText xml:space="preserve"> PAGEREF _Toc225955800 \h </w:instrText>
+              <w:instrText xml:space="preserve"> PAGEREF _Toc231306161 \h </w:instrText>
             </w:r>
             <w:r>
               <w:rPr>
@@ -1578,7 +1578,7 @@
               <w14:ligatures w14:val="none"/>
             </w:rPr>
           </w:pPr>
-          <w:hyperlink w:anchor="_Toc225955801" w:history="1">
+          <w:hyperlink w:anchor="_Toc231306162" w:history="1">
             <w:r>
               <w:rPr>
                 <w:rStyle w:val="Hipervnculo"/>
@@ -1623,7 +1623,7 @@
                 <w:noProof/>
                 <w:webHidden/>
               </w:rPr>
-              <w:instrText xml:space="preserve"> PAGEREF _Toc225955801 \h </w:instrText>
+              <w:instrText xml:space="preserve"> PAGEREF _Toc231306162 \h </w:instrText>
             </w:r>
             <w:r>
               <w:rPr>
@@ -1669,7 +1669,7 @@
               <w14:ligatures w14:val="none"/>
             </w:rPr>
           </w:pPr>
-          <w:hyperlink w:anchor="_Toc225955802" w:history="1">
+          <w:hyperlink w:anchor="_Toc231306163" w:history="1">
             <w:r>
               <w:rPr>
                 <w:rStyle w:val="Hipervnculo"/>
@@ -1696,7 +1696,7 @@
                 <w:noProof/>
                 <w:webHidden/>
               </w:rPr>
-              <w:instrText xml:space="preserve"> PAGEREF _Toc225955802 \h </w:instrText>
+              <w:instrText xml:space="preserve"> PAGEREF _Toc231306163 \h </w:instrText>
             </w:r>
             <w:r>
               <w:rPr>
@@ -1742,7 +1742,7 @@
               <w14:ligatures w14:val="none"/>
             </w:rPr>
           </w:pPr>
-          <w:hyperlink w:anchor="_Toc225955803" w:history="1">
+          <w:hyperlink w:anchor="_Toc231306164" w:history="1">
             <w:r>
               <w:rPr>
                 <w:rStyle w:val="Hipervnculo"/>
@@ -1769,7 +1769,7 @@
                 <w:noProof/>
                 <w:webHidden/>
               </w:rPr>
-              <w:instrText xml:space="preserve"> PAGEREF _Toc225955803 \h </w:instrText>
+              <w:instrText xml:space="preserve"> PAGEREF _Toc231306164 \h </w:instrText>
             </w:r>
             <w:r>
               <w:rPr>
@@ -1815,7 +1815,7 @@
               <w14:ligatures w14:val="none"/>
             </w:rPr>
           </w:pPr>
-          <w:hyperlink w:anchor="_Toc225955804" w:history="1">
+          <w:hyperlink w:anchor="_Toc231306165" w:history="1">
             <w:r>
               <w:rPr>
                 <w:rStyle w:val="Hipervnculo"/>
@@ -1842,7 +1842,7 @@
                 <w:noProof/>
                 <w:webHidden/>
               </w:rPr>
-              <w:instrText xml:space="preserve"> PAGEREF _Toc225955804 \h </w:instrText>
+              <w:instrText xml:space="preserve"> PAGEREF _Toc231306165 \h </w:instrText>
             </w:r>
             <w:r>
               <w:rPr>
@@ -1888,7 +1888,7 @@
               <w14:ligatures w14:val="none"/>
             </w:rPr>
           </w:pPr>
-          <w:hyperlink w:anchor="_Toc225955805" w:history="1">
+          <w:hyperlink w:anchor="_Toc231306166" w:history="1">
             <w:r>
               <w:rPr>
                 <w:rStyle w:val="Hipervnculo"/>
@@ -1915,7 +1915,7 @@
                 <w:noProof/>
                 <w:webHidden/>
               </w:rPr>
-              <w:instrText xml:space="preserve"> PAGEREF _Toc225955805 \h </w:instrText>
+              <w:instrText xml:space="preserve"> PAGEREF _Toc231306166 \h </w:instrText>
             </w:r>
             <w:r>
               <w:rPr>
@@ -1980,7 +1980,7 @@
       <w:pPr>
         <w:pStyle w:val="Titulosgenerales"/>
       </w:pPr>
-      <w:bookmarkStart w:id="0" w:name="_Toc225955790"/>
+      <w:bookmarkStart w:id="0" w:name="_Toc231306151"/>
       <w:r>
         <w:lastRenderedPageBreak/>
         <w:t>Introducción</w:t>
@@ -2007,9 +2007,9 @@
       </w:r>
     </w:p>
     <w:p>
-      <w:r>
-        <w:t xml:space="preserve">                </w:t>
-      </w:r>
+      <w:pPr>
+        <w:jc w:val="center"/>
+      </w:pPr>
       <w:r>
         <w:rPr>
           <w:noProof/>
@@ -2307,7 +2307,7 @@
       <w:pPr>
         <w:pStyle w:val="Ttulo1"/>
       </w:pPr>
-      <w:bookmarkStart w:id="1" w:name="_Toc225955791"/>
+      <w:bookmarkStart w:id="1" w:name="_Toc231306152"/>
       <w:r>
         <w:lastRenderedPageBreak/>
         <w:t>Normativa y requerimientos en atención al cliente</w:t>
@@ -2507,18 +2507,13 @@
     </w:p>
     <w:p>
       <w:pPr>
+        <w:jc w:val="center"/>
         <w:rPr>
           <w:rFonts w:ascii="Calibri" w:hAnsi="Calibri" w:cs="Calibri"/>
           <w:szCs w:val="28"/>
           <w:lang w:val="es-419"/>
         </w:rPr>
       </w:pPr>
-      <w:r>
-        <w:rPr>
-          <w:lang w:val="es-419" w:eastAsia="es-CO"/>
-        </w:rPr>
-        <w:t xml:space="preserve">                   </w:t>
-      </w:r>
       <w:r>
         <w:rPr>
           <w:noProof/>
@@ -2615,7 +2610,23 @@
           <w:szCs w:val="28"/>
           <w:lang w:val="es-419"/>
         </w:rPr>
-        <w:t xml:space="preserve">     </w:t>
+        <w:t xml:space="preserve">    </w:t>
+      </w:r>
+      <w:r>
+        <w:rPr>
+          <w:rFonts w:ascii="Calibri" w:hAnsi="Calibri" w:cs="Calibri"/>
+          <w:szCs w:val="28"/>
+          <w:lang w:val="es-419"/>
+        </w:rPr>
+        <w:t xml:space="preserve">   </w:t>
+      </w:r>
+      <w:r>
+        <w:rPr>
+          <w:rFonts w:ascii="Calibri" w:hAnsi="Calibri" w:cs="Calibri"/>
+          <w:szCs w:val="28"/>
+          <w:lang w:val="es-419"/>
+        </w:rPr>
+        <w:t xml:space="preserve"> </w:t>
       </w:r>
       <w:hyperlink r:id="rId16" w:history="1">
         <w:r>
@@ -3362,7 +3373,23 @@
           <w:szCs w:val="28"/>
           <w:lang w:val="es-419"/>
         </w:rPr>
-        <w:t>En el tratamiento de los datos sensibles se tiene algunas excepciones, como son:</w:t>
+        <w:t>En el tratamiento de los datos sensibles se tiene</w:t>
+      </w:r>
+      <w:r>
+        <w:rPr>
+          <w:rFonts w:ascii="Calibri" w:hAnsi="Calibri" w:cs="Calibri"/>
+          <w:szCs w:val="28"/>
+          <w:lang w:val="es-419"/>
+        </w:rPr>
+        <w:t>n</w:t>
+      </w:r>
+      <w:r>
+        <w:rPr>
+          <w:rFonts w:ascii="Calibri" w:hAnsi="Calibri" w:cs="Calibri"/>
+          <w:szCs w:val="28"/>
+          <w:lang w:val="es-419"/>
+        </w:rPr>
+        <w:t xml:space="preserve"> algunas excepciones, como son:</w:t>
       </w:r>
     </w:p>
     <w:p>
@@ -3510,6 +3537,7 @@
           <w:szCs w:val="28"/>
           <w:lang w:val="es-419"/>
         </w:rPr>
+        <w:lastRenderedPageBreak/>
         <w:t>Es de anotar que para el tratamiento de datos de las niñas, niños y adolescentes se debe contar con la autorización del representante legal y el cumplimiento de otros parámetros definidos por la ley, según la necesidad o requerimiento.</w:t>
       </w:r>
     </w:p>
@@ -3536,7 +3564,6 @@
           <w:szCs w:val="28"/>
           <w:lang w:val="es-419"/>
         </w:rPr>
-        <w:lastRenderedPageBreak/>
         <w:t>Derechos de niñas, niños y adolescentes – excepción</w:t>
       </w:r>
     </w:p>
@@ -3709,7 +3736,16 @@
           <w:szCs w:val="28"/>
           <w:lang w:val="es-419"/>
         </w:rPr>
-        <w:t>l propósito de la política de protección de datos es estandarizar procesos de recolección y tratamiento de datos personales, según la normativa establecida, así como crear esquemas organizados que salvaguarden información privada e información sensible de los titulares.</w:t>
+        <w:t xml:space="preserve">l propósito de la política de protección de datos es estandarizar procesos de recolección y tratamiento de datos personales, según la normativa </w:t>
+      </w:r>
+      <w:r>
+        <w:rPr>
+          <w:rFonts w:ascii="Calibri" w:hAnsi="Calibri" w:cs="Calibri"/>
+          <w:szCs w:val="28"/>
+          <w:lang w:val="es-419"/>
+        </w:rPr>
+        <w:lastRenderedPageBreak/>
+        <w:t>establecida, así como crear esquemas organizados que salvaguarden información privada e información sensible de los titulares.</w:t>
       </w:r>
     </w:p>
     <w:p>
@@ -3744,16 +3780,7 @@
           <w:szCs w:val="28"/>
           <w:lang w:val="es-419"/>
         </w:rPr>
-        <w:t xml:space="preserve">odo titular de la información tiene derechos y condiciones de legalidad para el tratamiento de los datos, el habeas data. Este derecho consagrado en </w:t>
-      </w:r>
-      <w:r>
-        <w:rPr>
-          <w:rFonts w:ascii="Calibri" w:hAnsi="Calibri" w:cs="Calibri"/>
-          <w:szCs w:val="28"/>
-          <w:lang w:val="es-419"/>
-        </w:rPr>
-        <w:lastRenderedPageBreak/>
-        <w:t>el artículo 15 de la Constitución Política de Colombia de 1991, se refiere al derecho a la intimidad familiar, personal y al buen nombre, y designa al Estado como el ente garantista de que el artículo se cumpla.</w:t>
+        <w:t>odo titular de la información tiene derechos y condiciones de legalidad para el tratamiento de los datos, el habeas data. Este derecho consagrado en el artículo 15 de la Constitución Política de Colombia de 1991, se refiere al derecho a la intimidad familiar, personal y al buen nombre, y designa al Estado como el ente garantista de que el artículo se cumpla.</w:t>
       </w:r>
     </w:p>
     <w:p>
@@ -3881,6 +3908,7 @@
           <w:szCs w:val="28"/>
           <w:lang w:val="es-419"/>
         </w:rPr>
+        <w:lastRenderedPageBreak/>
         <w:t>A</w:t>
       </w:r>
       <w:r>
@@ -3907,24 +3935,6 @@
         </w:rPr>
         <w:t>tención al cliente, donde los ciudadanos pueden basarse para someter PQR (peticiones, quejas y reclamos) son las que aparecen a continuación:</w:t>
       </w:r>
-    </w:p>
-    <w:p>
-      <w:pPr>
-        <w:rPr>
-          <w:rFonts w:ascii="Calibri" w:hAnsi="Calibri" w:cs="Calibri"/>
-          <w:szCs w:val="28"/>
-          <w:lang w:val="es-419"/>
-        </w:rPr>
-      </w:pPr>
-    </w:p>
-    <w:p>
-      <w:pPr>
-        <w:rPr>
-          <w:rFonts w:ascii="Calibri" w:hAnsi="Calibri" w:cs="Calibri"/>
-          <w:szCs w:val="28"/>
-          <w:lang w:val="es-419"/>
-        </w:rPr>
-      </w:pPr>
     </w:p>
     <w:p>
       <w:pPr>
@@ -3940,7 +3950,6 @@
         <w:rPr>
           <w:lang w:val="es-419"/>
         </w:rPr>
-        <w:lastRenderedPageBreak/>
         <w:t>Normas relacionadas con atención al cliente</w:t>
       </w:r>
     </w:p>
@@ -4279,7 +4288,7 @@
       <w:pPr>
         <w:pStyle w:val="Ttulo2"/>
       </w:pPr>
-      <w:bookmarkStart w:id="2" w:name="_Toc225955792"/>
+      <w:bookmarkStart w:id="2" w:name="_Toc231306153"/>
       <w:r>
         <w:t>Clasificación y trazabilidad de requerimientos</w:t>
       </w:r>
@@ -4295,14 +4304,14 @@
         <w:rPr>
           <w:lang w:val="es-419" w:eastAsia="es-CO"/>
         </w:rPr>
-        <w:t xml:space="preserve">En la cadena de suministro, la trazabilidad es una cuestión tanto reglamentaria como ética o medioambiental. La trazabilidad es un criterio fundamental para los esfuerzos de sostenibilidad relacionados con las cadenas de suministro, en las que conocer al productor, a los trabajadores y a otros eslabones es un factor necesario que subyace a las afirmaciones acertadas sobre el impacto social, económico o medioambiental. Los minoristas respetuosos con el medioambiente pueden optar por poner a disposición de los clientes la información relativa a su cadena de suministro, ilustrando el hecho de que los productos que venden se fabrican en fábricas con </w:t>
+        <w:t xml:space="preserve">En la cadena de suministro, la trazabilidad es una cuestión tanto reglamentaria como ética o medioambiental. La trazabilidad es un criterio fundamental para los esfuerzos de sostenibilidad relacionados con las cadenas de suministro, en las que conocer al productor, a los trabajadores y a otros eslabones es un factor necesario que subyace a las afirmaciones acertadas sobre el impacto social, económico o </w:t>
       </w:r>
       <w:r>
         <w:rPr>
           <w:lang w:val="es-419" w:eastAsia="es-CO"/>
         </w:rPr>
         <w:lastRenderedPageBreak/>
-        <w:t>condiciones laborales seguras, por trabajadores que ganan un salario justo y con métodos que no dañan el medio ambiente.</w:t>
+        <w:t>medioambiental. Los minoristas respetuosos con el medioambiente pueden optar por poner a disposición de los clientes la información relativa a su cadena de suministro, ilustrando el hecho de que los productos que venden se fabrican en fábricas con condiciones laborales seguras, por trabajadores que ganan un salario justo y con métodos que no dañan el medio ambiente.</w:t>
       </w:r>
     </w:p>
     <w:p>
@@ -4521,21 +4530,39 @@
         <w:rPr>
           <w:lang w:val="es-419" w:eastAsia="es-CO"/>
         </w:rPr>
-        <w:t>La definición de los objetivos estratégicos, las metas, los proyectos y los indicadores es un factor determinante para establecer el calendario y el flujo de las cadenas de suministro. Siempre es necesario tener un plan B y C en caso de que la alternativa falle y ofrecer un buen servicio.</w:t>
-      </w:r>
-    </w:p>
-    <w:p>
-      <w:pPr>
-        <w:rPr>
-          <w:lang w:val="es-419" w:eastAsia="es-CO"/>
-        </w:rPr>
-      </w:pPr>
+        <w:t xml:space="preserve">La definición de los objetivos estratégicos, las metas, los proyectos y los indicadores es un factor determinante para establecer el calendario y el flujo de las </w:t>
+      </w:r>
       <w:r>
         <w:rPr>
           <w:lang w:val="es-419" w:eastAsia="es-CO"/>
         </w:rPr>
         <w:lastRenderedPageBreak/>
-        <w:t>Para estar informado sobre el inventario de mercancías en almacén, es necesario implementar un sistema de información debido a que ofrecen en tiempo real un estado de entradas y salidas de los productos.</w:t>
+        <w:t>cadenas de suministro. Siempre es necesario tener un plan B y C en caso de que la alternativa falle y ofrecer un buen servicio.</w:t>
+      </w:r>
+    </w:p>
+    <w:p>
+      <w:pPr>
+        <w:rPr>
+          <w:lang w:val="es-419" w:eastAsia="es-CO"/>
+        </w:rPr>
+      </w:pPr>
+      <w:r>
+        <w:rPr>
+          <w:lang w:val="es-419" w:eastAsia="es-CO"/>
+        </w:rPr>
+        <w:t>Para estar informado sobre el inventario de mercancías en almacén, es necesario implementar un sistema de información</w:t>
+      </w:r>
+      <w:r>
+        <w:rPr>
+          <w:lang w:val="es-419" w:eastAsia="es-CO"/>
+        </w:rPr>
+        <w:t>,</w:t>
+      </w:r>
+      <w:r>
+        <w:rPr>
+          <w:lang w:val="es-419" w:eastAsia="es-CO"/>
+        </w:rPr>
+        <w:t xml:space="preserve"> debido a que ofrecen en tiempo real un estado de entradas y salidas de los productos.</w:t>
       </w:r>
     </w:p>
     <w:p>
@@ -4603,13 +4630,8 @@
         <w:rPr>
           <w:lang w:val="es-419" w:eastAsia="es-CO"/>
         </w:rPr>
+        <w:lastRenderedPageBreak/>
         <w:t>A continuación, se verán los cinco principales componentes de gestión de la cadena de suministro.</w:t>
-      </w:r>
-      <w:r>
-        <w:rPr>
-          <w:lang w:val="es-419" w:eastAsia="es-CO"/>
-        </w:rPr>
-        <w:br w:type="page"/>
       </w:r>
     </w:p>
     <w:p>
@@ -4623,22 +4645,16 @@
         <w:jc w:val="left"/>
       </w:pPr>
       <w:r>
-        <w:lastRenderedPageBreak/>
         <w:t>Componentes de gestión de la cadena de suministro</w:t>
       </w:r>
     </w:p>
     <w:p>
       <w:pPr>
-        <w:rPr>
-          <w:lang w:val="es-419" w:eastAsia="es-CO"/>
-        </w:rPr>
-      </w:pPr>
-      <w:r>
-        <w:rPr>
-          <w:lang w:val="es-419" w:eastAsia="es-CO"/>
-        </w:rPr>
-        <w:t xml:space="preserve">                 </w:t>
-      </w:r>
+        <w:jc w:val="center"/>
+        <w:rPr>
+          <w:lang w:val="es-419" w:eastAsia="es-CO"/>
+        </w:rPr>
+      </w:pPr>
       <w:r>
         <w:rPr>
           <w:noProof/>
@@ -4731,6 +4747,12 @@
         </w:rPr>
         <w:tab/>
       </w:r>
+      <w:r>
+        <w:rPr>
+          <w:lang w:val="es-419" w:eastAsia="es-CO"/>
+        </w:rPr>
+        <w:t xml:space="preserve">  </w:t>
+      </w:r>
       <w:hyperlink r:id="rId19" w:history="1">
         <w:r>
           <w:rPr>
@@ -4822,11 +4844,11 @@
           </w:p>
           <w:p>
             <w:r>
-              <w:t xml:space="preserve">Componente dos, el abastecimiento o aprovisionamiento consiste en identificar a los proveedores que adquirirán los bienes y servicios para satisfacer la demanda planificada real de la forma más económica y eficiente, asegurando que la empresa entregue bienes de calidad al cliente; es importante en este punto tener presente la </w:t>
+              <w:t xml:space="preserve">Componente dos, el abastecimiento o aprovisionamiento consiste en identificar a los proveedores que adquirirán los bienes y servicios para satisfacer la demanda planificada real de la forma más económica y eficiente, asegurando que la empresa </w:t>
             </w:r>
             <w:r>
               <w:lastRenderedPageBreak/>
-              <w:t xml:space="preserve">clasificación naturaleza y tipo de mercancía para establecer el tiempo mínimo de entrega del proveedor, lo que permitirá un enfoque de inventario mínimo. </w:t>
+              <w:t xml:space="preserve">entregue bienes de calidad al cliente; es importante en este punto tener presente la clasificación naturaleza y tipo de mercancía para establecer el tiempo mínimo de entrega del proveedor, lo que permitirá un enfoque de inventario mínimo. </w:t>
             </w:r>
           </w:p>
           <w:p>
@@ -4893,7 +4915,6 @@
         <w:rPr>
           <w:lang w:val="es-419" w:eastAsia="es-CO"/>
         </w:rPr>
-        <w:lastRenderedPageBreak/>
         <w:t>En resumen, estos fueron los elementos de la gestión de la cadena de suministro que los líderes tienen en cuenta a la hora de tomar decisiones estratégicas. Por lo tanto, cada componente de la gestión de la cadena de suministro es vital para tomar decisiones estratégicas, ya sea en términos de diversificación de productos o vertical en una organización. Con la tendencia actual a la transformación digital, se han tomado muchas iniciativas digitales para la cadena de suministro, lo que puede ser utilizado por la empresa como una ventaja competitiva.</w:t>
       </w:r>
     </w:p>
@@ -4916,7 +4937,7 @@
       <w:pPr>
         <w:pStyle w:val="Ttulo2"/>
       </w:pPr>
-      <w:bookmarkStart w:id="3" w:name="_Toc225955793"/>
+      <w:bookmarkStart w:id="3" w:name="_Toc231306154"/>
       <w:r>
         <w:lastRenderedPageBreak/>
         <w:t>Notificación de recepción</w:t>
@@ -4958,16 +4979,11 @@
     </w:p>
     <w:p>
       <w:pPr>
-        <w:rPr>
-          <w:lang w:val="es-419" w:eastAsia="es-CO"/>
-        </w:rPr>
-      </w:pPr>
-      <w:r>
-        <w:rPr>
-          <w:lang w:val="es-419" w:eastAsia="es-CO"/>
-        </w:rPr>
-        <w:t xml:space="preserve">             </w:t>
-      </w:r>
+        <w:jc w:val="center"/>
+        <w:rPr>
+          <w:lang w:val="es-419" w:eastAsia="es-CO"/>
+        </w:rPr>
+      </w:pPr>
       <w:r>
         <w:rPr>
           <w:noProof/>
@@ -5042,6 +5058,9 @@
           <w:lang w:val="es-419"/>
         </w:rPr>
       </w:pPr>
+      <w:r>
+        <w:t xml:space="preserve">     </w:t>
+      </w:r>
       <w:hyperlink r:id="rId21" w:history="1">
         <w:r>
           <w:rPr>
@@ -5264,7 +5283,6 @@
         <w:rPr>
           <w:lang w:val="es-419" w:eastAsia="es-CO"/>
         </w:rPr>
-        <w:lastRenderedPageBreak/>
         <w:t>Peticiones, quejas, reclamos, sugerencias, felicitaciones (PQRSF): estos componentes constituyen la mayor composición dentro de los requerimientos de los usuarios, ya que la mayoría de sus solicitudes hacia la empresa están enfocadas en ellas. A nivel general, las PQR hacen alusión a inconformidades o dificultades con la empresa, su personal o los productos adquiridos, mientras que las felicitaciones aluden a un reconocimiento de cliente hacia la empresa y las sugerencias una visión de mejora desde una perspectiva propositiva.</w:t>
       </w:r>
     </w:p>
@@ -5490,7 +5508,7 @@
       <w:pPr>
         <w:pStyle w:val="Ttulo2"/>
       </w:pPr>
-      <w:bookmarkStart w:id="4" w:name="_Toc225955794"/>
+      <w:bookmarkStart w:id="4" w:name="_Toc231306155"/>
       <w:r>
         <w:t>Trámite a requerimientos</w:t>
       </w:r>
@@ -5797,39 +5815,21 @@
     </w:p>
     <w:p>
       <w:pPr>
-        <w:ind w:firstLine="0"/>
-        <w:rPr>
-          <w:lang w:val="es-419" w:eastAsia="es-CO"/>
-        </w:rPr>
-      </w:pPr>
-      <w:r>
-        <w:rPr>
-          <w:lang w:val="es-419" w:eastAsia="es-CO"/>
-        </w:rPr>
-        <w:t xml:space="preserve">    </w:t>
-      </w:r>
-      <w:r>
-        <w:rPr>
-          <w:lang w:val="es-419" w:eastAsia="es-CO"/>
-        </w:rPr>
-        <w:t xml:space="preserve">           </w:t>
-      </w:r>
-      <w:r>
-        <w:rPr>
-          <w:lang w:val="es-419" w:eastAsia="es-CO"/>
-        </w:rPr>
-        <w:t xml:space="preserve">     </w:t>
-      </w:r>
+        <w:jc w:val="center"/>
+        <w:rPr>
+          <w:lang w:eastAsia="es-CO"/>
+        </w:rPr>
+      </w:pPr>
       <w:r>
         <w:rPr>
           <w:noProof/>
-          <w:lang w:val="es-419" w:eastAsia="es-CO"/>
+          <w:lang w:eastAsia="es-CO"/>
         </w:rPr>
         <w:drawing>
-          <wp:inline distT="0" distB="0" distL="0" distR="0" wp14:anchorId="07F0C603" wp14:editId="0E23615A">
-            <wp:extent cx="4529470" cy="3845969"/>
-            <wp:effectExtent l="0" t="0" r="4445" b="2540"/>
-            <wp:docPr id="8" name="Imagen 8" descr="En la figura se muestra el análisis, distribución, gestión, respuesta, seguimiento, indicadores, recepción."/>
+          <wp:inline distT="0" distB="0" distL="0" distR="0" wp14:anchorId="08085621" wp14:editId="394FD0B0">
+            <wp:extent cx="5305425" cy="2953311"/>
+            <wp:effectExtent l="0" t="0" r="0" b="0"/>
+            <wp:docPr id="7" name="Gráfico 7" descr="En la figura se detalla el ciclo básico de las PQR así: el análisis, distribución, gestión, respuesta, seguimiento, indicadores, recepción."/>
             <wp:cNvGraphicFramePr>
               <a:graphicFrameLocks xmlns:a="http://schemas.openxmlformats.org/drawingml/2006/main" noChangeAspect="1"/>
             </wp:cNvGraphicFramePr>
@@ -5837,11 +5837,20 @@
               <a:graphicData uri="http://schemas.openxmlformats.org/drawingml/2006/picture">
                 <pic:pic xmlns:pic="http://schemas.openxmlformats.org/drawingml/2006/picture">
                   <pic:nvPicPr>
-                    <pic:cNvPr id="8" name="Imagen 8" descr="En la figura se muestra el análisis, distribución, gestión, respuesta, seguimiento, indicadores, recepción."/>
+                    <pic:cNvPr id="7" name="Gráfico 7" descr="En la figura se detalla el ciclo básico de las PQR así: el análisis, distribución, gestión, respuesta, seguimiento, indicadores, recepción."/>
                     <pic:cNvPicPr/>
                   </pic:nvPicPr>
                   <pic:blipFill>
-                    <a:blip r:embed="rId22"/>
+                    <a:blip r:embed="rId22">
+                      <a:extLst>
+                        <a:ext uri="{28A0092B-C50C-407E-A947-70E740481C1C}">
+                          <a14:useLocalDpi xmlns:a14="http://schemas.microsoft.com/office/drawing/2010/main" val="0"/>
+                        </a:ext>
+                        <a:ext uri="{96DAC541-7B7A-43D3-8B79-37D633B846F1}">
+                          <asvg:svgBlip xmlns:asvg="http://schemas.microsoft.com/office/drawing/2016/SVG/main" r:embed="rId23"/>
+                        </a:ext>
+                      </a:extLst>
+                    </a:blip>
                     <a:stretch>
                       <a:fillRect/>
                     </a:stretch>
@@ -5849,7 +5858,7 @@
                   <pic:spPr>
                     <a:xfrm>
                       <a:off x="0" y="0"/>
-                      <a:ext cx="4587354" cy="3895118"/>
+                      <a:ext cx="5315059" cy="2958674"/>
                     </a:xfrm>
                     <a:prstGeom prst="rect">
                       <a:avLst/>
@@ -5864,11 +5873,29 @@
     </w:p>
     <w:p>
       <w:pPr>
-        <w:ind w:left="707"/>
-        <w:rPr>
-          <w:lang w:val="es-419" w:eastAsia="es-CO"/>
-        </w:rPr>
-      </w:pPr>
+        <w:ind w:firstLine="0"/>
+        <w:rPr>
+          <w:lang w:val="es-419" w:eastAsia="es-CO"/>
+        </w:rPr>
+      </w:pPr>
+      <w:r>
+        <w:rPr>
+          <w:lang w:val="es-419" w:eastAsia="es-CO"/>
+        </w:rPr>
+        <w:t xml:space="preserve">    </w:t>
+      </w:r>
+      <w:r>
+        <w:rPr>
+          <w:lang w:val="es-419" w:eastAsia="es-CO"/>
+        </w:rPr>
+        <w:t xml:space="preserve">           </w:t>
+      </w:r>
+      <w:r>
+        <w:rPr>
+          <w:lang w:val="es-419" w:eastAsia="es-CO"/>
+        </w:rPr>
+        <w:t xml:space="preserve">     </w:t>
+      </w:r>
       <w:r>
         <w:rPr>
           <w:lang w:val="es-419" w:eastAsia="es-CO"/>
@@ -5958,7 +5985,7 @@
       <w:pPr>
         <w:pStyle w:val="Ttulo1"/>
       </w:pPr>
-      <w:bookmarkStart w:id="5" w:name="_Toc225955795"/>
+      <w:bookmarkStart w:id="5" w:name="_Toc231306156"/>
       <w:r>
         <w:lastRenderedPageBreak/>
         <w:t>Sistema de calidad</w:t>
@@ -6121,26 +6148,22 @@
     </w:p>
     <w:p>
       <w:pPr>
-        <w:rPr>
-          <w:lang w:val="es-419" w:eastAsia="es-CO"/>
-        </w:rPr>
-      </w:pPr>
-      <w:r>
-        <w:rPr>
-          <w:lang w:val="es-419" w:eastAsia="es-CO"/>
-        </w:rPr>
-        <w:t xml:space="preserve">      </w:t>
-      </w:r>
+        <w:ind w:firstLine="0"/>
+        <w:jc w:val="center"/>
+        <w:rPr>
+          <w:lang w:eastAsia="es-CO"/>
+        </w:rPr>
+      </w:pPr>
       <w:r>
         <w:rPr>
           <w:noProof/>
-          <w:lang w:val="es-419" w:eastAsia="es-CO"/>
+          <w:lang w:eastAsia="es-CO"/>
         </w:rPr>
         <w:drawing>
-          <wp:inline distT="0" distB="0" distL="0" distR="0" wp14:anchorId="53A0FF28" wp14:editId="58ACE2B9">
-            <wp:extent cx="4892634" cy="3072860"/>
-            <wp:effectExtent l="0" t="0" r="3810" b="0"/>
-            <wp:docPr id="9" name="Imagen 9" descr="En la figura se muestra la medición, análisis, mejora; responsabilidad de la dirección, gestión de los recursos, realización del producto o servicio; cliente, requisitos, satisfacción."/>
+          <wp:inline distT="0" distB="0" distL="0" distR="0" wp14:anchorId="593F039C" wp14:editId="41C582A7">
+            <wp:extent cx="5543550" cy="3481118"/>
+            <wp:effectExtent l="0" t="0" r="0" b="5080"/>
+            <wp:docPr id="10" name="Gráfico 10" descr="En la figura se muestra la medición, análisis, mejora; responsabilidad de la dirección, gestión de los recursos, realización del producto o servicio; cliente, requisitos, satisfacción."/>
             <wp:cNvGraphicFramePr>
               <a:graphicFrameLocks xmlns:a="http://schemas.openxmlformats.org/drawingml/2006/main" noChangeAspect="1"/>
             </wp:cNvGraphicFramePr>
@@ -6148,11 +6171,20 @@
               <a:graphicData uri="http://schemas.openxmlformats.org/drawingml/2006/picture">
                 <pic:pic xmlns:pic="http://schemas.openxmlformats.org/drawingml/2006/picture">
                   <pic:nvPicPr>
-                    <pic:cNvPr id="9" name="Imagen 9" descr="En la figura se muestra la medición, análisis, mejora; responsabilidad de la dirección, gestión de los recursos, realización del producto o servicio; cliente, requisitos, satisfacción."/>
+                    <pic:cNvPr id="10" name="Gráfico 10" descr="En la figura se muestra la medición, análisis, mejora; responsabilidad de la dirección, gestión de los recursos, realización del producto o servicio; cliente, requisitos, satisfacción."/>
                     <pic:cNvPicPr/>
                   </pic:nvPicPr>
                   <pic:blipFill>
-                    <a:blip r:embed="rId23"/>
+                    <a:blip r:embed="rId24">
+                      <a:extLst>
+                        <a:ext uri="{28A0092B-C50C-407E-A947-70E740481C1C}">
+                          <a14:useLocalDpi xmlns:a14="http://schemas.microsoft.com/office/drawing/2010/main" val="0"/>
+                        </a:ext>
+                        <a:ext uri="{96DAC541-7B7A-43D3-8B79-37D633B846F1}">
+                          <asvg:svgBlip xmlns:asvg="http://schemas.microsoft.com/office/drawing/2016/SVG/main" r:embed="rId25"/>
+                        </a:ext>
+                      </a:extLst>
+                    </a:blip>
                     <a:stretch>
                       <a:fillRect/>
                     </a:stretch>
@@ -6160,7 +6192,7 @@
                   <pic:spPr>
                     <a:xfrm>
                       <a:off x="0" y="0"/>
-                      <a:ext cx="4905757" cy="3081102"/>
+                      <a:ext cx="5549503" cy="3484856"/>
                     </a:xfrm>
                     <a:prstGeom prst="rect">
                       <a:avLst/>
@@ -6175,11 +6207,16 @@
     </w:p>
     <w:p>
       <w:pPr>
-        <w:ind w:left="707"/>
-        <w:rPr>
-          <w:lang w:val="es-419" w:eastAsia="es-CO"/>
-        </w:rPr>
-      </w:pPr>
+        <w:rPr>
+          <w:lang w:val="es-419" w:eastAsia="es-CO"/>
+        </w:rPr>
+      </w:pPr>
+      <w:r>
+        <w:rPr>
+          <w:lang w:val="es-419" w:eastAsia="es-CO"/>
+        </w:rPr>
+        <w:t xml:space="preserve"> </w:t>
+      </w:r>
       <w:r>
         <w:rPr>
           <w:lang w:val="es-419" w:eastAsia="es-CO"/>
@@ -6236,13 +6273,6 @@
         </w:rPr>
         <w:t>La atención de los requerimientos del cliente y de otras necesidades interesadas de manera en el servicio al cliente, son importantes y se usan como retroalimentación para poder evaluar y validar si se han logrado las metas previstas por la dirección de la empresa.</w:t>
       </w:r>
-    </w:p>
-    <w:p>
-      <w:pPr>
-        <w:rPr>
-          <w:lang w:val="es-419" w:eastAsia="es-CO"/>
-        </w:rPr>
-      </w:pPr>
     </w:p>
     <w:p>
       <w:pPr>
@@ -6320,7 +6350,7 @@
       <w:pPr>
         <w:pStyle w:val="Ttulo2"/>
       </w:pPr>
-      <w:bookmarkStart w:id="6" w:name="_Toc225955796"/>
+      <w:bookmarkStart w:id="6" w:name="_Toc231306157"/>
       <w:r>
         <w:t>Características</w:t>
       </w:r>
@@ -6417,7 +6447,19 @@
           <w:lang w:val="es-419" w:eastAsia="es-CO"/>
         </w:rPr>
         <w:lastRenderedPageBreak/>
-        <w:t>Herramienta de comunicación para optimización de la Imagen de la organización.</w:t>
+        <w:t xml:space="preserve">Herramienta de comunicación para optimización de la </w:t>
+      </w:r>
+      <w:r>
+        <w:rPr>
+          <w:lang w:val="es-419" w:eastAsia="es-CO"/>
+        </w:rPr>
+        <w:t>i</w:t>
+      </w:r>
+      <w:r>
+        <w:rPr>
+          <w:lang w:val="es-419" w:eastAsia="es-CO"/>
+        </w:rPr>
+        <w:t>magen de la organización.</w:t>
       </w:r>
     </w:p>
     <w:p>
@@ -6509,6 +6551,7 @@
     <w:p>
       <w:pPr>
         <w:ind w:firstLine="0"/>
+        <w:jc w:val="center"/>
         <w:rPr>
           <w:lang w:val="es-419" w:eastAsia="es-CO"/>
         </w:rPr>
@@ -6534,7 +6577,7 @@
                     <pic:cNvPicPr/>
                   </pic:nvPicPr>
                   <pic:blipFill>
-                    <a:blip r:embed="rId24"/>
+                    <a:blip r:embed="rId26"/>
                     <a:stretch>
                       <a:fillRect/>
                     </a:stretch>
@@ -6566,6 +6609,12 @@
         <w:rPr>
           <w:lang w:val="es-419" w:eastAsia="es-CO"/>
         </w:rPr>
+        <w:t xml:space="preserve">  </w:t>
+      </w:r>
+      <w:r>
+        <w:rPr>
+          <w:lang w:val="es-419" w:eastAsia="es-CO"/>
+        </w:rPr>
         <w:t xml:space="preserve">Nota. SENA, </w:t>
       </w:r>
       <w:r>
@@ -6610,7 +6659,7 @@
       <w:pPr>
         <w:pStyle w:val="Ttulo2"/>
       </w:pPr>
-      <w:bookmarkStart w:id="7" w:name="_Toc225955797"/>
+      <w:bookmarkStart w:id="7" w:name="_Toc231306158"/>
       <w:r>
         <w:lastRenderedPageBreak/>
         <w:t>Protocolo del sistema de calidad</w:t>
@@ -6627,7 +6676,19 @@
         <w:rPr>
           <w:lang w:val="es-419" w:eastAsia="es-CO"/>
         </w:rPr>
-        <w:t>Un protocolo es el grupo de métodos para asegurar que un producto o servicio cumpla con ciertos criterios. Para el caso del protocolo del sistema de gestión tales criterios serían la calidad o los requisitos del comprador.</w:t>
+        <w:t>Un protocolo es el grupo de métodos para asegurar que un producto o servicio cumpla con ciertos criterios. Para el caso del protocolo del sistema de gestión</w:t>
+      </w:r>
+      <w:r>
+        <w:rPr>
+          <w:lang w:val="es-419" w:eastAsia="es-CO"/>
+        </w:rPr>
+        <w:t>,</w:t>
+      </w:r>
+      <w:r>
+        <w:rPr>
+          <w:lang w:val="es-419" w:eastAsia="es-CO"/>
+        </w:rPr>
+        <w:t xml:space="preserve"> tales criterios serían la calidad o los requisitos del comprador.</w:t>
       </w:r>
     </w:p>
     <w:p>
@@ -7087,16 +7148,11 @@
     </w:p>
     <w:p>
       <w:pPr>
-        <w:rPr>
-          <w:lang w:val="es-419" w:eastAsia="es-CO"/>
-        </w:rPr>
-      </w:pPr>
-      <w:r>
-        <w:rPr>
-          <w:lang w:val="es-419" w:eastAsia="es-CO"/>
-        </w:rPr>
-        <w:t xml:space="preserve">           </w:t>
-      </w:r>
+        <w:jc w:val="center"/>
+        <w:rPr>
+          <w:lang w:val="es-419" w:eastAsia="es-CO"/>
+        </w:rPr>
+      </w:pPr>
       <w:r>
         <w:rPr>
           <w:noProof/>
@@ -7131,7 +7187,7 @@
                     </pic:cNvPicPr>
                   </pic:nvPicPr>
                   <pic:blipFill>
-                    <a:blip r:embed="rId25" cstate="print">
+                    <a:blip r:embed="rId27" cstate="print">
                       <a:extLst>
                         <a:ext uri="{28A0092B-C50C-407E-A947-70E740481C1C}">
                           <a14:useLocalDpi xmlns:a14="http://schemas.microsoft.com/office/drawing/2010/main" val="0"/>
@@ -7189,7 +7245,13 @@
         </w:rPr>
         <w:tab/>
       </w:r>
-      <w:hyperlink r:id="rId26" w:history="1">
+      <w:r>
+        <w:rPr>
+          <w:lang w:val="es-419" w:eastAsia="es-CO"/>
+        </w:rPr>
+        <w:t xml:space="preserve">         </w:t>
+      </w:r>
+      <w:hyperlink r:id="rId28" w:history="1">
         <w:r>
           <w:rPr>
             <w:rStyle w:val="Hipervnculo"/>
@@ -7736,7 +7798,7 @@
       <w:pPr>
         <w:pStyle w:val="Ttulo1"/>
       </w:pPr>
-      <w:bookmarkStart w:id="8" w:name="_Toc225955798"/>
+      <w:bookmarkStart w:id="8" w:name="_Toc231306159"/>
       <w:r>
         <w:lastRenderedPageBreak/>
         <w:t>Indicadores de gestión</w:t>
@@ -7892,20 +7954,21 @@
     <w:p>
       <w:pPr>
         <w:ind w:firstLine="0"/>
-        <w:rPr>
-          <w:lang w:val="es-419" w:eastAsia="es-CO"/>
+        <w:jc w:val="center"/>
+        <w:rPr>
+          <w:lang w:eastAsia="es-CO"/>
         </w:rPr>
       </w:pPr>
       <w:r>
         <w:rPr>
           <w:noProof/>
-          <w:lang w:val="es-419" w:eastAsia="es-CO"/>
+          <w:lang w:eastAsia="es-CO"/>
         </w:rPr>
         <w:drawing>
-          <wp:inline distT="0" distB="0" distL="0" distR="0" wp14:anchorId="6F27C57C" wp14:editId="0A6FAEA0">
-            <wp:extent cx="6332220" cy="1979295"/>
-            <wp:effectExtent l="0" t="0" r="0" b="1905"/>
-            <wp:docPr id="16" name="Imagen 16" descr="Indica la figura: el índice, el alcance, la meta, el responsable, la forma de cálculo, unidad y la periocidad."/>
+          <wp:inline distT="0" distB="0" distL="0" distR="0" wp14:anchorId="1F965AF1" wp14:editId="3BCEE570">
+            <wp:extent cx="6332220" cy="1844040"/>
+            <wp:effectExtent l="0" t="0" r="0" b="3810"/>
+            <wp:docPr id="11" name="Gráfico 11" descr="Indica la figura: el índice, el alcance, la meta, el responsable, la forma de cálculo, unidad y la periocidad."/>
             <wp:cNvGraphicFramePr>
               <a:graphicFrameLocks xmlns:a="http://schemas.openxmlformats.org/drawingml/2006/main" noChangeAspect="1"/>
             </wp:cNvGraphicFramePr>
@@ -7913,11 +7976,20 @@
               <a:graphicData uri="http://schemas.openxmlformats.org/drawingml/2006/picture">
                 <pic:pic xmlns:pic="http://schemas.openxmlformats.org/drawingml/2006/picture">
                   <pic:nvPicPr>
-                    <pic:cNvPr id="16" name="Imagen 16" descr="Indica la figura: el índice, el alcance, la meta, el responsable, la forma de cálculo, unidad y la periocidad."/>
+                    <pic:cNvPr id="11" name="Gráfico 11" descr="Indica la figura: el índice, el alcance, la meta, el responsable, la forma de cálculo, unidad y la periocidad."/>
                     <pic:cNvPicPr/>
                   </pic:nvPicPr>
                   <pic:blipFill>
-                    <a:blip r:embed="rId27"/>
+                    <a:blip r:embed="rId29">
+                      <a:extLst>
+                        <a:ext uri="{28A0092B-C50C-407E-A947-70E740481C1C}">
+                          <a14:useLocalDpi xmlns:a14="http://schemas.microsoft.com/office/drawing/2010/main" val="0"/>
+                        </a:ext>
+                        <a:ext uri="{96DAC541-7B7A-43D3-8B79-37D633B846F1}">
+                          <asvg:svgBlip xmlns:asvg="http://schemas.microsoft.com/office/drawing/2016/SVG/main" r:embed="rId30"/>
+                        </a:ext>
+                      </a:extLst>
+                    </a:blip>
                     <a:stretch>
                       <a:fillRect/>
                     </a:stretch>
@@ -7925,7 +7997,7 @@
                   <pic:spPr>
                     <a:xfrm>
                       <a:off x="0" y="0"/>
-                      <a:ext cx="6332220" cy="1979295"/>
+                      <a:ext cx="6332220" cy="1844040"/>
                     </a:xfrm>
                     <a:prstGeom prst="rect">
                       <a:avLst/>
@@ -8180,7 +8252,19 @@
         <w:rPr>
           <w:lang w:val="es-419" w:eastAsia="es-CO"/>
         </w:rPr>
-        <w:t>Las siguientes son las características generales de los indicadores que pueden ayudar a garantizar sean útiles y eficaces:</w:t>
+        <w:t>Las siguientes son las características generales de los indicadores que pueden ayudar a garantizar</w:t>
+      </w:r>
+      <w:r>
+        <w:rPr>
+          <w:lang w:val="es-419" w:eastAsia="es-CO"/>
+        </w:rPr>
+        <w:t xml:space="preserve"> que</w:t>
+      </w:r>
+      <w:r>
+        <w:rPr>
+          <w:lang w:val="es-419" w:eastAsia="es-CO"/>
+        </w:rPr>
+        <w:t xml:space="preserve"> sean útiles y eficaces:</w:t>
       </w:r>
     </w:p>
     <w:p>
@@ -9147,7 +9231,7 @@
       <w:pPr>
         <w:pStyle w:val="Ttulo2"/>
       </w:pPr>
-      <w:bookmarkStart w:id="9" w:name="_Toc225955799"/>
+      <w:bookmarkStart w:id="9" w:name="_Toc231306160"/>
       <w:r>
         <w:t>Interpretación de los KPI</w:t>
       </w:r>
@@ -9591,7 +9675,19 @@
         <w:rPr>
           <w:lang w:val="es-419" w:eastAsia="es-CO"/>
         </w:rPr>
-        <w:t>El progreso hacia el objetivo debe ser medible. En la mayoría de los casos significa que puede cuantificarse. Sin embargo, a veces puede ser difícil; y es más sencillo, sin dejar de ser eficaz, tener, al menos, una definición clara de cómo evaluar el nivel de rendimiento. Como regla general, el 80% de los objetivos deberían estar cuantificados.</w:t>
+        <w:t>El progreso hacia el objetivo debe ser medible. En la mayoría de los casos significa que puede cuantificarse. Sin embargo, a veces puede ser difícil; y es más sencillo, sin dejar de ser eficaz, tener, al menos, una definición clara de cómo evaluar el nivel de rendimiento. Como regla general, el 80</w:t>
+      </w:r>
+      <w:r>
+        <w:rPr>
+          <w:lang w:val="es-419" w:eastAsia="es-CO"/>
+        </w:rPr>
+        <w:t xml:space="preserve"> </w:t>
+      </w:r>
+      <w:r>
+        <w:rPr>
+          <w:lang w:val="es-419" w:eastAsia="es-CO"/>
+        </w:rPr>
+        <w:t>% de los objetivos deberían estar cuantificados.</w:t>
       </w:r>
     </w:p>
     <w:p>
@@ -9689,7 +9785,7 @@
       <w:pPr>
         <w:pStyle w:val="Ttulo2"/>
       </w:pPr>
-      <w:bookmarkStart w:id="10" w:name="_Toc225955800"/>
+      <w:bookmarkStart w:id="10" w:name="_Toc231306161"/>
       <w:r>
         <w:t>Aplicabilidad de los KPI</w:t>
       </w:r>
@@ -11141,7 +11237,7 @@
       <w:pPr>
         <w:pStyle w:val="Ttulo2"/>
       </w:pPr>
-      <w:bookmarkStart w:id="11" w:name="_Toc225955801"/>
+      <w:bookmarkStart w:id="11" w:name="_Toc231306162"/>
       <w:r>
         <w:t>Reporte de los KPI</w:t>
       </w:r>
@@ -12202,110 +12298,201 @@
       </w:pPr>
       <w:r>
         <w:rPr>
-          <w:lang w:val="es-419" w:eastAsia="es-CO"/>
-        </w:rPr>
-        <w:t>Meta.</w:t>
-      </w:r>
-    </w:p>
-    <w:p>
-      <w:pPr>
-        <w:rPr>
-          <w:lang w:val="es-419" w:eastAsia="es-CO"/>
-        </w:rPr>
-      </w:pPr>
-      <w:r>
-        <w:rPr>
+          <w:b/>
+          <w:bCs/>
+          <w:lang w:val="es-419" w:eastAsia="es-CO"/>
+        </w:rPr>
+        <w:t>Meta</w:t>
+      </w:r>
+      <w:r>
+        <w:rPr>
+          <w:lang w:val="es-419" w:eastAsia="es-CO"/>
+        </w:rPr>
+        <w:t>.</w:t>
+      </w:r>
+      <w:r>
+        <w:t xml:space="preserve"> </w:t>
+      </w:r>
+      <w:r>
+        <w:rPr>
+          <w:lang w:val="es-419" w:eastAsia="es-CO"/>
+        </w:rPr>
+        <w:t>i</w:t>
+      </w:r>
+      <w:r>
+        <w:rPr>
+          <w:lang w:val="es-419" w:eastAsia="es-CO"/>
+        </w:rPr>
+        <w:t>dentifique claramente qué objetivo está evaluando el KPI.</w:t>
+      </w:r>
+    </w:p>
+    <w:p>
+      <w:pPr>
+        <w:rPr>
+          <w:lang w:val="es-419" w:eastAsia="es-CO"/>
+        </w:rPr>
+      </w:pPr>
+      <w:r>
+        <w:rPr>
+          <w:b/>
+          <w:bCs/>
           <w:lang w:val="es-419" w:eastAsia="es-CO"/>
         </w:rPr>
         <w:t>Métrica.</w:t>
       </w:r>
-    </w:p>
-    <w:p>
-      <w:pPr>
-        <w:rPr>
-          <w:lang w:val="es-419" w:eastAsia="es-CO"/>
-        </w:rPr>
-      </w:pPr>
-      <w:r>
-        <w:rPr>
-          <w:lang w:val="es-419" w:eastAsia="es-CO"/>
-        </w:rPr>
-        <w:t>Justificación.</w:t>
-      </w:r>
-    </w:p>
-    <w:p>
-      <w:pPr>
-        <w:rPr>
-          <w:lang w:val="es-419" w:eastAsia="es-CO"/>
-        </w:rPr>
-      </w:pPr>
-      <w:r>
-        <w:rPr>
-          <w:lang w:val="es-419" w:eastAsia="es-CO"/>
-        </w:rPr>
-        <w:t>Frecuencia.</w:t>
-      </w:r>
-    </w:p>
-    <w:p>
-      <w:pPr>
-        <w:rPr>
-          <w:lang w:val="es-419" w:eastAsia="es-CO"/>
-        </w:rPr>
-      </w:pPr>
-      <w:r>
-        <w:rPr>
+      <w:r>
+        <w:t xml:space="preserve"> </w:t>
+      </w:r>
+      <w:r>
+        <w:rPr>
+          <w:lang w:val="es-419" w:eastAsia="es-CO"/>
+        </w:rPr>
+        <w:t>Indique el indicador clave de rendimiento cuantificable, relevante y procesable que está utilizando para la medición.</w:t>
+      </w:r>
+    </w:p>
+    <w:p>
+      <w:pPr>
+        <w:rPr>
+          <w:lang w:val="es-419" w:eastAsia="es-CO"/>
+        </w:rPr>
+      </w:pPr>
+      <w:r>
+        <w:rPr>
+          <w:b/>
+          <w:bCs/>
+          <w:lang w:val="es-419" w:eastAsia="es-CO"/>
+        </w:rPr>
+        <w:t>Justificación</w:t>
+      </w:r>
+      <w:r>
+        <w:rPr>
+          <w:lang w:val="es-419" w:eastAsia="es-CO"/>
+        </w:rPr>
+        <w:t>.</w:t>
+      </w:r>
+      <w:r>
+        <w:t xml:space="preserve"> </w:t>
+      </w:r>
+      <w:r>
+        <w:rPr>
+          <w:lang w:val="es-419" w:eastAsia="es-CO"/>
+        </w:rPr>
+        <w:t>Explique por qué usted o su equipo han elegido este KPI y cómo los datos resultantes contribuyen al éxito de la empresa.</w:t>
+      </w:r>
+    </w:p>
+    <w:p>
+      <w:pPr>
+        <w:rPr>
+          <w:lang w:val="es-419" w:eastAsia="es-CO"/>
+        </w:rPr>
+      </w:pPr>
+      <w:r>
+        <w:rPr>
+          <w:b/>
+          <w:bCs/>
+          <w:lang w:val="es-419" w:eastAsia="es-CO"/>
+        </w:rPr>
+        <w:t>Frecuencia</w:t>
+      </w:r>
+      <w:r>
+        <w:rPr>
+          <w:lang w:val="es-419" w:eastAsia="es-CO"/>
+        </w:rPr>
+        <w:t>.</w:t>
+      </w:r>
+      <w:r>
+        <w:rPr>
+          <w:lang w:val="es-419" w:eastAsia="es-CO"/>
+        </w:rPr>
+        <w:t xml:space="preserve"> </w:t>
+      </w:r>
+      <w:r>
+        <w:rPr>
+          <w:lang w:val="es-419" w:eastAsia="es-CO"/>
+        </w:rPr>
+        <w:t>Indique con qué frecuencia ha medido su indicador clave de rendimiento y con qué frecuencia lo reexaminará.</w:t>
+      </w:r>
+    </w:p>
+    <w:p>
+      <w:pPr>
+        <w:rPr>
+          <w:lang w:val="es-419" w:eastAsia="es-CO"/>
+        </w:rPr>
+      </w:pPr>
+      <w:r>
+        <w:rPr>
+          <w:b/>
+          <w:bCs/>
           <w:lang w:val="es-419" w:eastAsia="es-CO"/>
         </w:rPr>
         <w:t>Fuente.</w:t>
       </w:r>
-    </w:p>
-    <w:p>
-      <w:pPr>
-        <w:rPr>
-          <w:lang w:val="es-419" w:eastAsia="es-CO"/>
-        </w:rPr>
-      </w:pPr>
-      <w:r>
-        <w:rPr>
+      <w:r>
+        <w:rPr>
+          <w:lang w:val="es-419" w:eastAsia="es-CO"/>
+        </w:rPr>
+        <w:t xml:space="preserve"> </w:t>
+      </w:r>
+      <w:r>
+        <w:rPr>
+          <w:lang w:val="es-419" w:eastAsia="es-CO"/>
+        </w:rPr>
+        <w:t>Identifique dónde recopiló los datos y considere la posibilidad de compartir una fórmula para calcularlos.</w:t>
+      </w:r>
+    </w:p>
+    <w:p>
+      <w:pPr>
+        <w:rPr>
+          <w:lang w:val="es-419" w:eastAsia="es-CO"/>
+        </w:rPr>
+      </w:pPr>
+      <w:r>
+        <w:rPr>
+          <w:b/>
+          <w:bCs/>
           <w:lang w:val="es-419" w:eastAsia="es-CO"/>
         </w:rPr>
         <w:t>Material visual.</w:t>
       </w:r>
-    </w:p>
-    <w:p>
-      <w:pPr>
-        <w:rPr>
-          <w:lang w:val="es-419" w:eastAsia="es-CO"/>
-        </w:rPr>
-      </w:pPr>
-      <w:r>
-        <w:rPr>
-          <w:lang w:val="es-419" w:eastAsia="es-CO"/>
-        </w:rPr>
-        <w:t>Comentarios.</w:t>
-      </w:r>
-    </w:p>
-    <w:p>
-      <w:pPr>
-        <w:rPr>
-          <w:lang w:val="es-419" w:eastAsia="es-CO"/>
-        </w:rPr>
-      </w:pPr>
-      <w:r>
-        <w:rPr>
-          <w:lang w:val="es-419" w:eastAsia="es-CO"/>
-        </w:rPr>
-        <w:t>Identifique claramente qué objetivo está evaluando el KPI.</w:t>
-      </w:r>
-    </w:p>
-    <w:p>
-      <w:pPr>
-        <w:spacing w:before="0" w:after="160" w:line="259" w:lineRule="auto"/>
-        <w:ind w:firstLine="0"/>
-        <w:rPr>
-          <w:lang w:val="es-419" w:eastAsia="es-CO"/>
-        </w:rPr>
-      </w:pPr>
+      <w:r>
+        <w:t xml:space="preserve"> </w:t>
+      </w:r>
+      <w:r>
+        <w:rPr>
+          <w:lang w:val="es-419" w:eastAsia="es-CO"/>
+        </w:rPr>
+        <w:t>Utilice un cuadro, una tabla o una gráfica para facilitar la comprensión. Si procede, compárelo con los anteriores visuales del mismo tipo para hacer un seguimiento del progreso a lo largo del tiempo.</w:t>
+      </w:r>
+    </w:p>
+    <w:p>
+      <w:pPr>
+        <w:rPr>
+          <w:lang w:val="es-419" w:eastAsia="es-CO"/>
+        </w:rPr>
+      </w:pPr>
+      <w:r>
+        <w:rPr>
+          <w:b/>
+          <w:bCs/>
+          <w:lang w:val="es-419" w:eastAsia="es-CO"/>
+        </w:rPr>
+        <w:t>Comentarios</w:t>
+      </w:r>
+      <w:r>
+        <w:rPr>
+          <w:lang w:val="es-419" w:eastAsia="es-CO"/>
+        </w:rPr>
+        <w:t>.</w:t>
+      </w:r>
+      <w:r>
+        <w:t xml:space="preserve"> </w:t>
+      </w:r>
+      <w:r>
+        <w:rPr>
+          <w:lang w:val="es-419" w:eastAsia="es-CO"/>
+        </w:rPr>
+        <w:t>Aquí puedes añadir brevemente cualquier otra información relevante o interpretación de las métricas obtenidas.</w:t>
+      </w:r>
       <w:r>
         <w:rPr>
           <w:lang w:val="es-419" w:eastAsia="es-CO"/>
@@ -12317,7 +12504,7 @@
       <w:pPr>
         <w:pStyle w:val="Titulosgenerales"/>
       </w:pPr>
-      <w:bookmarkStart w:id="12" w:name="_Toc225955802"/>
+      <w:bookmarkStart w:id="12" w:name="_Toc231306163"/>
       <w:r>
         <w:lastRenderedPageBreak/>
         <w:t>S</w:t>
@@ -12336,34 +12523,22 @@
       </w:r>
     </w:p>
     <w:p>
+      <w:pPr>
+        <w:jc w:val="center"/>
+      </w:pPr>
       <w:r>
         <w:t>La política de atención pluralista y diferencial está dirigida a poblaciones en condición de vulnerabilidad por razones económicas, sociales, étnicas, territoriales, de género y que son sujetas de especial protección por parte del Estado.</w:t>
       </w:r>
-    </w:p>
-    <w:p>
-      <w:pPr>
-        <w:rPr>
-          <w:lang w:val="es-419" w:eastAsia="es-CO"/>
-        </w:rPr>
-      </w:pPr>
-    </w:p>
-    <w:p>
-      <w:pPr>
-        <w:ind w:firstLine="0"/>
-        <w:rPr>
-          <w:lang w:val="es-419" w:eastAsia="es-CO"/>
-        </w:rPr>
-      </w:pPr>
       <w:r>
         <w:rPr>
           <w:noProof/>
           <w:lang w:val="es-419" w:eastAsia="es-CO"/>
         </w:rPr>
         <w:drawing>
-          <wp:inline distT="0" distB="0" distL="0" distR="0" wp14:anchorId="7C01824D" wp14:editId="43D41D57">
-            <wp:extent cx="6332220" cy="2742565"/>
-            <wp:effectExtent l="0" t="0" r="0" b="635"/>
-            <wp:docPr id="1" name="Imagen 1" descr="En la síntesis de este componente se detalla la gestión de requerimientos e indicadores de gestión como son:&#10;- Normativa y requerimientos en atención al cliente.&#10;- Sistema de calidad.&#10;- Indicadores de gestión."/>
+          <wp:inline distT="0" distB="0" distL="0" distR="0" wp14:anchorId="07FECAC6" wp14:editId="3AAABEA0">
+            <wp:extent cx="6332220" cy="2463800"/>
+            <wp:effectExtent l="0" t="0" r="0" b="0"/>
+            <wp:docPr id="12" name="Gráfico 12" descr="En la síntesis de este componente se detalla la gestión de requerimientos e indicadores de gestión como son:&#10;- Normativa y requerimientos en atención al cliente.&#10;- Sistema de calidad.&#10;- Indicadores de gestión."/>
             <wp:cNvGraphicFramePr>
               <a:graphicFrameLocks xmlns:a="http://schemas.openxmlformats.org/drawingml/2006/main" noChangeAspect="1"/>
             </wp:cNvGraphicFramePr>
@@ -12371,11 +12546,20 @@
               <a:graphicData uri="http://schemas.openxmlformats.org/drawingml/2006/picture">
                 <pic:pic xmlns:pic="http://schemas.openxmlformats.org/drawingml/2006/picture">
                   <pic:nvPicPr>
-                    <pic:cNvPr id="1" name="Imagen 1" descr="En la síntesis de este componente se detalla la gestión de requerimientos e indicadores de gestión como son:&#10;- Normativa y requerimientos en atención al cliente.&#10;- Sistema de calidad.&#10;- Indicadores de gestión."/>
+                    <pic:cNvPr id="12" name="Gráfico 12" descr="En la síntesis de este componente se detalla la gestión de requerimientos e indicadores de gestión como son:&#10;- Normativa y requerimientos en atención al cliente.&#10;- Sistema de calidad.&#10;- Indicadores de gestión."/>
                     <pic:cNvPicPr/>
                   </pic:nvPicPr>
                   <pic:blipFill>
-                    <a:blip r:embed="rId28"/>
+                    <a:blip r:embed="rId31">
+                      <a:extLst>
+                        <a:ext uri="{28A0092B-C50C-407E-A947-70E740481C1C}">
+                          <a14:useLocalDpi xmlns:a14="http://schemas.microsoft.com/office/drawing/2010/main" val="0"/>
+                        </a:ext>
+                        <a:ext uri="{96DAC541-7B7A-43D3-8B79-37D633B846F1}">
+                          <asvg:svgBlip xmlns:asvg="http://schemas.microsoft.com/office/drawing/2016/SVG/main" r:embed="rId32"/>
+                        </a:ext>
+                      </a:extLst>
+                    </a:blip>
                     <a:stretch>
                       <a:fillRect/>
                     </a:stretch>
@@ -12383,7 +12567,7 @@
                   <pic:spPr>
                     <a:xfrm>
                       <a:off x="0" y="0"/>
-                      <a:ext cx="6332220" cy="2742565"/>
+                      <a:ext cx="6332220" cy="2463800"/>
                     </a:xfrm>
                     <a:prstGeom prst="rect">
                       <a:avLst/>
@@ -12414,6 +12598,14 @@
     </w:p>
     <w:p>
       <w:pPr>
+        <w:ind w:firstLine="0"/>
+        <w:rPr>
+          <w:lang w:val="es-419" w:eastAsia="es-CO"/>
+        </w:rPr>
+      </w:pPr>
+    </w:p>
+    <w:p>
+      <w:pPr>
         <w:rPr>
           <w:lang w:val="es-419" w:eastAsia="es-CO"/>
         </w:rPr>
@@ -12423,7 +12615,7 @@
       <w:pPr>
         <w:pStyle w:val="Titulosgenerales"/>
       </w:pPr>
-      <w:bookmarkStart w:id="13" w:name="_Toc225955803"/>
+      <w:bookmarkStart w:id="13" w:name="_Toc231306164"/>
       <w:r>
         <w:lastRenderedPageBreak/>
         <w:t>Glosario</w:t>
@@ -12542,7 +12734,7 @@
       <w:pPr>
         <w:pStyle w:val="Titulosgenerales"/>
       </w:pPr>
-      <w:bookmarkStart w:id="14" w:name="_Toc225955804"/>
+      <w:bookmarkStart w:id="14" w:name="_Toc231306165"/>
       <w:r>
         <w:lastRenderedPageBreak/>
         <w:t>Referencias bibliográficas</w:t>
@@ -12608,7 +12800,7 @@
         </w:rPr>
         <w:t xml:space="preserve"> </w:t>
       </w:r>
-      <w:hyperlink r:id="rId29" w:history="1">
+      <w:hyperlink r:id="rId33" w:history="1">
         <w:r>
           <w:rPr>
             <w:rStyle w:val="Hipervnculo"/>
@@ -12657,7 +12849,7 @@
         </w:rPr>
         <w:t xml:space="preserve"> </w:t>
       </w:r>
-      <w:hyperlink r:id="rId30" w:history="1">
+      <w:hyperlink r:id="rId34" w:history="1">
         <w:r>
           <w:rPr>
             <w:rStyle w:val="Hipervnculo"/>
@@ -12706,7 +12898,7 @@
         </w:rPr>
         <w:t xml:space="preserve"> </w:t>
       </w:r>
-      <w:hyperlink r:id="rId31" w:history="1">
+      <w:hyperlink r:id="rId35" w:history="1">
         <w:r>
           <w:rPr>
             <w:rStyle w:val="Hipervnculo"/>
@@ -12755,7 +12947,7 @@
         </w:rPr>
         <w:t xml:space="preserve"> </w:t>
       </w:r>
-      <w:hyperlink r:id="rId32" w:history="1">
+      <w:hyperlink r:id="rId36" w:history="1">
         <w:r>
           <w:rPr>
             <w:rStyle w:val="Hipervnculo"/>
@@ -12804,7 +12996,7 @@
         </w:rPr>
         <w:t xml:space="preserve"> </w:t>
       </w:r>
-      <w:hyperlink r:id="rId33" w:history="1">
+      <w:hyperlink r:id="rId37" w:history="1">
         <w:r>
           <w:rPr>
             <w:rStyle w:val="Hipervnculo"/>
@@ -12957,7 +13149,7 @@
       <w:pPr>
         <w:pStyle w:val="Titulosgenerales"/>
       </w:pPr>
-      <w:bookmarkStart w:id="15" w:name="_Toc225955805"/>
+      <w:bookmarkStart w:id="15" w:name="_Toc231306166"/>
       <w:r>
         <w:lastRenderedPageBreak/>
         <w:t>C</w:t>
@@ -14830,8 +15022,8 @@
       </w:pPr>
     </w:p>
     <w:sectPr>
-      <w:headerReference w:type="default" r:id="rId34"/>
-      <w:footerReference w:type="default" r:id="rId35"/>
+      <w:headerReference w:type="default" r:id="rId38"/>
+      <w:footerReference w:type="default" r:id="rId39"/>
       <w:pgSz w:w="12240" w:h="15840"/>
       <w:pgMar w:top="1701" w:right="1134" w:bottom="1134" w:left="1134" w:header="709" w:footer="737" w:gutter="0"/>
       <w:pgNumType w:start="1"/>
@@ -20524,241 +20716,6 @@
 </file>
 
 <file path=customXml/item1.xml><?xml version="1.0" encoding="utf-8"?>
-<ct:contentTypeSchema xmlns:ct="http://schemas.microsoft.com/office/2006/metadata/contentType" xmlns:ma="http://schemas.microsoft.com/office/2006/metadata/properties/metaAttributes" ct:_="" ma:_="" ma:contentTypeName="Documento" ma:contentTypeID="0x0101006A81D6BD42E8DF4C91013959704817E1" ma:contentTypeVersion="15" ma:contentTypeDescription="Crear nuevo documento." ma:contentTypeScope="" ma:versionID="bf4f72ffd194f0963ff564daca6869f7">
-  <xsd:schema xmlns:xsd="http://www.w3.org/2001/XMLSchema" xmlns:xs="http://www.w3.org/2001/XMLSchema" xmlns:p="http://schemas.microsoft.com/office/2006/metadata/properties" xmlns:ns2="13c90a0b-73bc-4dc0-be5f-28d77b615beb" xmlns:ns3="13c93bba-48ce-428c-bfe5-88b42c19b028" targetNamespace="http://schemas.microsoft.com/office/2006/metadata/properties" ma:root="true" ma:fieldsID="8718d6f4873a5b1392a45044efa78385" ns2:_="" ns3:_="">
-    <xsd:import namespace="13c90a0b-73bc-4dc0-be5f-28d77b615beb"/>
-    <xsd:import namespace="13c93bba-48ce-428c-bfe5-88b42c19b028"/>
-    <xsd:element name="properties">
-      <xsd:complexType>
-        <xsd:sequence>
-          <xsd:element name="documentManagement">
-            <xsd:complexType>
-              <xsd:all>
-                <xsd:element ref="ns2:SharedWithUsers" minOccurs="0"/>
-                <xsd:element ref="ns2:SharedWithDetails" minOccurs="0"/>
-                <xsd:element ref="ns3:MediaServiceMetadata" minOccurs="0"/>
-                <xsd:element ref="ns3:MediaServiceFastMetadata" minOccurs="0"/>
-                <xsd:element ref="ns3:MediaServiceSearchProperties" minOccurs="0"/>
-                <xsd:element ref="ns3:MediaServiceObjectDetectorVersions" minOccurs="0"/>
-                <xsd:element ref="ns3:MediaServiceDateTaken" minOccurs="0"/>
-                <xsd:element ref="ns3:MediaServiceGenerationTime" minOccurs="0"/>
-                <xsd:element ref="ns3:MediaServiceEventHashCode" minOccurs="0"/>
-                <xsd:element ref="ns3:MediaLengthInSeconds" minOccurs="0"/>
-                <xsd:element ref="ns3:lcf76f155ced4ddcb4097134ff3c332f" minOccurs="0"/>
-                <xsd:element ref="ns2:TaxCatchAll" minOccurs="0"/>
-                <xsd:element ref="ns3:MediaServiceOCR" minOccurs="0"/>
-                <xsd:element ref="ns3:MediaServiceLocation" minOccurs="0"/>
-              </xsd:all>
-            </xsd:complexType>
-          </xsd:element>
-        </xsd:sequence>
-      </xsd:complexType>
-    </xsd:element>
-  </xsd:schema>
-  <xsd:schema xmlns:xsd="http://www.w3.org/2001/XMLSchema" xmlns:xs="http://www.w3.org/2001/XMLSchema" xmlns:dms="http://schemas.microsoft.com/office/2006/documentManagement/types" xmlns:pc="http://schemas.microsoft.com/office/infopath/2007/PartnerControls" targetNamespace="13c90a0b-73bc-4dc0-be5f-28d77b615beb" elementFormDefault="qualified">
-    <xsd:import namespace="http://schemas.microsoft.com/office/2006/documentManagement/types"/>
-    <xsd:import namespace="http://schemas.microsoft.com/office/infopath/2007/PartnerControls"/>
-    <xsd:element name="SharedWithUsers" ma:index="8" nillable="true" ma:displayName="Compartido con" ma:internalName="SharedWithUsers" ma:readOnly="true">
-      <xsd:complexType>
-        <xsd:complexContent>
-          <xsd:extension base="dms:UserMulti">
-            <xsd:sequence>
-              <xsd:element name="UserInfo" minOccurs="0" maxOccurs="unbounded">
-                <xsd:complexType>
-                  <xsd:sequence>
-                    <xsd:element name="DisplayName" type="xsd:string" minOccurs="0"/>
-                    <xsd:element name="AccountId" type="dms:UserId" minOccurs="0" nillable="true"/>
-                    <xsd:element name="AccountType" type="xsd:string" minOccurs="0"/>
-                  </xsd:sequence>
-                </xsd:complexType>
-              </xsd:element>
-            </xsd:sequence>
-          </xsd:extension>
-        </xsd:complexContent>
-      </xsd:complexType>
-    </xsd:element>
-    <xsd:element name="SharedWithDetails" ma:index="9" nillable="true" ma:displayName="Detalles de uso compartido" ma:internalName="SharedWithDetails" ma:readOnly="true">
-      <xsd:simpleType>
-        <xsd:restriction base="dms:Note">
-          <xsd:maxLength value="255"/>
-        </xsd:restriction>
-      </xsd:simpleType>
-    </xsd:element>
-    <xsd:element name="TaxCatchAll" ma:index="20" nillable="true" ma:displayName="Taxonomy Catch All Column" ma:hidden="true" ma:list="{a42ca037-5d13-4729-aeec-4237f141d2d6}" ma:internalName="TaxCatchAll" ma:showField="CatchAllData" ma:web="13c90a0b-73bc-4dc0-be5f-28d77b615beb">
-      <xsd:complexType>
-        <xsd:complexContent>
-          <xsd:extension base="dms:MultiChoiceLookup">
-            <xsd:sequence>
-              <xsd:element name="Value" type="dms:Lookup" maxOccurs="unbounded" minOccurs="0" nillable="true"/>
-            </xsd:sequence>
-          </xsd:extension>
-        </xsd:complexContent>
-      </xsd:complexType>
-    </xsd:element>
-  </xsd:schema>
-  <xsd:schema xmlns:xsd="http://www.w3.org/2001/XMLSchema" xmlns:xs="http://www.w3.org/2001/XMLSchema" xmlns:dms="http://schemas.microsoft.com/office/2006/documentManagement/types" xmlns:pc="http://schemas.microsoft.com/office/infopath/2007/PartnerControls" targetNamespace="13c93bba-48ce-428c-bfe5-88b42c19b028" elementFormDefault="qualified">
-    <xsd:import namespace="http://schemas.microsoft.com/office/2006/documentManagement/types"/>
-    <xsd:import namespace="http://schemas.microsoft.com/office/infopath/2007/PartnerControls"/>
-    <xsd:element name="MediaServiceMetadata" ma:index="10" nillable="true" ma:displayName="MediaServiceMetadata" ma:hidden="true" ma:internalName="MediaServiceMetadata" ma:readOnly="true">
-      <xsd:simpleType>
-        <xsd:restriction base="dms:Note"/>
-      </xsd:simpleType>
-    </xsd:element>
-    <xsd:element name="MediaServiceFastMetadata" ma:index="11" nillable="true" ma:displayName="MediaServiceFastMetadata" ma:hidden="true" ma:internalName="MediaServiceFastMetadata" ma:readOnly="true">
-      <xsd:simpleType>
-        <xsd:restriction base="dms:Note"/>
-      </xsd:simpleType>
-    </xsd:element>
-    <xsd:element name="MediaServiceSearchProperties" ma:index="12" nillable="true" ma:displayName="MediaServiceSearchProperties" ma:hidden="true" ma:internalName="MediaServiceSearchProperties" ma:readOnly="true">
-      <xsd:simpleType>
-        <xsd:restriction base="dms:Note"/>
-      </xsd:simpleType>
-    </xsd:element>
-    <xsd:element name="MediaServiceObjectDetectorVersions" ma:index="13" nillable="true" ma:displayName="MediaServiceObjectDetectorVersions" ma:hidden="true" ma:indexed="true" ma:internalName="MediaServiceObjectDetectorVersions" ma:readOnly="true">
-      <xsd:simpleType>
-        <xsd:restriction base="dms:Text"/>
-      </xsd:simpleType>
-    </xsd:element>
-    <xsd:element name="MediaServiceDateTaken" ma:index="14" nillable="true" ma:displayName="MediaServiceDateTaken" ma:hidden="true" ma:indexed="true" ma:internalName="MediaServiceDateTaken" ma:readOnly="true">
-      <xsd:simpleType>
-        <xsd:restriction base="dms:Text"/>
-      </xsd:simpleType>
-    </xsd:element>
-    <xsd:element name="MediaServiceGenerationTime" ma:index="15" nillable="true" ma:displayName="MediaServiceGenerationTime" ma:hidden="true" ma:internalName="MediaServiceGenerationTime" ma:readOnly="true">
-      <xsd:simpleType>
-        <xsd:restriction base="dms:Text"/>
-      </xsd:simpleType>
-    </xsd:element>
-    <xsd:element name="MediaServiceEventHashCode" ma:index="16" nillable="true" ma:displayName="MediaServiceEventHashCode" ma:hidden="true" ma:internalName="MediaServiceEventHashCode" ma:readOnly="true">
-      <xsd:simpleType>
-        <xsd:restriction base="dms:Text"/>
-      </xsd:simpleType>
-    </xsd:element>
-    <xsd:element name="MediaLengthInSeconds" ma:index="17" nillable="true" ma:displayName="MediaLengthInSeconds" ma:hidden="true" ma:internalName="MediaLengthInSeconds" ma:readOnly="true">
-      <xsd:simpleType>
-        <xsd:restriction base="dms:Unknown"/>
-      </xsd:simpleType>
-    </xsd:element>
-    <xsd:element name="lcf76f155ced4ddcb4097134ff3c332f" ma:index="19" nillable="true" ma:taxonomy="true" ma:internalName="lcf76f155ced4ddcb4097134ff3c332f" ma:taxonomyFieldName="MediaServiceImageTags" ma:displayName="Etiquetas de imagen" ma:readOnly="false" ma:fieldId="{5cf76f15-5ced-4ddc-b409-7134ff3c332f}" ma:taxonomyMulti="true" ma:sspId="d33c8c81-5745-4931-bcc4-c2aeafe86780" ma:termSetId="09814cd3-568e-fe90-9814-8d621ff8fb84" ma:anchorId="fba54fb3-c3e1-fe81-a776-ca4b69148c4d" ma:open="true" ma:isKeyword="false">
-      <xsd:complexType>
-        <xsd:sequence>
-          <xsd:element ref="pc:Terms" minOccurs="0" maxOccurs="1"/>
-        </xsd:sequence>
-      </xsd:complexType>
-    </xsd:element>
-    <xsd:element name="MediaServiceOCR" ma:index="21" nillable="true" ma:displayName="Extracted Text" ma:internalName="MediaServiceOCR" ma:readOnly="true">
-      <xsd:simpleType>
-        <xsd:restriction base="dms:Note">
-          <xsd:maxLength value="255"/>
-        </xsd:restriction>
-      </xsd:simpleType>
-    </xsd:element>
-    <xsd:element name="MediaServiceLocation" ma:index="22" nillable="true" ma:displayName="Location" ma:description="" ma:indexed="true" ma:internalName="MediaServiceLocation" ma:readOnly="true">
-      <xsd:simpleType>
-        <xsd:restriction base="dms:Text"/>
-      </xsd:simpleType>
-    </xsd:element>
-  </xsd:schema>
-  <xsd:schema xmlns="http://schemas.openxmlformats.org/package/2006/metadata/core-properties" xmlns:xsd="http://www.w3.org/2001/XMLSchema" xmlns:xsi="http://www.w3.org/2001/XMLSchema-instance" xmlns:dc="http://purl.org/dc/elements/1.1/" xmlns:dcterms="http://purl.org/dc/terms/" xmlns:odoc="http://schemas.microsoft.com/internal/obd" targetNamespace="http://schemas.openxmlformats.org/package/2006/metadata/core-properties" elementFormDefault="qualified" attributeFormDefault="unqualified" blockDefault="#all">
-    <xsd:import namespace="http://purl.org/dc/elements/1.1/" schemaLocation="http://dublincore.org/schemas/xmls/qdc/2003/04/02/dc.xsd"/>
-    <xsd:import namespace="http://purl.org/dc/terms/" schemaLocation="http://dublincore.org/schemas/xmls/qdc/2003/04/02/dcterms.xsd"/>
-    <xsd:element name="coreProperties" type="CT_coreProperties"/>
-    <xsd:complexType name="CT_coreProperties">
-      <xsd:all>
-        <xsd:element ref="dc:creator" minOccurs="0" maxOccurs="1"/>
-        <xsd:element ref="dcterms:created" minOccurs="0" maxOccurs="1"/>
-        <xsd:element ref="dc:identifier" minOccurs="0" maxOccurs="1"/>
-        <xsd:element name="contentType" minOccurs="0" maxOccurs="1" type="xsd:string" ma:index="0" ma:displayName="Tipo de contenido"/>
-        <xsd:element ref="dc:title" minOccurs="0" maxOccurs="1" ma:index="4" ma:displayName="Título"/>
-        <xsd:element ref="dc:subject" minOccurs="0" maxOccurs="1"/>
-        <xsd:element ref="dc:description" minOccurs="0" maxOccurs="1"/>
-        <xsd:element name="keywords" minOccurs="0" maxOccurs="1" type="xsd:string"/>
-        <xsd:element ref="dc:language" minOccurs="0" maxOccurs="1"/>
-        <xsd:element name="category" minOccurs="0" maxOccurs="1" type="xsd:string"/>
-        <xsd:element name="version" minOccurs="0" maxOccurs="1" type="xsd:string"/>
-        <xsd:element name="revision" minOccurs="0" maxOccurs="1" type="xsd:string">
-          <xsd:annotation>
-            <xsd:documentation>
-                        This value indicates the number of saves or revisions. The application is responsible for updating this value after each revision.
-                    </xsd:documentation>
-          </xsd:annotation>
-        </xsd:element>
-        <xsd:element name="lastModifiedBy" minOccurs="0" maxOccurs="1" type="xsd:string"/>
-        <xsd:element ref="dcterms:modified" minOccurs="0" maxOccurs="1"/>
-        <xsd:element name="contentStatus" minOccurs="0" maxOccurs="1" type="xsd:string"/>
-      </xsd:all>
-    </xsd:complexType>
-  </xsd:schema>
-  <xs:schema xmlns:pc="http://schemas.microsoft.com/office/infopath/2007/PartnerControls" xmlns:xs="http://www.w3.org/2001/XMLSchema" targetNamespace="http://schemas.microsoft.com/office/infopath/2007/PartnerControls" elementFormDefault="qualified" attributeFormDefault="unqualified">
-    <xs:element name="Person">
-      <xs:complexType>
-        <xs:sequence>
-          <xs:element ref="pc:DisplayName" minOccurs="0"/>
-          <xs:element ref="pc:AccountId" minOccurs="0"/>
-          <xs:element ref="pc:AccountType" minOccurs="0"/>
-        </xs:sequence>
-      </xs:complexType>
-    </xs:element>
-    <xs:element name="DisplayName" type="xs:string"/>
-    <xs:element name="AccountId" type="xs:string"/>
-    <xs:element name="AccountType" type="xs:string"/>
-    <xs:element name="BDCAssociatedEntity">
-      <xs:complexType>
-        <xs:sequence>
-          <xs:element ref="pc:BDCEntity" minOccurs="0" maxOccurs="unbounded"/>
-        </xs:sequence>
-        <xs:attribute ref="pc:EntityNamespace"/>
-        <xs:attribute ref="pc:EntityName"/>
-        <xs:attribute ref="pc:SystemInstanceName"/>
-        <xs:attribute ref="pc:AssociationName"/>
-      </xs:complexType>
-    </xs:element>
-    <xs:attribute name="EntityNamespace" type="xs:string"/>
-    <xs:attribute name="EntityName" type="xs:string"/>
-    <xs:attribute name="SystemInstanceName" type="xs:string"/>
-    <xs:attribute name="AssociationName" type="xs:string"/>
-    <xs:element name="BDCEntity">
-      <xs:complexType>
-        <xs:sequence>
-          <xs:element ref="pc:EntityDisplayName" minOccurs="0"/>
-          <xs:element ref="pc:EntityInstanceReference" minOccurs="0"/>
-          <xs:element ref="pc:EntityId1" minOccurs="0"/>
-          <xs:element ref="pc:EntityId2" minOccurs="0"/>
-          <xs:element ref="pc:EntityId3" minOccurs="0"/>
-          <xs:element ref="pc:EntityId4" minOccurs="0"/>
-          <xs:element ref="pc:EntityId5" minOccurs="0"/>
-        </xs:sequence>
-      </xs:complexType>
-    </xs:element>
-    <xs:element name="EntityDisplayName" type="xs:string"/>
-    <xs:element name="EntityInstanceReference" type="xs:string"/>
-    <xs:element name="EntityId1" type="xs:string"/>
-    <xs:element name="EntityId2" type="xs:string"/>
-    <xs:element name="EntityId3" type="xs:string"/>
-    <xs:element name="EntityId4" type="xs:string"/>
-    <xs:element name="EntityId5" type="xs:string"/>
-    <xs:element name="Terms">
-      <xs:complexType>
-        <xs:sequence>
-          <xs:element ref="pc:TermInfo" minOccurs="0" maxOccurs="unbounded"/>
-        </xs:sequence>
-      </xs:complexType>
-    </xs:element>
-    <xs:element name="TermInfo">
-      <xs:complexType>
-        <xs:sequence>
-          <xs:element ref="pc:TermName" minOccurs="0"/>
-          <xs:element ref="pc:TermId" minOccurs="0"/>
-        </xs:sequence>
-      </xs:complexType>
-    </xs:element>
-    <xs:element name="TermName" type="xs:string"/>
-    <xs:element name="TermId" type="xs:string"/>
-  </xs:schema>
-</ct:contentTypeSchema>
-</file>
-
-<file path=customXml/item2.xml><?xml version="1.0" encoding="utf-8"?>
 <b:Sources xmlns:b="http://schemas.openxmlformats.org/officeDocument/2006/bibliography" xmlns="http://schemas.openxmlformats.org/officeDocument/2006/bibliography" SelectedStyle="\APASixthEditionOfficeOnline.xsl" StyleName="APA" Version="6">
   <b:Source>
     <b:Tag>Mue12</b:Tag>
@@ -21269,18 +21226,208 @@
 </b:Sources>
 </file>
 
-<file path=customXml/item3.xml><?xml version="1.0" encoding="utf-8"?>
-<p:properties xmlns:p="http://schemas.microsoft.com/office/2006/metadata/properties" xmlns:xsi="http://www.w3.org/2001/XMLSchema-instance" xmlns:pc="http://schemas.microsoft.com/office/infopath/2007/PartnerControls">
-  <documentManagement>
-    <TaxCatchAll xmlns="13c90a0b-73bc-4dc0-be5f-28d77b615beb" xsi:nil="true"/>
-    <lcf76f155ced4ddcb4097134ff3c332f xmlns="13c93bba-48ce-428c-bfe5-88b42c19b028">
-      <Terms xmlns="http://schemas.microsoft.com/office/infopath/2007/PartnerControls"/>
-    </lcf76f155ced4ddcb4097134ff3c332f>
-  </documentManagement>
-</p:properties>
+<file path=customXml/item2.xml><?xml version="1.0" encoding="utf-8"?>
+<ct:contentTypeSchema xmlns:ct="http://schemas.microsoft.com/office/2006/metadata/contentType" xmlns:ma="http://schemas.microsoft.com/office/2006/metadata/properties/metaAttributes" ct:_="" ma:_="" ma:contentTypeName="Documento" ma:contentTypeID="0x010100FC2B1768DD5A774EB396CCAB0DE361C1" ma:contentTypeVersion="12" ma:contentTypeDescription="Crear nuevo documento." ma:contentTypeScope="" ma:versionID="d4a546b22d2924edabf51241cf3422b8">
+  <xsd:schema xmlns:xsd="http://www.w3.org/2001/XMLSchema" xmlns:xs="http://www.w3.org/2001/XMLSchema" xmlns:p="http://schemas.microsoft.com/office/2006/metadata/properties" xmlns:ns2="a70d3c18-0869-45a1-9f75-4b4b8f0f32be" xmlns:ns3="adccf511-daff-4bcb-9072-914cedbf4c7e" targetNamespace="http://schemas.microsoft.com/office/2006/metadata/properties" ma:root="true" ma:fieldsID="e29002b2d9ca820e89c57fc59ec70c79" ns2:_="" ns3:_="">
+    <xsd:import namespace="a70d3c18-0869-45a1-9f75-4b4b8f0f32be"/>
+    <xsd:import namespace="adccf511-daff-4bcb-9072-914cedbf4c7e"/>
+    <xsd:element name="properties">
+      <xsd:complexType>
+        <xsd:sequence>
+          <xsd:element name="documentManagement">
+            <xsd:complexType>
+              <xsd:all>
+                <xsd:element ref="ns2:MediaServiceMetadata" minOccurs="0"/>
+                <xsd:element ref="ns2:MediaServiceFastMetadata" minOccurs="0"/>
+                <xsd:element ref="ns2:MediaServiceSearchProperties" minOccurs="0"/>
+                <xsd:element ref="ns2:MediaServiceDateTaken" minOccurs="0"/>
+                <xsd:element ref="ns2:MediaServiceGenerationTime" minOccurs="0"/>
+                <xsd:element ref="ns2:MediaServiceEventHashCode" minOccurs="0"/>
+                <xsd:element ref="ns2:MediaLengthInSeconds" minOccurs="0"/>
+                <xsd:element ref="ns2:lcf76f155ced4ddcb4097134ff3c332f" minOccurs="0"/>
+                <xsd:element ref="ns3:TaxCatchAll" minOccurs="0"/>
+                <xsd:element ref="ns2:MediaServiceOCR" minOccurs="0"/>
+                <xsd:element ref="ns2:MediaServiceBillingMetadata" minOccurs="0"/>
+              </xsd:all>
+            </xsd:complexType>
+          </xsd:element>
+        </xsd:sequence>
+      </xsd:complexType>
+    </xsd:element>
+  </xsd:schema>
+  <xsd:schema xmlns:xsd="http://www.w3.org/2001/XMLSchema" xmlns:xs="http://www.w3.org/2001/XMLSchema" xmlns:dms="http://schemas.microsoft.com/office/2006/documentManagement/types" xmlns:pc="http://schemas.microsoft.com/office/infopath/2007/PartnerControls" targetNamespace="a70d3c18-0869-45a1-9f75-4b4b8f0f32be" elementFormDefault="qualified">
+    <xsd:import namespace="http://schemas.microsoft.com/office/2006/documentManagement/types"/>
+    <xsd:import namespace="http://schemas.microsoft.com/office/infopath/2007/PartnerControls"/>
+    <xsd:element name="MediaServiceMetadata" ma:index="8" nillable="true" ma:displayName="MediaServiceMetadata" ma:hidden="true" ma:internalName="MediaServiceMetadata" ma:readOnly="true">
+      <xsd:simpleType>
+        <xsd:restriction base="dms:Note"/>
+      </xsd:simpleType>
+    </xsd:element>
+    <xsd:element name="MediaServiceFastMetadata" ma:index="9" nillable="true" ma:displayName="MediaServiceFastMetadata" ma:hidden="true" ma:internalName="MediaServiceFastMetadata" ma:readOnly="true">
+      <xsd:simpleType>
+        <xsd:restriction base="dms:Note"/>
+      </xsd:simpleType>
+    </xsd:element>
+    <xsd:element name="MediaServiceSearchProperties" ma:index="10" nillable="true" ma:displayName="MediaServiceSearchProperties" ma:hidden="true" ma:internalName="MediaServiceSearchProperties" ma:readOnly="true">
+      <xsd:simpleType>
+        <xsd:restriction base="dms:Note"/>
+      </xsd:simpleType>
+    </xsd:element>
+    <xsd:element name="MediaServiceDateTaken" ma:index="11" nillable="true" ma:displayName="MediaServiceDateTaken" ma:hidden="true" ma:indexed="true" ma:internalName="MediaServiceDateTaken" ma:readOnly="true">
+      <xsd:simpleType>
+        <xsd:restriction base="dms:Text"/>
+      </xsd:simpleType>
+    </xsd:element>
+    <xsd:element name="MediaServiceGenerationTime" ma:index="12" nillable="true" ma:displayName="MediaServiceGenerationTime" ma:hidden="true" ma:internalName="MediaServiceGenerationTime" ma:readOnly="true">
+      <xsd:simpleType>
+        <xsd:restriction base="dms:Text"/>
+      </xsd:simpleType>
+    </xsd:element>
+    <xsd:element name="MediaServiceEventHashCode" ma:index="13" nillable="true" ma:displayName="MediaServiceEventHashCode" ma:hidden="true" ma:internalName="MediaServiceEventHashCode" ma:readOnly="true">
+      <xsd:simpleType>
+        <xsd:restriction base="dms:Text"/>
+      </xsd:simpleType>
+    </xsd:element>
+    <xsd:element name="MediaLengthInSeconds" ma:index="14" nillable="true" ma:displayName="MediaLengthInSeconds" ma:hidden="true" ma:internalName="MediaLengthInSeconds" ma:readOnly="true">
+      <xsd:simpleType>
+        <xsd:restriction base="dms:Unknown"/>
+      </xsd:simpleType>
+    </xsd:element>
+    <xsd:element name="lcf76f155ced4ddcb4097134ff3c332f" ma:index="16" nillable="true" ma:taxonomy="true" ma:internalName="lcf76f155ced4ddcb4097134ff3c332f" ma:taxonomyFieldName="MediaServiceImageTags" ma:displayName="Etiquetas de imagen" ma:readOnly="false" ma:fieldId="{5cf76f15-5ced-4ddc-b409-7134ff3c332f}" ma:taxonomyMulti="true" ma:sspId="d33c8c81-5745-4931-bcc4-c2aeafe86780" ma:termSetId="09814cd3-568e-fe90-9814-8d621ff8fb84" ma:anchorId="fba54fb3-c3e1-fe81-a776-ca4b69148c4d" ma:open="true" ma:isKeyword="false">
+      <xsd:complexType>
+        <xsd:sequence>
+          <xsd:element ref="pc:Terms" minOccurs="0" maxOccurs="1"/>
+        </xsd:sequence>
+      </xsd:complexType>
+    </xsd:element>
+    <xsd:element name="MediaServiceOCR" ma:index="18" nillable="true" ma:displayName="Extracted Text" ma:internalName="MediaServiceOCR" ma:readOnly="true">
+      <xsd:simpleType>
+        <xsd:restriction base="dms:Note">
+          <xsd:maxLength value="255"/>
+        </xsd:restriction>
+      </xsd:simpleType>
+    </xsd:element>
+    <xsd:element name="MediaServiceBillingMetadata" ma:index="19" nillable="true" ma:displayName="MediaServiceBillingMetadata" ma:hidden="true" ma:internalName="MediaServiceBillingMetadata" ma:readOnly="true">
+      <xsd:simpleType>
+        <xsd:restriction base="dms:Note"/>
+      </xsd:simpleType>
+    </xsd:element>
+  </xsd:schema>
+  <xsd:schema xmlns:xsd="http://www.w3.org/2001/XMLSchema" xmlns:xs="http://www.w3.org/2001/XMLSchema" xmlns:dms="http://schemas.microsoft.com/office/2006/documentManagement/types" xmlns:pc="http://schemas.microsoft.com/office/infopath/2007/PartnerControls" targetNamespace="adccf511-daff-4bcb-9072-914cedbf4c7e" elementFormDefault="qualified">
+    <xsd:import namespace="http://schemas.microsoft.com/office/2006/documentManagement/types"/>
+    <xsd:import namespace="http://schemas.microsoft.com/office/infopath/2007/PartnerControls"/>
+    <xsd:element name="TaxCatchAll" ma:index="17" nillable="true" ma:displayName="Taxonomy Catch All Column" ma:hidden="true" ma:list="{d55fdbc5-1632-489d-aeea-ba6fd7407963}" ma:internalName="TaxCatchAll" ma:showField="CatchAllData" ma:web="adccf511-daff-4bcb-9072-914cedbf4c7e">
+      <xsd:complexType>
+        <xsd:complexContent>
+          <xsd:extension base="dms:MultiChoiceLookup">
+            <xsd:sequence>
+              <xsd:element name="Value" type="dms:Lookup" maxOccurs="unbounded" minOccurs="0" nillable="true"/>
+            </xsd:sequence>
+          </xsd:extension>
+        </xsd:complexContent>
+      </xsd:complexType>
+    </xsd:element>
+  </xsd:schema>
+  <xsd:schema xmlns="http://schemas.openxmlformats.org/package/2006/metadata/core-properties" xmlns:xsd="http://www.w3.org/2001/XMLSchema" xmlns:xsi="http://www.w3.org/2001/XMLSchema-instance" xmlns:dc="http://purl.org/dc/elements/1.1/" xmlns:dcterms="http://purl.org/dc/terms/" xmlns:odoc="http://schemas.microsoft.com/internal/obd" targetNamespace="http://schemas.openxmlformats.org/package/2006/metadata/core-properties" elementFormDefault="qualified" attributeFormDefault="unqualified" blockDefault="#all">
+    <xsd:import namespace="http://purl.org/dc/elements/1.1/" schemaLocation="http://dublincore.org/schemas/xmls/qdc/2003/04/02/dc.xsd"/>
+    <xsd:import namespace="http://purl.org/dc/terms/" schemaLocation="http://dublincore.org/schemas/xmls/qdc/2003/04/02/dcterms.xsd"/>
+    <xsd:element name="coreProperties" type="CT_coreProperties"/>
+    <xsd:complexType name="CT_coreProperties">
+      <xsd:all>
+        <xsd:element ref="dc:creator" minOccurs="0" maxOccurs="1"/>
+        <xsd:element ref="dcterms:created" minOccurs="0" maxOccurs="1"/>
+        <xsd:element ref="dc:identifier" minOccurs="0" maxOccurs="1"/>
+        <xsd:element name="contentType" minOccurs="0" maxOccurs="1" type="xsd:string" ma:index="0" ma:displayName="Tipo de contenido"/>
+        <xsd:element ref="dc:title" minOccurs="0" maxOccurs="1" ma:index="4" ma:displayName="Título"/>
+        <xsd:element ref="dc:subject" minOccurs="0" maxOccurs="1"/>
+        <xsd:element ref="dc:description" minOccurs="0" maxOccurs="1"/>
+        <xsd:element name="keywords" minOccurs="0" maxOccurs="1" type="xsd:string"/>
+        <xsd:element ref="dc:language" minOccurs="0" maxOccurs="1"/>
+        <xsd:element name="category" minOccurs="0" maxOccurs="1" type="xsd:string"/>
+        <xsd:element name="version" minOccurs="0" maxOccurs="1" type="xsd:string"/>
+        <xsd:element name="revision" minOccurs="0" maxOccurs="1" type="xsd:string">
+          <xsd:annotation>
+            <xsd:documentation>
+                        This value indicates the number of saves or revisions. The application is responsible for updating this value after each revision.
+                    </xsd:documentation>
+          </xsd:annotation>
+        </xsd:element>
+        <xsd:element name="lastModifiedBy" minOccurs="0" maxOccurs="1" type="xsd:string"/>
+        <xsd:element ref="dcterms:modified" minOccurs="0" maxOccurs="1"/>
+        <xsd:element name="contentStatus" minOccurs="0" maxOccurs="1" type="xsd:string"/>
+      </xsd:all>
+    </xsd:complexType>
+  </xsd:schema>
+  <xs:schema xmlns:pc="http://schemas.microsoft.com/office/infopath/2007/PartnerControls" xmlns:xs="http://www.w3.org/2001/XMLSchema" targetNamespace="http://schemas.microsoft.com/office/infopath/2007/PartnerControls" elementFormDefault="qualified" attributeFormDefault="unqualified">
+    <xs:element name="Person">
+      <xs:complexType>
+        <xs:sequence>
+          <xs:element ref="pc:DisplayName" minOccurs="0"/>
+          <xs:element ref="pc:AccountId" minOccurs="0"/>
+          <xs:element ref="pc:AccountType" minOccurs="0"/>
+        </xs:sequence>
+      </xs:complexType>
+    </xs:element>
+    <xs:element name="DisplayName" type="xs:string"/>
+    <xs:element name="AccountId" type="xs:string"/>
+    <xs:element name="AccountType" type="xs:string"/>
+    <xs:element name="BDCAssociatedEntity">
+      <xs:complexType>
+        <xs:sequence>
+          <xs:element ref="pc:BDCEntity" minOccurs="0" maxOccurs="unbounded"/>
+        </xs:sequence>
+        <xs:attribute ref="pc:EntityNamespace"/>
+        <xs:attribute ref="pc:EntityName"/>
+        <xs:attribute ref="pc:SystemInstanceName"/>
+        <xs:attribute ref="pc:AssociationName"/>
+      </xs:complexType>
+    </xs:element>
+    <xs:attribute name="EntityNamespace" type="xs:string"/>
+    <xs:attribute name="EntityName" type="xs:string"/>
+    <xs:attribute name="SystemInstanceName" type="xs:string"/>
+    <xs:attribute name="AssociationName" type="xs:string"/>
+    <xs:element name="BDCEntity">
+      <xs:complexType>
+        <xs:sequence>
+          <xs:element ref="pc:EntityDisplayName" minOccurs="0"/>
+          <xs:element ref="pc:EntityInstanceReference" minOccurs="0"/>
+          <xs:element ref="pc:EntityId1" minOccurs="0"/>
+          <xs:element ref="pc:EntityId2" minOccurs="0"/>
+          <xs:element ref="pc:EntityId3" minOccurs="0"/>
+          <xs:element ref="pc:EntityId4" minOccurs="0"/>
+          <xs:element ref="pc:EntityId5" minOccurs="0"/>
+        </xs:sequence>
+      </xs:complexType>
+    </xs:element>
+    <xs:element name="EntityDisplayName" type="xs:string"/>
+    <xs:element name="EntityInstanceReference" type="xs:string"/>
+    <xs:element name="EntityId1" type="xs:string"/>
+    <xs:element name="EntityId2" type="xs:string"/>
+    <xs:element name="EntityId3" type="xs:string"/>
+    <xs:element name="EntityId4" type="xs:string"/>
+    <xs:element name="EntityId5" type="xs:string"/>
+    <xs:element name="Terms">
+      <xs:complexType>
+        <xs:sequence>
+          <xs:element ref="pc:TermInfo" minOccurs="0" maxOccurs="unbounded"/>
+        </xs:sequence>
+      </xs:complexType>
+    </xs:element>
+    <xs:element name="TermInfo">
+      <xs:complexType>
+        <xs:sequence>
+          <xs:element ref="pc:TermName" minOccurs="0"/>
+          <xs:element ref="pc:TermId" minOccurs="0"/>
+        </xs:sequence>
+      </xs:complexType>
+    </xs:element>
+    <xs:element name="TermName" type="xs:string"/>
+    <xs:element name="TermId" type="xs:string"/>
+  </xs:schema>
+</ct:contentTypeSchema>
 </file>
 
-<file path=customXml/item4.xml><?xml version="1.0" encoding="utf-8"?>
+<file path=customXml/item3.xml><?xml version="1.0" encoding="utf-8"?>
 <?mso-contentType ?>
 <FormTemplates xmlns="http://schemas.microsoft.com/sharepoint/v3/contenttype/forms">
   <Display>DocumentLibraryForm</Display>
@@ -21289,11 +21436,18 @@
 </FormTemplates>
 </file>
 
-<file path=customXml/itemProps1.xml><?xml version="1.0" encoding="utf-8"?>
-<ds:datastoreItem xmlns:ds="http://schemas.openxmlformats.org/officeDocument/2006/customXml" ds:itemID="{5EB5F7D0-B835-4DDE-A895-9D40C511D58D}"/>
+<file path=customXml/item4.xml><?xml version="1.0" encoding="utf-8"?>
+<p:properties xmlns:p="http://schemas.microsoft.com/office/2006/metadata/properties" xmlns:xsi="http://www.w3.org/2001/XMLSchema-instance" xmlns:pc="http://schemas.microsoft.com/office/infopath/2007/PartnerControls">
+  <documentManagement>
+    <TaxCatchAll xmlns="adccf511-daff-4bcb-9072-914cedbf4c7e" xsi:nil="true"/>
+    <lcf76f155ced4ddcb4097134ff3c332f xmlns="a70d3c18-0869-45a1-9f75-4b4b8f0f32be">
+      <Terms xmlns="http://schemas.microsoft.com/office/infopath/2007/PartnerControls"/>
+    </lcf76f155ced4ddcb4097134ff3c332f>
+  </documentManagement>
+</p:properties>
 </file>
 
-<file path=customXml/itemProps2.xml><?xml version="1.0" encoding="utf-8"?>
+<file path=customXml/itemProps1.xml><?xml version="1.0" encoding="utf-8"?>
 <ds:datastoreItem xmlns:ds="http://schemas.openxmlformats.org/officeDocument/2006/customXml" ds:itemID="{84F3832F-79D0-40EC-924E-4EC5D33B7AFB}">
   <ds:schemaRefs>
     <ds:schemaRef ds:uri="http://schemas.openxmlformats.org/officeDocument/2006/bibliography"/>
@@ -21301,7 +21455,34 @@
 </ds:datastoreItem>
 </file>
 
+<file path=customXml/itemProps2.xml><?xml version="1.0" encoding="utf-8"?>
+<ds:datastoreItem xmlns:ds="http://schemas.openxmlformats.org/officeDocument/2006/customXml" ds:itemID="{996434B9-CC1E-4468-A086-AA07C2AF1350}">
+  <ds:schemaRefs>
+    <ds:schemaRef ds:uri="http://schemas.microsoft.com/office/2006/metadata/contentType"/>
+    <ds:schemaRef ds:uri="http://schemas.microsoft.com/office/2006/metadata/properties/metaAttributes"/>
+    <ds:schemaRef ds:uri="http://www.w3.org/2001/XMLSchema"/>
+    <ds:schemaRef ds:uri="http://schemas.microsoft.com/office/2006/metadata/properties"/>
+    <ds:schemaRef ds:uri="a70d3c18-0869-45a1-9f75-4b4b8f0f32be"/>
+    <ds:schemaRef ds:uri="adccf511-daff-4bcb-9072-914cedbf4c7e"/>
+    <ds:schemaRef ds:uri="http://schemas.microsoft.com/office/2006/documentManagement/types"/>
+    <ds:schemaRef ds:uri="http://schemas.microsoft.com/office/infopath/2007/PartnerControls"/>
+    <ds:schemaRef ds:uri="http://schemas.openxmlformats.org/package/2006/metadata/core-properties"/>
+    <ds:schemaRef ds:uri="http://purl.org/dc/elements/1.1/"/>
+    <ds:schemaRef ds:uri="http://purl.org/dc/terms/"/>
+    <ds:schemaRef ds:uri="http://schemas.microsoft.com/internal/obd"/>
+  </ds:schemaRefs>
+</ds:datastoreItem>
+</file>
+
 <file path=customXml/itemProps3.xml><?xml version="1.0" encoding="utf-8"?>
+<ds:datastoreItem xmlns:ds="http://schemas.openxmlformats.org/officeDocument/2006/customXml" ds:itemID="{81CBDEC1-3B00-44ED-AD36-0268077980BA}">
+  <ds:schemaRefs>
+    <ds:schemaRef ds:uri="http://schemas.microsoft.com/sharepoint/v3/contenttype/forms"/>
+  </ds:schemaRefs>
+</ds:datastoreItem>
+</file>
+
+<file path=customXml/itemProps4.xml><?xml version="1.0" encoding="utf-8"?>
 <ds:datastoreItem xmlns:ds="http://schemas.openxmlformats.org/officeDocument/2006/customXml" ds:itemID="{1145D752-ACC1-45E1-AB53-0C756F67FC7F}">
   <ds:schemaRefs>
     <ds:schemaRef ds:uri="http://schemas.microsoft.com/office/2006/metadata/properties"/>
@@ -21310,12 +21491,4 @@
     <ds:schemaRef ds:uri="a70d3c18-0869-45a1-9f75-4b4b8f0f32be"/>
   </ds:schemaRefs>
 </ds:datastoreItem>
-</file>
-
-<file path=customXml/itemProps4.xml><?xml version="1.0" encoding="utf-8"?>
-<ds:datastoreItem xmlns:ds="http://schemas.openxmlformats.org/officeDocument/2006/customXml" ds:itemID="{81CBDEC1-3B00-44ED-AD36-0268077980BA}">
-  <ds:schemaRefs>
-    <ds:schemaRef ds:uri="http://schemas.microsoft.com/sharepoint/v3/contenttype/forms"/>
-  </ds:schemaRefs>
-</ds:datastoreItem>
 </file>
--- a/fuentes/135333_CF4_DU.docx
+++ b/fuentes/135333_CF4_DU.docx
@@ -3330,7 +3330,23 @@
           <w:szCs w:val="28"/>
           <w:lang w:val="es-419"/>
         </w:rPr>
-        <w:t>El uso indebido de la información puede generar riesgos, incluso discriminación. La revelación de datos del titular como pertenencia a organizaciones, sindicatos, agremiaciones, orientación política, datos relativos a la salud y datos biométricos son datos de alta sensibilidad y se debe garantizar la protección de estos en pro de la garantía del bienestar de su propietario.</w:t>
+        <w:t>El uso indebido de la información puede generar riesgos, incluso discriminación. La revelación de datos del titular</w:t>
+      </w:r>
+      <w:r>
+        <w:rPr>
+          <w:rFonts w:ascii="Calibri" w:hAnsi="Calibri" w:cs="Calibri"/>
+          <w:szCs w:val="28"/>
+          <w:lang w:val="es-419"/>
+        </w:rPr>
+        <w:t>,</w:t>
+      </w:r>
+      <w:r>
+        <w:rPr>
+          <w:rFonts w:ascii="Calibri" w:hAnsi="Calibri" w:cs="Calibri"/>
+          <w:szCs w:val="28"/>
+          <w:lang w:val="es-419"/>
+        </w:rPr>
+        <w:t xml:space="preserve"> como pertenencia a organizaciones, sindicatos, agremiaciones, orientación política, datos relativos a la salud y datos biométricos son datos de alta sensibilidad y se debe garantizar la protección de estos en pro de la garantía del bienestar de su propietario.</w:t>
       </w:r>
     </w:p>
     <w:p>
@@ -4915,6 +4931,7 @@
         <w:rPr>
           <w:lang w:val="es-419" w:eastAsia="es-CO"/>
         </w:rPr>
+        <w:lastRenderedPageBreak/>
         <w:t>En resumen, estos fueron los elementos de la gestión de la cadena de suministro que los líderes tienen en cuenta a la hora de tomar decisiones estratégicas. Por lo tanto, cada componente de la gestión de la cadena de suministro es vital para tomar decisiones estratégicas, ya sea en términos de diversificación de productos o vertical en una organización. Con la tendencia actual a la transformación digital, se han tomado muchas iniciativas digitales para la cadena de suministro, lo que puede ser utilizado por la empresa como una ventaja competitiva.</w:t>
       </w:r>
     </w:p>
@@ -5283,6 +5300,7 @@
         <w:rPr>
           <w:lang w:val="es-419" w:eastAsia="es-CO"/>
         </w:rPr>
+        <w:lastRenderedPageBreak/>
         <w:t>Peticiones, quejas, reclamos, sugerencias, felicitaciones (PQRSF): estos componentes constituyen la mayor composición dentro de los requerimientos de los usuarios, ya que la mayoría de sus solicitudes hacia la empresa están enfocadas en ellas. A nivel general, las PQR hacen alusión a inconformidades o dificultades con la empresa, su personal o los productos adquiridos, mientras que las felicitaciones aluden a un reconocimiento de cliente hacia la empresa y las sugerencias una visión de mejora desde una perspectiva propositiva.</w:t>
       </w:r>
     </w:p>
@@ -5423,21 +5441,12 @@
           <w:rStyle w:val="Extranjerismo"/>
         </w:rPr>
       </w:pPr>
-      <w:proofErr w:type="spellStart"/>
       <w:r>
         <w:rPr>
           <w:rStyle w:val="Extranjerismo"/>
           <w:lang w:val="es-419" w:eastAsia="es-CO"/>
         </w:rPr>
-        <w:t>Call</w:t>
-      </w:r>
-      <w:proofErr w:type="spellEnd"/>
-      <w:r>
-        <w:rPr>
-          <w:rStyle w:val="Extranjerismo"/>
-          <w:lang w:val="es-419" w:eastAsia="es-CO"/>
-        </w:rPr>
-        <w:t xml:space="preserve"> center.</w:t>
+        <w:t>Call center.</w:t>
       </w:r>
     </w:p>
     <w:p>
@@ -7825,17 +7834,8 @@
           <w:rStyle w:val="Extranjerismo"/>
           <w:lang w:val="es-419" w:eastAsia="es-CO"/>
         </w:rPr>
-        <w:t xml:space="preserve">Key Performance </w:t>
-      </w:r>
-      <w:proofErr w:type="spellStart"/>
-      <w:r>
-        <w:rPr>
-          <w:rStyle w:val="Extranjerismo"/>
-          <w:lang w:val="es-419" w:eastAsia="es-CO"/>
-        </w:rPr>
-        <w:t>Indicators</w:t>
-      </w:r>
-      <w:proofErr w:type="spellEnd"/>
+        <w:t>Key Performance Indicators</w:t>
+      </w:r>
       <w:r>
         <w:rPr>
           <w:lang w:val="es-419" w:eastAsia="es-CO"/>
@@ -8292,7 +8292,19 @@
         <w:rPr>
           <w:lang w:val="es-419" w:eastAsia="es-CO"/>
         </w:rPr>
-        <w:t>elacionar los indicadores de rendimiento con las metas y objetivos la organización. Lo ideal es que sean relevantes para las personas que proporcionan los datos y para los usuarios, pero puede que no sea posible que un solo indicador sea relevante para todos los usuarios, esto debido a las diferencias de perspectivas e intereses.</w:t>
+        <w:t xml:space="preserve">elacionar los indicadores de rendimiento con las metas y objetivos </w:t>
+      </w:r>
+      <w:r>
+        <w:rPr>
+          <w:lang w:val="es-419" w:eastAsia="es-CO"/>
+        </w:rPr>
+        <w:t xml:space="preserve">de </w:t>
+      </w:r>
+      <w:r>
+        <w:rPr>
+          <w:lang w:val="es-419" w:eastAsia="es-CO"/>
+        </w:rPr>
+        <w:t>la organización. Lo ideal es que sean relevantes para las personas que proporcionan los datos y para los usuarios, pero puede que no sea posible que un solo indicador sea relevante para todos los usuarios, esto debido a las diferencias de perspectivas e intereses.</w:t>
       </w:r>
     </w:p>
     <w:p>
@@ -9531,16 +9543,8 @@
         <w:rPr>
           <w:rStyle w:val="Extranjerismo"/>
         </w:rPr>
-        <w:t>(</w:t>
-      </w:r>
-      <w:proofErr w:type="spellStart"/>
-      <w:r>
-        <w:rPr>
-          <w:rStyle w:val="Extranjerismo"/>
-        </w:rPr>
-        <w:t>Archievable</w:t>
-      </w:r>
-      <w:proofErr w:type="spellEnd"/>
+        <w:t>(Archievable</w:t>
+      </w:r>
       <w:r>
         <w:rPr>
           <w:lang w:val="es-419" w:eastAsia="es-CO"/>
@@ -10258,23 +10262,7 @@
           <w:rStyle w:val="Extranjerismo"/>
           <w:lang w:val="es-419" w:eastAsia="es-CO"/>
         </w:rPr>
-        <w:t xml:space="preserve">Net </w:t>
-      </w:r>
-      <w:proofErr w:type="spellStart"/>
-      <w:r>
-        <w:rPr>
-          <w:rStyle w:val="Extranjerismo"/>
-          <w:lang w:val="es-419" w:eastAsia="es-CO"/>
-        </w:rPr>
-        <w:t>Promoter</w:t>
-      </w:r>
-      <w:proofErr w:type="spellEnd"/>
-      <w:r>
-        <w:rPr>
-          <w:rStyle w:val="Extranjerismo"/>
-          <w:lang w:val="es-419" w:eastAsia="es-CO"/>
-        </w:rPr>
-        <w:t xml:space="preserve"> Score</w:t>
+        <w:t>Net Promoter Score</w:t>
       </w:r>
       <w:r>
         <w:rPr>
@@ -10544,21 +10532,12 @@
                 <w:szCs w:val="28"/>
               </w:rPr>
             </w:pPr>
-            <w:proofErr w:type="gramStart"/>
             <w:r>
               <w:rPr>
                 <w:rFonts w:cstheme="minorHAnsi"/>
                 <w:szCs w:val="28"/>
               </w:rPr>
-              <w:t>Total</w:t>
-            </w:r>
-            <w:proofErr w:type="gramEnd"/>
-            <w:r>
-              <w:rPr>
-                <w:rFonts w:cstheme="minorHAnsi"/>
-                <w:szCs w:val="28"/>
-              </w:rPr>
-              <w:t xml:space="preserve"> de pedidos no entregados a tiempo.</w:t>
+              <w:t>Total de pedidos no entregados a tiempo.</w:t>
             </w:r>
             <w:r>
               <w:rPr>
@@ -10576,21 +10555,12 @@
                 <w:szCs w:val="28"/>
               </w:rPr>
             </w:pPr>
-            <w:proofErr w:type="gramStart"/>
             <w:r>
               <w:rPr>
                 <w:rFonts w:cstheme="minorHAnsi"/>
                 <w:szCs w:val="28"/>
               </w:rPr>
-              <w:t>Total</w:t>
-            </w:r>
-            <w:proofErr w:type="gramEnd"/>
-            <w:r>
-              <w:rPr>
-                <w:rFonts w:cstheme="minorHAnsi"/>
-                <w:szCs w:val="28"/>
-              </w:rPr>
-              <w:t xml:space="preserve"> de pedidos despachados.</w:t>
+              <w:t>Total de pedidos despachados.</w:t>
             </w:r>
           </w:p>
         </w:tc>
@@ -10696,21 +10666,12 @@
                 <w:szCs w:val="28"/>
               </w:rPr>
             </w:pPr>
-            <w:proofErr w:type="gramStart"/>
             <w:r>
               <w:rPr>
                 <w:rFonts w:cstheme="minorHAnsi"/>
                 <w:szCs w:val="28"/>
               </w:rPr>
-              <w:t>Total</w:t>
-            </w:r>
-            <w:proofErr w:type="gramEnd"/>
-            <w:r>
-              <w:rPr>
-                <w:rFonts w:cstheme="minorHAnsi"/>
-                <w:szCs w:val="28"/>
-              </w:rPr>
-              <w:t xml:space="preserve"> de facturas emitidas.</w:t>
+              <w:t>Total de facturas emitidas.</w:t>
             </w:r>
           </w:p>
         </w:tc>
@@ -10794,21 +10755,12 @@
                 <w:szCs w:val="28"/>
               </w:rPr>
             </w:pPr>
-            <w:proofErr w:type="gramStart"/>
             <w:r>
               <w:rPr>
                 <w:rFonts w:cstheme="minorHAnsi"/>
                 <w:szCs w:val="28"/>
               </w:rPr>
-              <w:t>Total</w:t>
-            </w:r>
-            <w:proofErr w:type="gramEnd"/>
-            <w:r>
-              <w:rPr>
-                <w:rFonts w:cstheme="minorHAnsi"/>
-                <w:szCs w:val="28"/>
-              </w:rPr>
-              <w:t xml:space="preserve"> notas crédito.</w:t>
+              <w:t>Total notas crédito.</w:t>
             </w:r>
           </w:p>
           <w:p>
@@ -10819,21 +10771,12 @@
                 <w:szCs w:val="28"/>
               </w:rPr>
             </w:pPr>
-            <w:proofErr w:type="gramStart"/>
             <w:r>
               <w:rPr>
                 <w:rFonts w:cstheme="minorHAnsi"/>
                 <w:szCs w:val="28"/>
               </w:rPr>
-              <w:t>Total</w:t>
-            </w:r>
-            <w:proofErr w:type="gramEnd"/>
-            <w:r>
-              <w:rPr>
-                <w:rFonts w:cstheme="minorHAnsi"/>
-                <w:szCs w:val="28"/>
-              </w:rPr>
-              <w:t xml:space="preserve"> de facturas generadas.</w:t>
+              <w:t>Total de facturas generadas.</w:t>
             </w:r>
           </w:p>
         </w:tc>
@@ -10915,21 +10858,12 @@
                 <w:szCs w:val="28"/>
               </w:rPr>
             </w:pPr>
-            <w:proofErr w:type="gramStart"/>
             <w:r>
               <w:rPr>
                 <w:rFonts w:cstheme="minorHAnsi"/>
                 <w:szCs w:val="28"/>
               </w:rPr>
-              <w:t>Total</w:t>
-            </w:r>
-            <w:proofErr w:type="gramEnd"/>
-            <w:r>
-              <w:rPr>
-                <w:rFonts w:cstheme="minorHAnsi"/>
-                <w:szCs w:val="28"/>
-              </w:rPr>
-              <w:t xml:space="preserve"> pedidos pendientes por facturar.</w:t>
+              <w:t>Total pedidos pendientes por facturar.</w:t>
             </w:r>
           </w:p>
           <w:p>
@@ -10940,21 +10874,12 @@
                 <w:szCs w:val="28"/>
               </w:rPr>
             </w:pPr>
-            <w:proofErr w:type="gramStart"/>
             <w:r>
               <w:rPr>
                 <w:rFonts w:cstheme="minorHAnsi"/>
                 <w:szCs w:val="28"/>
               </w:rPr>
-              <w:t>Total</w:t>
-            </w:r>
-            <w:proofErr w:type="gramEnd"/>
-            <w:r>
-              <w:rPr>
-                <w:rFonts w:cstheme="minorHAnsi"/>
-                <w:szCs w:val="28"/>
-              </w:rPr>
-              <w:t xml:space="preserve"> pedidos facturados.</w:t>
+              <w:t>Total pedidos facturados.</w:t>
             </w:r>
           </w:p>
         </w:tc>
@@ -20716,6 +20641,216 @@
 </file>
 
 <file path=customXml/item1.xml><?xml version="1.0" encoding="utf-8"?>
+<?mso-contentType ?>
+<FormTemplates xmlns="http://schemas.microsoft.com/sharepoint/v3/contenttype/forms">
+  <Display>DocumentLibraryForm</Display>
+  <Edit>DocumentLibraryForm</Edit>
+  <New>DocumentLibraryForm</New>
+</FormTemplates>
+</file>
+
+<file path=customXml/item2.xml><?xml version="1.0" encoding="utf-8"?>
+<ct:contentTypeSchema xmlns:ct="http://schemas.microsoft.com/office/2006/metadata/contentType" xmlns:ma="http://schemas.microsoft.com/office/2006/metadata/properties/metaAttributes" ct:_="" ma:_="" ma:contentTypeName="Documento" ma:contentTypeID="0x010100FC2B1768DD5A774EB396CCAB0DE361C1" ma:contentTypeVersion="12" ma:contentTypeDescription="Crear nuevo documento." ma:contentTypeScope="" ma:versionID="d4a546b22d2924edabf51241cf3422b8">
+  <xsd:schema xmlns:xsd="http://www.w3.org/2001/XMLSchema" xmlns:xs="http://www.w3.org/2001/XMLSchema" xmlns:p="http://schemas.microsoft.com/office/2006/metadata/properties" xmlns:ns2="a70d3c18-0869-45a1-9f75-4b4b8f0f32be" xmlns:ns3="adccf511-daff-4bcb-9072-914cedbf4c7e" targetNamespace="http://schemas.microsoft.com/office/2006/metadata/properties" ma:root="true" ma:fieldsID="e29002b2d9ca820e89c57fc59ec70c79" ns2:_="" ns3:_="">
+    <xsd:import namespace="a70d3c18-0869-45a1-9f75-4b4b8f0f32be"/>
+    <xsd:import namespace="adccf511-daff-4bcb-9072-914cedbf4c7e"/>
+    <xsd:element name="properties">
+      <xsd:complexType>
+        <xsd:sequence>
+          <xsd:element name="documentManagement">
+            <xsd:complexType>
+              <xsd:all>
+                <xsd:element ref="ns2:MediaServiceMetadata" minOccurs="0"/>
+                <xsd:element ref="ns2:MediaServiceFastMetadata" minOccurs="0"/>
+                <xsd:element ref="ns2:MediaServiceSearchProperties" minOccurs="0"/>
+                <xsd:element ref="ns2:MediaServiceDateTaken" minOccurs="0"/>
+                <xsd:element ref="ns2:MediaServiceGenerationTime" minOccurs="0"/>
+                <xsd:element ref="ns2:MediaServiceEventHashCode" minOccurs="0"/>
+                <xsd:element ref="ns2:MediaLengthInSeconds" minOccurs="0"/>
+                <xsd:element ref="ns2:lcf76f155ced4ddcb4097134ff3c332f" minOccurs="0"/>
+                <xsd:element ref="ns3:TaxCatchAll" minOccurs="0"/>
+                <xsd:element ref="ns2:MediaServiceOCR" minOccurs="0"/>
+                <xsd:element ref="ns2:MediaServiceBillingMetadata" minOccurs="0"/>
+              </xsd:all>
+            </xsd:complexType>
+          </xsd:element>
+        </xsd:sequence>
+      </xsd:complexType>
+    </xsd:element>
+  </xsd:schema>
+  <xsd:schema xmlns:xsd="http://www.w3.org/2001/XMLSchema" xmlns:xs="http://www.w3.org/2001/XMLSchema" xmlns:dms="http://schemas.microsoft.com/office/2006/documentManagement/types" xmlns:pc="http://schemas.microsoft.com/office/infopath/2007/PartnerControls" targetNamespace="a70d3c18-0869-45a1-9f75-4b4b8f0f32be" elementFormDefault="qualified">
+    <xsd:import namespace="http://schemas.microsoft.com/office/2006/documentManagement/types"/>
+    <xsd:import namespace="http://schemas.microsoft.com/office/infopath/2007/PartnerControls"/>
+    <xsd:element name="MediaServiceMetadata" ma:index="8" nillable="true" ma:displayName="MediaServiceMetadata" ma:hidden="true" ma:internalName="MediaServiceMetadata" ma:readOnly="true">
+      <xsd:simpleType>
+        <xsd:restriction base="dms:Note"/>
+      </xsd:simpleType>
+    </xsd:element>
+    <xsd:element name="MediaServiceFastMetadata" ma:index="9" nillable="true" ma:displayName="MediaServiceFastMetadata" ma:hidden="true" ma:internalName="MediaServiceFastMetadata" ma:readOnly="true">
+      <xsd:simpleType>
+        <xsd:restriction base="dms:Note"/>
+      </xsd:simpleType>
+    </xsd:element>
+    <xsd:element name="MediaServiceSearchProperties" ma:index="10" nillable="true" ma:displayName="MediaServiceSearchProperties" ma:hidden="true" ma:internalName="MediaServiceSearchProperties" ma:readOnly="true">
+      <xsd:simpleType>
+        <xsd:restriction base="dms:Note"/>
+      </xsd:simpleType>
+    </xsd:element>
+    <xsd:element name="MediaServiceDateTaken" ma:index="11" nillable="true" ma:displayName="MediaServiceDateTaken" ma:hidden="true" ma:indexed="true" ma:internalName="MediaServiceDateTaken" ma:readOnly="true">
+      <xsd:simpleType>
+        <xsd:restriction base="dms:Text"/>
+      </xsd:simpleType>
+    </xsd:element>
+    <xsd:element name="MediaServiceGenerationTime" ma:index="12" nillable="true" ma:displayName="MediaServiceGenerationTime" ma:hidden="true" ma:internalName="MediaServiceGenerationTime" ma:readOnly="true">
+      <xsd:simpleType>
+        <xsd:restriction base="dms:Text"/>
+      </xsd:simpleType>
+    </xsd:element>
+    <xsd:element name="MediaServiceEventHashCode" ma:index="13" nillable="true" ma:displayName="MediaServiceEventHashCode" ma:hidden="true" ma:internalName="MediaServiceEventHashCode" ma:readOnly="true">
+      <xsd:simpleType>
+        <xsd:restriction base="dms:Text"/>
+      </xsd:simpleType>
+    </xsd:element>
+    <xsd:element name="MediaLengthInSeconds" ma:index="14" nillable="true" ma:displayName="MediaLengthInSeconds" ma:hidden="true" ma:internalName="MediaLengthInSeconds" ma:readOnly="true">
+      <xsd:simpleType>
+        <xsd:restriction base="dms:Unknown"/>
+      </xsd:simpleType>
+    </xsd:element>
+    <xsd:element name="lcf76f155ced4ddcb4097134ff3c332f" ma:index="16" nillable="true" ma:taxonomy="true" ma:internalName="lcf76f155ced4ddcb4097134ff3c332f" ma:taxonomyFieldName="MediaServiceImageTags" ma:displayName="Etiquetas de imagen" ma:readOnly="false" ma:fieldId="{5cf76f15-5ced-4ddc-b409-7134ff3c332f}" ma:taxonomyMulti="true" ma:sspId="d33c8c81-5745-4931-bcc4-c2aeafe86780" ma:termSetId="09814cd3-568e-fe90-9814-8d621ff8fb84" ma:anchorId="fba54fb3-c3e1-fe81-a776-ca4b69148c4d" ma:open="true" ma:isKeyword="false">
+      <xsd:complexType>
+        <xsd:sequence>
+          <xsd:element ref="pc:Terms" minOccurs="0" maxOccurs="1"/>
+        </xsd:sequence>
+      </xsd:complexType>
+    </xsd:element>
+    <xsd:element name="MediaServiceOCR" ma:index="18" nillable="true" ma:displayName="Extracted Text" ma:internalName="MediaServiceOCR" ma:readOnly="true">
+      <xsd:simpleType>
+        <xsd:restriction base="dms:Note">
+          <xsd:maxLength value="255"/>
+        </xsd:restriction>
+      </xsd:simpleType>
+    </xsd:element>
+    <xsd:element name="MediaServiceBillingMetadata" ma:index="19" nillable="true" ma:displayName="MediaServiceBillingMetadata" ma:hidden="true" ma:internalName="MediaServiceBillingMetadata" ma:readOnly="true">
+      <xsd:simpleType>
+        <xsd:restriction base="dms:Note"/>
+      </xsd:simpleType>
+    </xsd:element>
+  </xsd:schema>
+  <xsd:schema xmlns:xsd="http://www.w3.org/2001/XMLSchema" xmlns:xs="http://www.w3.org/2001/XMLSchema" xmlns:dms="http://schemas.microsoft.com/office/2006/documentManagement/types" xmlns:pc="http://schemas.microsoft.com/office/infopath/2007/PartnerControls" targetNamespace="adccf511-daff-4bcb-9072-914cedbf4c7e" elementFormDefault="qualified">
+    <xsd:import namespace="http://schemas.microsoft.com/office/2006/documentManagement/types"/>
+    <xsd:import namespace="http://schemas.microsoft.com/office/infopath/2007/PartnerControls"/>
+    <xsd:element name="TaxCatchAll" ma:index="17" nillable="true" ma:displayName="Taxonomy Catch All Column" ma:hidden="true" ma:list="{d55fdbc5-1632-489d-aeea-ba6fd7407963}" ma:internalName="TaxCatchAll" ma:showField="CatchAllData" ma:web="adccf511-daff-4bcb-9072-914cedbf4c7e">
+      <xsd:complexType>
+        <xsd:complexContent>
+          <xsd:extension base="dms:MultiChoiceLookup">
+            <xsd:sequence>
+              <xsd:element name="Value" type="dms:Lookup" maxOccurs="unbounded" minOccurs="0" nillable="true"/>
+            </xsd:sequence>
+          </xsd:extension>
+        </xsd:complexContent>
+      </xsd:complexType>
+    </xsd:element>
+  </xsd:schema>
+  <xsd:schema xmlns="http://schemas.openxmlformats.org/package/2006/metadata/core-properties" xmlns:xsd="http://www.w3.org/2001/XMLSchema" xmlns:xsi="http://www.w3.org/2001/XMLSchema-instance" xmlns:dc="http://purl.org/dc/elements/1.1/" xmlns:dcterms="http://purl.org/dc/terms/" xmlns:odoc="http://schemas.microsoft.com/internal/obd" targetNamespace="http://schemas.openxmlformats.org/package/2006/metadata/core-properties" elementFormDefault="qualified" attributeFormDefault="unqualified" blockDefault="#all">
+    <xsd:import namespace="http://purl.org/dc/elements/1.1/" schemaLocation="http://dublincore.org/schemas/xmls/qdc/2003/04/02/dc.xsd"/>
+    <xsd:import namespace="http://purl.org/dc/terms/" schemaLocation="http://dublincore.org/schemas/xmls/qdc/2003/04/02/dcterms.xsd"/>
+    <xsd:element name="coreProperties" type="CT_coreProperties"/>
+    <xsd:complexType name="CT_coreProperties">
+      <xsd:all>
+        <xsd:element ref="dc:creator" minOccurs="0" maxOccurs="1"/>
+        <xsd:element ref="dcterms:created" minOccurs="0" maxOccurs="1"/>
+        <xsd:element ref="dc:identifier" minOccurs="0" maxOccurs="1"/>
+        <xsd:element name="contentType" minOccurs="0" maxOccurs="1" type="xsd:string" ma:index="0" ma:displayName="Tipo de contenido"/>
+        <xsd:element ref="dc:title" minOccurs="0" maxOccurs="1" ma:index="4" ma:displayName="Título"/>
+        <xsd:element ref="dc:subject" minOccurs="0" maxOccurs="1"/>
+        <xsd:element ref="dc:description" minOccurs="0" maxOccurs="1"/>
+        <xsd:element name="keywords" minOccurs="0" maxOccurs="1" type="xsd:string"/>
+        <xsd:element ref="dc:language" minOccurs="0" maxOccurs="1"/>
+        <xsd:element name="category" minOccurs="0" maxOccurs="1" type="xsd:string"/>
+        <xsd:element name="version" minOccurs="0" maxOccurs="1" type="xsd:string"/>
+        <xsd:element name="revision" minOccurs="0" maxOccurs="1" type="xsd:string">
+          <xsd:annotation>
+            <xsd:documentation>
+                        This value indicates the number of saves or revisions. The application is responsible for updating this value after each revision.
+                    </xsd:documentation>
+          </xsd:annotation>
+        </xsd:element>
+        <xsd:element name="lastModifiedBy" minOccurs="0" maxOccurs="1" type="xsd:string"/>
+        <xsd:element ref="dcterms:modified" minOccurs="0" maxOccurs="1"/>
+        <xsd:element name="contentStatus" minOccurs="0" maxOccurs="1" type="xsd:string"/>
+      </xsd:all>
+    </xsd:complexType>
+  </xsd:schema>
+  <xs:schema xmlns:pc="http://schemas.microsoft.com/office/infopath/2007/PartnerControls" xmlns:xs="http://www.w3.org/2001/XMLSchema" targetNamespace="http://schemas.microsoft.com/office/infopath/2007/PartnerControls" elementFormDefault="qualified" attributeFormDefault="unqualified">
+    <xs:element name="Person">
+      <xs:complexType>
+        <xs:sequence>
+          <xs:element ref="pc:DisplayName" minOccurs="0"/>
+          <xs:element ref="pc:AccountId" minOccurs="0"/>
+          <xs:element ref="pc:AccountType" minOccurs="0"/>
+        </xs:sequence>
+      </xs:complexType>
+    </xs:element>
+    <xs:element name="DisplayName" type="xs:string"/>
+    <xs:element name="AccountId" type="xs:string"/>
+    <xs:element name="AccountType" type="xs:string"/>
+    <xs:element name="BDCAssociatedEntity">
+      <xs:complexType>
+        <xs:sequence>
+          <xs:element ref="pc:BDCEntity" minOccurs="0" maxOccurs="unbounded"/>
+        </xs:sequence>
+        <xs:attribute ref="pc:EntityNamespace"/>
+        <xs:attribute ref="pc:EntityName"/>
+        <xs:attribute ref="pc:SystemInstanceName"/>
+        <xs:attribute ref="pc:AssociationName"/>
+      </xs:complexType>
+    </xs:element>
+    <xs:attribute name="EntityNamespace" type="xs:string"/>
+    <xs:attribute name="EntityName" type="xs:string"/>
+    <xs:attribute name="SystemInstanceName" type="xs:string"/>
+    <xs:attribute name="AssociationName" type="xs:string"/>
+    <xs:element name="BDCEntity">
+      <xs:complexType>
+        <xs:sequence>
+          <xs:element ref="pc:EntityDisplayName" minOccurs="0"/>
+          <xs:element ref="pc:EntityInstanceReference" minOccurs="0"/>
+          <xs:element ref="pc:EntityId1" minOccurs="0"/>
+          <xs:element ref="pc:EntityId2" minOccurs="0"/>
+          <xs:element ref="pc:EntityId3" minOccurs="0"/>
+          <xs:element ref="pc:EntityId4" minOccurs="0"/>
+          <xs:element ref="pc:EntityId5" minOccurs="0"/>
+        </xs:sequence>
+      </xs:complexType>
+    </xs:element>
+    <xs:element name="EntityDisplayName" type="xs:string"/>
+    <xs:element name="EntityInstanceReference" type="xs:string"/>
+    <xs:element name="EntityId1" type="xs:string"/>
+    <xs:element name="EntityId2" type="xs:string"/>
+    <xs:element name="EntityId3" type="xs:string"/>
+    <xs:element name="EntityId4" type="xs:string"/>
+    <xs:element name="EntityId5" type="xs:string"/>
+    <xs:element name="Terms">
+      <xs:complexType>
+        <xs:sequence>
+          <xs:element ref="pc:TermInfo" minOccurs="0" maxOccurs="unbounded"/>
+        </xs:sequence>
+      </xs:complexType>
+    </xs:element>
+    <xs:element name="TermInfo">
+      <xs:complexType>
+        <xs:sequence>
+          <xs:element ref="pc:TermName" minOccurs="0"/>
+          <xs:element ref="pc:TermId" minOccurs="0"/>
+        </xs:sequence>
+      </xs:complexType>
+    </xs:element>
+    <xs:element name="TermName" type="xs:string"/>
+    <xs:element name="TermId" type="xs:string"/>
+  </xs:schema>
+</ct:contentTypeSchema>
+</file>
+
+<file path=customXml/item3.xml><?xml version="1.0" encoding="utf-8"?>
 <b:Sources xmlns:b="http://schemas.openxmlformats.org/officeDocument/2006/bibliography" xmlns="http://schemas.openxmlformats.org/officeDocument/2006/bibliography" SelectedStyle="\APASixthEditionOfficeOnline.xsl" StyleName="APA" Version="6">
   <b:Source>
     <b:Tag>Mue12</b:Tag>
@@ -21226,216 +21361,6 @@
 </b:Sources>
 </file>
 
-<file path=customXml/item2.xml><?xml version="1.0" encoding="utf-8"?>
-<ct:contentTypeSchema xmlns:ct="http://schemas.microsoft.com/office/2006/metadata/contentType" xmlns:ma="http://schemas.microsoft.com/office/2006/metadata/properties/metaAttributes" ct:_="" ma:_="" ma:contentTypeName="Documento" ma:contentTypeID="0x010100FC2B1768DD5A774EB396CCAB0DE361C1" ma:contentTypeVersion="12" ma:contentTypeDescription="Crear nuevo documento." ma:contentTypeScope="" ma:versionID="d4a546b22d2924edabf51241cf3422b8">
-  <xsd:schema xmlns:xsd="http://www.w3.org/2001/XMLSchema" xmlns:xs="http://www.w3.org/2001/XMLSchema" xmlns:p="http://schemas.microsoft.com/office/2006/metadata/properties" xmlns:ns2="a70d3c18-0869-45a1-9f75-4b4b8f0f32be" xmlns:ns3="adccf511-daff-4bcb-9072-914cedbf4c7e" targetNamespace="http://schemas.microsoft.com/office/2006/metadata/properties" ma:root="true" ma:fieldsID="e29002b2d9ca820e89c57fc59ec70c79" ns2:_="" ns3:_="">
-    <xsd:import namespace="a70d3c18-0869-45a1-9f75-4b4b8f0f32be"/>
-    <xsd:import namespace="adccf511-daff-4bcb-9072-914cedbf4c7e"/>
-    <xsd:element name="properties">
-      <xsd:complexType>
-        <xsd:sequence>
-          <xsd:element name="documentManagement">
-            <xsd:complexType>
-              <xsd:all>
-                <xsd:element ref="ns2:MediaServiceMetadata" minOccurs="0"/>
-                <xsd:element ref="ns2:MediaServiceFastMetadata" minOccurs="0"/>
-                <xsd:element ref="ns2:MediaServiceSearchProperties" minOccurs="0"/>
-                <xsd:element ref="ns2:MediaServiceDateTaken" minOccurs="0"/>
-                <xsd:element ref="ns2:MediaServiceGenerationTime" minOccurs="0"/>
-                <xsd:element ref="ns2:MediaServiceEventHashCode" minOccurs="0"/>
-                <xsd:element ref="ns2:MediaLengthInSeconds" minOccurs="0"/>
-                <xsd:element ref="ns2:lcf76f155ced4ddcb4097134ff3c332f" minOccurs="0"/>
-                <xsd:element ref="ns3:TaxCatchAll" minOccurs="0"/>
-                <xsd:element ref="ns2:MediaServiceOCR" minOccurs="0"/>
-                <xsd:element ref="ns2:MediaServiceBillingMetadata" minOccurs="0"/>
-              </xsd:all>
-            </xsd:complexType>
-          </xsd:element>
-        </xsd:sequence>
-      </xsd:complexType>
-    </xsd:element>
-  </xsd:schema>
-  <xsd:schema xmlns:xsd="http://www.w3.org/2001/XMLSchema" xmlns:xs="http://www.w3.org/2001/XMLSchema" xmlns:dms="http://schemas.microsoft.com/office/2006/documentManagement/types" xmlns:pc="http://schemas.microsoft.com/office/infopath/2007/PartnerControls" targetNamespace="a70d3c18-0869-45a1-9f75-4b4b8f0f32be" elementFormDefault="qualified">
-    <xsd:import namespace="http://schemas.microsoft.com/office/2006/documentManagement/types"/>
-    <xsd:import namespace="http://schemas.microsoft.com/office/infopath/2007/PartnerControls"/>
-    <xsd:element name="MediaServiceMetadata" ma:index="8" nillable="true" ma:displayName="MediaServiceMetadata" ma:hidden="true" ma:internalName="MediaServiceMetadata" ma:readOnly="true">
-      <xsd:simpleType>
-        <xsd:restriction base="dms:Note"/>
-      </xsd:simpleType>
-    </xsd:element>
-    <xsd:element name="MediaServiceFastMetadata" ma:index="9" nillable="true" ma:displayName="MediaServiceFastMetadata" ma:hidden="true" ma:internalName="MediaServiceFastMetadata" ma:readOnly="true">
-      <xsd:simpleType>
-        <xsd:restriction base="dms:Note"/>
-      </xsd:simpleType>
-    </xsd:element>
-    <xsd:element name="MediaServiceSearchProperties" ma:index="10" nillable="true" ma:displayName="MediaServiceSearchProperties" ma:hidden="true" ma:internalName="MediaServiceSearchProperties" ma:readOnly="true">
-      <xsd:simpleType>
-        <xsd:restriction base="dms:Note"/>
-      </xsd:simpleType>
-    </xsd:element>
-    <xsd:element name="MediaServiceDateTaken" ma:index="11" nillable="true" ma:displayName="MediaServiceDateTaken" ma:hidden="true" ma:indexed="true" ma:internalName="MediaServiceDateTaken" ma:readOnly="true">
-      <xsd:simpleType>
-        <xsd:restriction base="dms:Text"/>
-      </xsd:simpleType>
-    </xsd:element>
-    <xsd:element name="MediaServiceGenerationTime" ma:index="12" nillable="true" ma:displayName="MediaServiceGenerationTime" ma:hidden="true" ma:internalName="MediaServiceGenerationTime" ma:readOnly="true">
-      <xsd:simpleType>
-        <xsd:restriction base="dms:Text"/>
-      </xsd:simpleType>
-    </xsd:element>
-    <xsd:element name="MediaServiceEventHashCode" ma:index="13" nillable="true" ma:displayName="MediaServiceEventHashCode" ma:hidden="true" ma:internalName="MediaServiceEventHashCode" ma:readOnly="true">
-      <xsd:simpleType>
-        <xsd:restriction base="dms:Text"/>
-      </xsd:simpleType>
-    </xsd:element>
-    <xsd:element name="MediaLengthInSeconds" ma:index="14" nillable="true" ma:displayName="MediaLengthInSeconds" ma:hidden="true" ma:internalName="MediaLengthInSeconds" ma:readOnly="true">
-      <xsd:simpleType>
-        <xsd:restriction base="dms:Unknown"/>
-      </xsd:simpleType>
-    </xsd:element>
-    <xsd:element name="lcf76f155ced4ddcb4097134ff3c332f" ma:index="16" nillable="true" ma:taxonomy="true" ma:internalName="lcf76f155ced4ddcb4097134ff3c332f" ma:taxonomyFieldName="MediaServiceImageTags" ma:displayName="Etiquetas de imagen" ma:readOnly="false" ma:fieldId="{5cf76f15-5ced-4ddc-b409-7134ff3c332f}" ma:taxonomyMulti="true" ma:sspId="d33c8c81-5745-4931-bcc4-c2aeafe86780" ma:termSetId="09814cd3-568e-fe90-9814-8d621ff8fb84" ma:anchorId="fba54fb3-c3e1-fe81-a776-ca4b69148c4d" ma:open="true" ma:isKeyword="false">
-      <xsd:complexType>
-        <xsd:sequence>
-          <xsd:element ref="pc:Terms" minOccurs="0" maxOccurs="1"/>
-        </xsd:sequence>
-      </xsd:complexType>
-    </xsd:element>
-    <xsd:element name="MediaServiceOCR" ma:index="18" nillable="true" ma:displayName="Extracted Text" ma:internalName="MediaServiceOCR" ma:readOnly="true">
-      <xsd:simpleType>
-        <xsd:restriction base="dms:Note">
-          <xsd:maxLength value="255"/>
-        </xsd:restriction>
-      </xsd:simpleType>
-    </xsd:element>
-    <xsd:element name="MediaServiceBillingMetadata" ma:index="19" nillable="true" ma:displayName="MediaServiceBillingMetadata" ma:hidden="true" ma:internalName="MediaServiceBillingMetadata" ma:readOnly="true">
-      <xsd:simpleType>
-        <xsd:restriction base="dms:Note"/>
-      </xsd:simpleType>
-    </xsd:element>
-  </xsd:schema>
-  <xsd:schema xmlns:xsd="http://www.w3.org/2001/XMLSchema" xmlns:xs="http://www.w3.org/2001/XMLSchema" xmlns:dms="http://schemas.microsoft.com/office/2006/documentManagement/types" xmlns:pc="http://schemas.microsoft.com/office/infopath/2007/PartnerControls" targetNamespace="adccf511-daff-4bcb-9072-914cedbf4c7e" elementFormDefault="qualified">
-    <xsd:import namespace="http://schemas.microsoft.com/office/2006/documentManagement/types"/>
-    <xsd:import namespace="http://schemas.microsoft.com/office/infopath/2007/PartnerControls"/>
-    <xsd:element name="TaxCatchAll" ma:index="17" nillable="true" ma:displayName="Taxonomy Catch All Column" ma:hidden="true" ma:list="{d55fdbc5-1632-489d-aeea-ba6fd7407963}" ma:internalName="TaxCatchAll" ma:showField="CatchAllData" ma:web="adccf511-daff-4bcb-9072-914cedbf4c7e">
-      <xsd:complexType>
-        <xsd:complexContent>
-          <xsd:extension base="dms:MultiChoiceLookup">
-            <xsd:sequence>
-              <xsd:element name="Value" type="dms:Lookup" maxOccurs="unbounded" minOccurs="0" nillable="true"/>
-            </xsd:sequence>
-          </xsd:extension>
-        </xsd:complexContent>
-      </xsd:complexType>
-    </xsd:element>
-  </xsd:schema>
-  <xsd:schema xmlns="http://schemas.openxmlformats.org/package/2006/metadata/core-properties" xmlns:xsd="http://www.w3.org/2001/XMLSchema" xmlns:xsi="http://www.w3.org/2001/XMLSchema-instance" xmlns:dc="http://purl.org/dc/elements/1.1/" xmlns:dcterms="http://purl.org/dc/terms/" xmlns:odoc="http://schemas.microsoft.com/internal/obd" targetNamespace="http://schemas.openxmlformats.org/package/2006/metadata/core-properties" elementFormDefault="qualified" attributeFormDefault="unqualified" blockDefault="#all">
-    <xsd:import namespace="http://purl.org/dc/elements/1.1/" schemaLocation="http://dublincore.org/schemas/xmls/qdc/2003/04/02/dc.xsd"/>
-    <xsd:import namespace="http://purl.org/dc/terms/" schemaLocation="http://dublincore.org/schemas/xmls/qdc/2003/04/02/dcterms.xsd"/>
-    <xsd:element name="coreProperties" type="CT_coreProperties"/>
-    <xsd:complexType name="CT_coreProperties">
-      <xsd:all>
-        <xsd:element ref="dc:creator" minOccurs="0" maxOccurs="1"/>
-        <xsd:element ref="dcterms:created" minOccurs="0" maxOccurs="1"/>
-        <xsd:element ref="dc:identifier" minOccurs="0" maxOccurs="1"/>
-        <xsd:element name="contentType" minOccurs="0" maxOccurs="1" type="xsd:string" ma:index="0" ma:displayName="Tipo de contenido"/>
-        <xsd:element ref="dc:title" minOccurs="0" maxOccurs="1" ma:index="4" ma:displayName="Título"/>
-        <xsd:element ref="dc:subject" minOccurs="0" maxOccurs="1"/>
-        <xsd:element ref="dc:description" minOccurs="0" maxOccurs="1"/>
-        <xsd:element name="keywords" minOccurs="0" maxOccurs="1" type="xsd:string"/>
-        <xsd:element ref="dc:language" minOccurs="0" maxOccurs="1"/>
-        <xsd:element name="category" minOccurs="0" maxOccurs="1" type="xsd:string"/>
-        <xsd:element name="version" minOccurs="0" maxOccurs="1" type="xsd:string"/>
-        <xsd:element name="revision" minOccurs="0" maxOccurs="1" type="xsd:string">
-          <xsd:annotation>
-            <xsd:documentation>
-                        This value indicates the number of saves or revisions. The application is responsible for updating this value after each revision.
-                    </xsd:documentation>
-          </xsd:annotation>
-        </xsd:element>
-        <xsd:element name="lastModifiedBy" minOccurs="0" maxOccurs="1" type="xsd:string"/>
-        <xsd:element ref="dcterms:modified" minOccurs="0" maxOccurs="1"/>
-        <xsd:element name="contentStatus" minOccurs="0" maxOccurs="1" type="xsd:string"/>
-      </xsd:all>
-    </xsd:complexType>
-  </xsd:schema>
-  <xs:schema xmlns:pc="http://schemas.microsoft.com/office/infopath/2007/PartnerControls" xmlns:xs="http://www.w3.org/2001/XMLSchema" targetNamespace="http://schemas.microsoft.com/office/infopath/2007/PartnerControls" elementFormDefault="qualified" attributeFormDefault="unqualified">
-    <xs:element name="Person">
-      <xs:complexType>
-        <xs:sequence>
-          <xs:element ref="pc:DisplayName" minOccurs="0"/>
-          <xs:element ref="pc:AccountId" minOccurs="0"/>
-          <xs:element ref="pc:AccountType" minOccurs="0"/>
-        </xs:sequence>
-      </xs:complexType>
-    </xs:element>
-    <xs:element name="DisplayName" type="xs:string"/>
-    <xs:element name="AccountId" type="xs:string"/>
-    <xs:element name="AccountType" type="xs:string"/>
-    <xs:element name="BDCAssociatedEntity">
-      <xs:complexType>
-        <xs:sequence>
-          <xs:element ref="pc:BDCEntity" minOccurs="0" maxOccurs="unbounded"/>
-        </xs:sequence>
-        <xs:attribute ref="pc:EntityNamespace"/>
-        <xs:attribute ref="pc:EntityName"/>
-        <xs:attribute ref="pc:SystemInstanceName"/>
-        <xs:attribute ref="pc:AssociationName"/>
-      </xs:complexType>
-    </xs:element>
-    <xs:attribute name="EntityNamespace" type="xs:string"/>
-    <xs:attribute name="EntityName" type="xs:string"/>
-    <xs:attribute name="SystemInstanceName" type="xs:string"/>
-    <xs:attribute name="AssociationName" type="xs:string"/>
-    <xs:element name="BDCEntity">
-      <xs:complexType>
-        <xs:sequence>
-          <xs:element ref="pc:EntityDisplayName" minOccurs="0"/>
-          <xs:element ref="pc:EntityInstanceReference" minOccurs="0"/>
-          <xs:element ref="pc:EntityId1" minOccurs="0"/>
-          <xs:element ref="pc:EntityId2" minOccurs="0"/>
-          <xs:element ref="pc:EntityId3" minOccurs="0"/>
-          <xs:element ref="pc:EntityId4" minOccurs="0"/>
-          <xs:element ref="pc:EntityId5" minOccurs="0"/>
-        </xs:sequence>
-      </xs:complexType>
-    </xs:element>
-    <xs:element name="EntityDisplayName" type="xs:string"/>
-    <xs:element name="EntityInstanceReference" type="xs:string"/>
-    <xs:element name="EntityId1" type="xs:string"/>
-    <xs:element name="EntityId2" type="xs:string"/>
-    <xs:element name="EntityId3" type="xs:string"/>
-    <xs:element name="EntityId4" type="xs:string"/>
-    <xs:element name="EntityId5" type="xs:string"/>
-    <xs:element name="Terms">
-      <xs:complexType>
-        <xs:sequence>
-          <xs:element ref="pc:TermInfo" minOccurs="0" maxOccurs="unbounded"/>
-        </xs:sequence>
-      </xs:complexType>
-    </xs:element>
-    <xs:element name="TermInfo">
-      <xs:complexType>
-        <xs:sequence>
-          <xs:element ref="pc:TermName" minOccurs="0"/>
-          <xs:element ref="pc:TermId" minOccurs="0"/>
-        </xs:sequence>
-      </xs:complexType>
-    </xs:element>
-    <xs:element name="TermName" type="xs:string"/>
-    <xs:element name="TermId" type="xs:string"/>
-  </xs:schema>
-</ct:contentTypeSchema>
-</file>
-
-<file path=customXml/item3.xml><?xml version="1.0" encoding="utf-8"?>
-<?mso-contentType ?>
-<FormTemplates xmlns="http://schemas.microsoft.com/sharepoint/v3/contenttype/forms">
-  <Display>DocumentLibraryForm</Display>
-  <Edit>DocumentLibraryForm</Edit>
-  <New>DocumentLibraryForm</New>
-</FormTemplates>
-</file>
-
 <file path=customXml/item4.xml><?xml version="1.0" encoding="utf-8"?>
 <p:properties xmlns:p="http://schemas.microsoft.com/office/2006/metadata/properties" xmlns:xsi="http://www.w3.org/2001/XMLSchema-instance" xmlns:pc="http://schemas.microsoft.com/office/infopath/2007/PartnerControls">
   <documentManagement>
@@ -21448,9 +21373,9 @@
 </file>
 
 <file path=customXml/itemProps1.xml><?xml version="1.0" encoding="utf-8"?>
-<ds:datastoreItem xmlns:ds="http://schemas.openxmlformats.org/officeDocument/2006/customXml" ds:itemID="{84F3832F-79D0-40EC-924E-4EC5D33B7AFB}">
+<ds:datastoreItem xmlns:ds="http://schemas.openxmlformats.org/officeDocument/2006/customXml" ds:itemID="{81CBDEC1-3B00-44ED-AD36-0268077980BA}">
   <ds:schemaRefs>
-    <ds:schemaRef ds:uri="http://schemas.openxmlformats.org/officeDocument/2006/bibliography"/>
+    <ds:schemaRef ds:uri="http://schemas.microsoft.com/sharepoint/v3/contenttype/forms"/>
   </ds:schemaRefs>
 </ds:datastoreItem>
 </file>
@@ -21475,9 +21400,9 @@
 </file>
 
 <file path=customXml/itemProps3.xml><?xml version="1.0" encoding="utf-8"?>
-<ds:datastoreItem xmlns:ds="http://schemas.openxmlformats.org/officeDocument/2006/customXml" ds:itemID="{81CBDEC1-3B00-44ED-AD36-0268077980BA}">
+<ds:datastoreItem xmlns:ds="http://schemas.openxmlformats.org/officeDocument/2006/customXml" ds:itemID="{84F3832F-79D0-40EC-924E-4EC5D33B7AFB}">
   <ds:schemaRefs>
-    <ds:schemaRef ds:uri="http://schemas.microsoft.com/sharepoint/v3/contenttype/forms"/>
+    <ds:schemaRef ds:uri="http://schemas.openxmlformats.org/officeDocument/2006/bibliography"/>
   </ds:schemaRefs>
 </ds:datastoreItem>
 </file>
